--- a/docs/中期检查附件模板.docx
+++ b/docs/中期检查附件模板.docx
@@ -1,12 +1,12 @@
 
 <file path=word/document.xml><?xml version="1.0" encoding="utf-8"?>
-<w:document xmlns:wpc="http://schemas.microsoft.com/office/word/2010/wordprocessingCanvas" xmlns:cx="http://schemas.microsoft.com/office/drawing/2014/chartex" xmlns:cx1="http://schemas.microsoft.com/office/drawing/2015/9/8/chartex" xmlns:cx2="http://schemas.microsoft.com/office/drawing/2015/10/21/chartex" xmlns:cx3="http://schemas.microsoft.com/office/drawing/2016/5/9/chartex" xmlns:cx4="http://schemas.microsoft.com/office/drawing/2016/5/10/chartex" xmlns:cx5="http://schemas.microsoft.com/office/drawing/2016/5/11/chartex" xmlns:cx6="http://schemas.microsoft.com/office/drawing/2016/5/12/chartex" xmlns:cx7="http://schemas.microsoft.com/office/drawing/2016/5/13/chartex" xmlns:cx8="http://schemas.microsoft.com/office/drawing/2016/5/14/chartex" xmlns:mc="http://schemas.openxmlformats.org/markup-compatibility/2006" xmlns:aink="http://schemas.microsoft.com/office/drawing/2016/ink" xmlns:am3d="http://schemas.microsoft.com/office/drawing/2017/model3d" xmlns:o="urn:schemas-microsoft-com:office:office" xmlns:r="http://schemas.openxmlformats.org/officeDocument/2006/relationships" xmlns:m="http://schemas.openxmlformats.org/officeDocument/2006/math" xmlns:v="urn:schemas-microsoft-com:vml" xmlns:wp14="http://schemas.microsoft.com/office/word/2010/wordprocessingDrawing" xmlns:wp="http://schemas.openxmlformats.org/drawingml/2006/wordprocessingDrawing" xmlns:w10="urn:schemas-microsoft-com:office:word" xmlns:w="http://schemas.openxmlformats.org/wordprocessingml/2006/main" xmlns:w14="http://schemas.microsoft.com/office/word/2010/wordml" xmlns:w15="http://schemas.microsoft.com/office/word/2012/wordml" xmlns:w16cid="http://schemas.microsoft.com/office/word/2016/wordml/cid" xmlns:w16se="http://schemas.microsoft.com/office/word/2015/wordml/symex" xmlns:wpg="http://schemas.microsoft.com/office/word/2010/wordprocessingGroup" xmlns:wpi="http://schemas.microsoft.com/office/word/2010/wordprocessingInk" xmlns:wne="http://schemas.microsoft.com/office/word/2006/wordml" xmlns:wps="http://schemas.microsoft.com/office/word/2010/wordprocessingShape" mc:Ignorable="w14 w15 w16se w16cid wp14">
+<w:document xmlns:wpc="http://schemas.microsoft.com/office/word/2010/wordprocessingCanvas" xmlns:cx="http://schemas.microsoft.com/office/drawing/2014/chartex" xmlns:cx1="http://schemas.microsoft.com/office/drawing/2015/9/8/chartex" xmlns:cx2="http://schemas.microsoft.com/office/drawing/2015/10/21/chartex" xmlns:cx3="http://schemas.microsoft.com/office/drawing/2016/5/9/chartex" xmlns:cx4="http://schemas.microsoft.com/office/drawing/2016/5/10/chartex" xmlns:cx5="http://schemas.microsoft.com/office/drawing/2016/5/11/chartex" xmlns:cx6="http://schemas.microsoft.com/office/drawing/2016/5/12/chartex" xmlns:cx7="http://schemas.microsoft.com/office/drawing/2016/5/13/chartex" xmlns:cx8="http://schemas.microsoft.com/office/drawing/2016/5/14/chartex" xmlns:mc="http://schemas.openxmlformats.org/markup-compatibility/2006" xmlns:aink="http://schemas.microsoft.com/office/drawing/2016/ink" xmlns:am3d="http://schemas.microsoft.com/office/drawing/2017/model3d" xmlns:o="urn:schemas-microsoft-com:office:office" xmlns:oel="http://schemas.microsoft.com/office/2019/extlst" xmlns:r="http://schemas.openxmlformats.org/officeDocument/2006/relationships" xmlns:m="http://schemas.openxmlformats.org/officeDocument/2006/math" xmlns:v="urn:schemas-microsoft-com:vml" xmlns:wp14="http://schemas.microsoft.com/office/word/2010/wordprocessingDrawing" xmlns:wp="http://schemas.openxmlformats.org/drawingml/2006/wordprocessingDrawing" xmlns:w10="urn:schemas-microsoft-com:office:word" xmlns:w="http://schemas.openxmlformats.org/wordprocessingml/2006/main" xmlns:w14="http://schemas.microsoft.com/office/word/2010/wordml" xmlns:w15="http://schemas.microsoft.com/office/word/2012/wordml" xmlns:w16cex="http://schemas.microsoft.com/office/word/2018/wordml/cex" xmlns:w16cid="http://schemas.microsoft.com/office/word/2016/wordml/cid" xmlns:w16="http://schemas.microsoft.com/office/word/2018/wordml" xmlns:w16du="http://schemas.microsoft.com/office/word/2023/wordml/word16du" xmlns:w16sdtdh="http://schemas.microsoft.com/office/word/2020/wordml/sdtdatahash" xmlns:w16sdtfl="http://schemas.microsoft.com/office/word/2024/wordml/sdtformatlock" xmlns:w16se="http://schemas.microsoft.com/office/word/2015/wordml/symex" xmlns:wpg="http://schemas.microsoft.com/office/word/2010/wordprocessingGroup" xmlns:wpi="http://schemas.microsoft.com/office/word/2010/wordprocessingInk" xmlns:wne="http://schemas.microsoft.com/office/word/2006/wordml" xmlns:wps="http://schemas.microsoft.com/office/word/2010/wordprocessingShape" mc:Ignorable="w14 w15 w16se w16cid w16 w16cex w16sdtdh w16sdtfl w16du wp14">
   <w:body>
     <w:p>
       <w:pPr>
         <w:jc w:val="center"/>
         <w:rPr>
-          <w:rFonts w:asciiTheme="majorEastAsia" w:eastAsiaTheme="majorEastAsia" w:hAnsiTheme="majorEastAsia"/>
+          <w:rFonts w:asciiTheme="majorEastAsia" w:eastAsiaTheme="majorEastAsia" w:hAnsiTheme="majorEastAsia" w:hint="eastAsia"/>
           <w:b/>
           <w:sz w:val="32"/>
           <w:szCs w:val="32"/>
@@ -69,7 +69,6 @@
               <w:bottom w:val="single" w:sz="4" w:space="0" w:color="auto"/>
               <w:right w:val="single" w:sz="4" w:space="0" w:color="auto"/>
             </w:tcBorders>
-            <w:shd w:val="clear" w:color="auto" w:fill="auto"/>
             <w:noWrap/>
             <w:vAlign w:val="center"/>
           </w:tcPr>
@@ -78,7 +77,7 @@
               <w:widowControl/>
               <w:jc w:val="left"/>
               <w:rPr>
-                <w:rFonts w:ascii="仿宋" w:eastAsia="仿宋" w:hAnsi="仿宋" w:cs="宋体"/>
+                <w:rFonts w:ascii="仿宋" w:eastAsia="仿宋" w:hAnsi="仿宋" w:cs="宋体" w:hint="eastAsia"/>
                 <w:color w:val="000000"/>
                 <w:kern w:val="0"/>
                 <w:sz w:val="22"/>
@@ -104,7 +103,6 @@
               <w:bottom w:val="single" w:sz="4" w:space="0" w:color="auto"/>
               <w:right w:val="single" w:sz="4" w:space="0" w:color="auto"/>
             </w:tcBorders>
-            <w:shd w:val="clear" w:color="auto" w:fill="auto"/>
             <w:noWrap/>
             <w:vAlign w:val="center"/>
           </w:tcPr>
@@ -113,7 +111,7 @@
               <w:widowControl/>
               <w:jc w:val="left"/>
               <w:rPr>
-                <w:rFonts w:ascii="仿宋" w:eastAsia="仿宋" w:hAnsi="仿宋" w:cs="宋体"/>
+                <w:rFonts w:ascii="仿宋" w:eastAsia="仿宋" w:hAnsi="仿宋" w:cs="宋体" w:hint="eastAsia"/>
                 <w:color w:val="000000"/>
                 <w:kern w:val="0"/>
                 <w:sz w:val="22"/>
@@ -139,7 +137,6 @@
               <w:bottom w:val="single" w:sz="4" w:space="0" w:color="auto"/>
               <w:right w:val="single" w:sz="4" w:space="0" w:color="auto"/>
             </w:tcBorders>
-            <w:shd w:val="clear" w:color="auto" w:fill="auto"/>
             <w:noWrap/>
             <w:vAlign w:val="center"/>
           </w:tcPr>
@@ -148,7 +145,7 @@
               <w:widowControl/>
               <w:jc w:val="left"/>
               <w:rPr>
-                <w:rFonts w:ascii="仿宋" w:eastAsia="仿宋" w:hAnsi="仿宋" w:cs="宋体"/>
+                <w:rFonts w:ascii="仿宋" w:eastAsia="仿宋" w:hAnsi="仿宋" w:cs="宋体" w:hint="eastAsia"/>
                 <w:color w:val="000000"/>
                 <w:kern w:val="0"/>
                 <w:sz w:val="22"/>
@@ -174,7 +171,6 @@
               <w:bottom w:val="single" w:sz="4" w:space="0" w:color="auto"/>
               <w:right w:val="single" w:sz="4" w:space="0" w:color="auto"/>
             </w:tcBorders>
-            <w:shd w:val="clear" w:color="auto" w:fill="auto"/>
             <w:noWrap/>
             <w:vAlign w:val="center"/>
           </w:tcPr>
@@ -183,7 +179,7 @@
               <w:widowControl/>
               <w:jc w:val="left"/>
               <w:rPr>
-                <w:rFonts w:ascii="仿宋" w:eastAsia="仿宋" w:hAnsi="仿宋" w:cs="宋体"/>
+                <w:rFonts w:ascii="仿宋" w:eastAsia="仿宋" w:hAnsi="仿宋" w:cs="宋体" w:hint="eastAsia"/>
                 <w:color w:val="000000"/>
                 <w:kern w:val="0"/>
                 <w:sz w:val="22"/>
@@ -218,7 +214,6 @@
               <w:bottom w:val="single" w:sz="4" w:space="0" w:color="auto"/>
               <w:right w:val="single" w:sz="4" w:space="0" w:color="auto"/>
             </w:tcBorders>
-            <w:shd w:val="clear" w:color="auto" w:fill="auto"/>
             <w:noWrap/>
             <w:vAlign w:val="center"/>
           </w:tcPr>
@@ -227,7 +222,7 @@
               <w:widowControl/>
               <w:jc w:val="left"/>
               <w:rPr>
-                <w:rFonts w:ascii="仿宋" w:eastAsia="仿宋" w:hAnsi="仿宋" w:cs="宋体"/>
+                <w:rFonts w:ascii="仿宋" w:eastAsia="仿宋" w:hAnsi="仿宋" w:cs="宋体" w:hint="eastAsia"/>
                 <w:color w:val="000000"/>
                 <w:kern w:val="0"/>
                 <w:sz w:val="22"/>
@@ -253,7 +248,6 @@
               <w:bottom w:val="single" w:sz="4" w:space="0" w:color="auto"/>
               <w:right w:val="single" w:sz="4" w:space="0" w:color="auto"/>
             </w:tcBorders>
-            <w:shd w:val="clear" w:color="auto" w:fill="auto"/>
             <w:noWrap/>
             <w:vAlign w:val="center"/>
           </w:tcPr>
@@ -262,7 +256,7 @@
               <w:widowControl/>
               <w:jc w:val="left"/>
               <w:rPr>
-                <w:rFonts w:ascii="仿宋" w:eastAsia="仿宋" w:hAnsi="仿宋" w:cs="宋体"/>
+                <w:rFonts w:ascii="仿宋" w:eastAsia="仿宋" w:hAnsi="仿宋" w:cs="宋体" w:hint="eastAsia"/>
                 <w:color w:val="000000"/>
                 <w:kern w:val="0"/>
                 <w:sz w:val="22"/>
@@ -294,7 +288,6 @@
               <w:bottom w:val="single" w:sz="4" w:space="0" w:color="auto"/>
               <w:right w:val="single" w:sz="4" w:space="0" w:color="auto"/>
             </w:tcBorders>
-            <w:shd w:val="clear" w:color="auto" w:fill="auto"/>
             <w:noWrap/>
             <w:vAlign w:val="center"/>
           </w:tcPr>
@@ -303,7 +296,7 @@
               <w:widowControl/>
               <w:jc w:val="left"/>
               <w:rPr>
-                <w:rFonts w:ascii="仿宋" w:eastAsia="仿宋" w:hAnsi="仿宋" w:cs="宋体"/>
+                <w:rFonts w:ascii="仿宋" w:eastAsia="仿宋" w:hAnsi="仿宋" w:cs="宋体" w:hint="eastAsia"/>
                 <w:color w:val="000000"/>
                 <w:kern w:val="0"/>
                 <w:sz w:val="22"/>
@@ -329,7 +322,6 @@
               <w:bottom w:val="single" w:sz="4" w:space="0" w:color="auto"/>
               <w:right w:val="single" w:sz="4" w:space="0" w:color="auto"/>
             </w:tcBorders>
-            <w:shd w:val="clear" w:color="auto" w:fill="auto"/>
             <w:noWrap/>
             <w:vAlign w:val="center"/>
           </w:tcPr>
@@ -338,7 +330,7 @@
               <w:widowControl/>
               <w:jc w:val="left"/>
               <w:rPr>
-                <w:rFonts w:ascii="仿宋" w:eastAsia="仿宋" w:hAnsi="仿宋" w:cs="宋体"/>
+                <w:rFonts w:ascii="仿宋" w:eastAsia="仿宋" w:hAnsi="仿宋" w:cs="宋体" w:hint="eastAsia"/>
                 <w:color w:val="000000"/>
                 <w:kern w:val="0"/>
                 <w:sz w:val="22"/>
@@ -364,7 +356,6 @@
               <w:bottom w:val="single" w:sz="4" w:space="0" w:color="auto"/>
               <w:right w:val="single" w:sz="4" w:space="0" w:color="auto"/>
             </w:tcBorders>
-            <w:shd w:val="clear" w:color="auto" w:fill="auto"/>
             <w:noWrap/>
             <w:vAlign w:val="center"/>
           </w:tcPr>
@@ -373,7 +364,7 @@
               <w:widowControl/>
               <w:jc w:val="left"/>
               <w:rPr>
-                <w:rFonts w:ascii="仿宋" w:eastAsia="仿宋" w:hAnsi="仿宋" w:cs="宋体"/>
+                <w:rFonts w:ascii="仿宋" w:eastAsia="仿宋" w:hAnsi="仿宋" w:cs="宋体" w:hint="eastAsia"/>
                 <w:color w:val="000000"/>
                 <w:kern w:val="0"/>
                 <w:sz w:val="22"/>
@@ -399,7 +390,6 @@
               <w:bottom w:val="single" w:sz="4" w:space="0" w:color="auto"/>
               <w:right w:val="single" w:sz="4" w:space="0" w:color="auto"/>
             </w:tcBorders>
-            <w:shd w:val="clear" w:color="auto" w:fill="auto"/>
             <w:noWrap/>
             <w:vAlign w:val="center"/>
           </w:tcPr>
@@ -408,7 +398,7 @@
               <w:widowControl/>
               <w:jc w:val="left"/>
               <w:rPr>
-                <w:rFonts w:ascii="仿宋" w:eastAsia="仿宋" w:hAnsi="仿宋" w:cs="宋体"/>
+                <w:rFonts w:ascii="仿宋" w:eastAsia="仿宋" w:hAnsi="仿宋" w:cs="宋体" w:hint="eastAsia"/>
                 <w:color w:val="000000"/>
                 <w:kern w:val="0"/>
                 <w:sz w:val="22"/>
@@ -434,7 +424,6 @@
               <w:bottom w:val="single" w:sz="4" w:space="0" w:color="auto"/>
               <w:right w:val="single" w:sz="4" w:space="0" w:color="auto"/>
             </w:tcBorders>
-            <w:shd w:val="clear" w:color="auto" w:fill="auto"/>
             <w:noWrap/>
             <w:vAlign w:val="center"/>
           </w:tcPr>
@@ -443,7 +432,7 @@
               <w:widowControl/>
               <w:jc w:val="left"/>
               <w:rPr>
-                <w:rFonts w:ascii="仿宋" w:eastAsia="仿宋" w:hAnsi="仿宋" w:cs="宋体"/>
+                <w:rFonts w:ascii="仿宋" w:eastAsia="仿宋" w:hAnsi="仿宋" w:cs="宋体" w:hint="eastAsia"/>
                 <w:color w:val="000000"/>
                 <w:kern w:val="0"/>
                 <w:sz w:val="22"/>
@@ -469,7 +458,6 @@
               <w:bottom w:val="single" w:sz="4" w:space="0" w:color="auto"/>
               <w:right w:val="single" w:sz="4" w:space="0" w:color="auto"/>
             </w:tcBorders>
-            <w:shd w:val="clear" w:color="auto" w:fill="auto"/>
             <w:noWrap/>
             <w:vAlign w:val="center"/>
           </w:tcPr>
@@ -478,7 +466,7 @@
               <w:widowControl/>
               <w:jc w:val="left"/>
               <w:rPr>
-                <w:rFonts w:ascii="仿宋" w:eastAsia="仿宋" w:hAnsi="仿宋" w:cs="宋体"/>
+                <w:rFonts w:ascii="仿宋" w:eastAsia="仿宋" w:hAnsi="仿宋" w:cs="宋体" w:hint="eastAsia"/>
                 <w:color w:val="000000"/>
                 <w:kern w:val="0"/>
                 <w:sz w:val="22"/>
@@ -510,7 +498,6 @@
               <w:bottom w:val="single" w:sz="4" w:space="0" w:color="auto"/>
               <w:right w:val="single" w:sz="4" w:space="0" w:color="auto"/>
             </w:tcBorders>
-            <w:shd w:val="clear" w:color="auto" w:fill="auto"/>
             <w:noWrap/>
             <w:vAlign w:val="center"/>
           </w:tcPr>
@@ -519,7 +506,7 @@
               <w:widowControl/>
               <w:jc w:val="left"/>
               <w:rPr>
-                <w:rFonts w:ascii="仿宋" w:eastAsia="仿宋" w:hAnsi="仿宋" w:cs="宋体"/>
+                <w:rFonts w:ascii="仿宋" w:eastAsia="仿宋" w:hAnsi="仿宋" w:cs="宋体" w:hint="eastAsia"/>
                 <w:color w:val="000000"/>
                 <w:kern w:val="0"/>
                 <w:sz w:val="22"/>
@@ -555,7 +542,6 @@
               <w:bottom w:val="single" w:sz="4" w:space="0" w:color="auto"/>
               <w:right w:val="single" w:sz="4" w:space="0" w:color="auto"/>
             </w:tcBorders>
-            <w:shd w:val="clear" w:color="auto" w:fill="auto"/>
             <w:noWrap/>
             <w:vAlign w:val="center"/>
           </w:tcPr>
@@ -563,7 +549,7 @@
             <w:pPr>
               <w:widowControl/>
               <w:rPr>
-                <w:rFonts w:ascii="仿宋" w:eastAsia="仿宋" w:hAnsi="仿宋" w:cs="宋体"/>
+                <w:rFonts w:ascii="仿宋" w:eastAsia="仿宋" w:hAnsi="仿宋" w:cs="宋体" w:hint="eastAsia"/>
                 <w:color w:val="000000"/>
                 <w:kern w:val="0"/>
                 <w:sz w:val="22"/>
@@ -607,7 +593,6 @@
               <w:bottom w:val="single" w:sz="4" w:space="0" w:color="auto"/>
               <w:right w:val="single" w:sz="4" w:space="0" w:color="auto"/>
             </w:tcBorders>
-            <w:shd w:val="clear" w:color="auto" w:fill="auto"/>
             <w:noWrap/>
             <w:vAlign w:val="center"/>
           </w:tcPr>
@@ -616,7 +601,7 @@
               <w:widowControl/>
               <w:jc w:val="left"/>
               <w:rPr>
-                <w:rFonts w:ascii="仿宋" w:eastAsia="仿宋" w:hAnsi="仿宋" w:cs="宋体"/>
+                <w:rFonts w:ascii="仿宋" w:eastAsia="仿宋" w:hAnsi="仿宋" w:cs="宋体" w:hint="eastAsia"/>
                 <w:color w:val="000000"/>
                 <w:kern w:val="0"/>
                 <w:sz w:val="22"/>
@@ -643,7 +628,6 @@
               <w:bottom w:val="single" w:sz="4" w:space="0" w:color="auto"/>
               <w:right w:val="single" w:sz="4" w:space="0" w:color="auto"/>
             </w:tcBorders>
-            <w:shd w:val="clear" w:color="auto" w:fill="auto"/>
             <w:noWrap/>
             <w:vAlign w:val="center"/>
           </w:tcPr>
@@ -651,7 +635,7 @@
             <w:pPr>
               <w:widowControl/>
               <w:rPr>
-                <w:rFonts w:ascii="仿宋" w:eastAsia="仿宋" w:hAnsi="仿宋" w:cs="宋体"/>
+                <w:rFonts w:ascii="仿宋" w:eastAsia="仿宋" w:hAnsi="仿宋" w:cs="宋体" w:hint="eastAsia"/>
                 <w:color w:val="000000"/>
                 <w:kern w:val="0"/>
                 <w:sz w:val="22"/>
@@ -729,7 +713,6 @@
               <w:bottom w:val="single" w:sz="4" w:space="0" w:color="auto"/>
               <w:right w:val="single" w:sz="4" w:space="0" w:color="auto"/>
             </w:tcBorders>
-            <w:shd w:val="clear" w:color="auto" w:fill="auto"/>
             <w:noWrap/>
           </w:tcPr>
           <w:p>
@@ -737,7 +720,7 @@
               <w:spacing w:line="440" w:lineRule="exact"/>
               <w:jc w:val="center"/>
               <w:rPr>
-                <w:rFonts w:ascii="仿宋" w:eastAsia="仿宋" w:hAnsi="仿宋" w:cs="宋体"/>
+                <w:rFonts w:ascii="仿宋" w:eastAsia="仿宋" w:hAnsi="仿宋" w:cs="宋体" w:hint="eastAsia"/>
                 <w:color w:val="000000"/>
                 <w:kern w:val="0"/>
                 <w:sz w:val="22"/>
@@ -771,7 +754,6 @@
               <w:bottom w:val="single" w:sz="4" w:space="0" w:color="auto"/>
               <w:right w:val="single" w:sz="4" w:space="0" w:color="auto"/>
             </w:tcBorders>
-            <w:shd w:val="clear" w:color="auto" w:fill="auto"/>
             <w:noWrap/>
             <w:vAlign w:val="center"/>
           </w:tcPr>
@@ -780,7 +762,7 @@
               <w:widowControl/>
               <w:jc w:val="left"/>
               <w:rPr>
-                <w:rFonts w:ascii="仿宋" w:eastAsia="仿宋" w:hAnsi="仿宋" w:cs="宋体"/>
+                <w:rFonts w:ascii="仿宋" w:eastAsia="仿宋" w:hAnsi="仿宋" w:cs="宋体" w:hint="eastAsia"/>
                 <w:color w:val="000000"/>
                 <w:kern w:val="0"/>
                 <w:sz w:val="22"/>
@@ -807,7 +789,6 @@
               <w:bottom w:val="single" w:sz="4" w:space="0" w:color="auto"/>
               <w:right w:val="single" w:sz="4" w:space="0" w:color="auto"/>
             </w:tcBorders>
-            <w:shd w:val="clear" w:color="auto" w:fill="auto"/>
             <w:noWrap/>
           </w:tcPr>
           <w:p>
@@ -817,21 +798,12 @@
               <w:adjustRightInd w:val="0"/>
               <w:jc w:val="left"/>
               <w:rPr>
-                <w:rFonts w:ascii="仿宋" w:eastAsia="仿宋" w:hAnsi="仿宋" w:cs="宋体"/>
-                <w:color w:val="000000"/>
-                <w:kern w:val="0"/>
-                <w:szCs w:val="21"/>
-              </w:rPr>
-            </w:pPr>
-            <w:r>
-              <w:rPr>
                 <w:rFonts w:ascii="仿宋" w:eastAsia="仿宋" w:hAnsi="仿宋" w:cs="宋体" w:hint="eastAsia"/>
                 <w:color w:val="000000"/>
                 <w:kern w:val="0"/>
                 <w:szCs w:val="21"/>
               </w:rPr>
-              <w:t>（包括</w:t>
-            </w:r>
+            </w:pPr>
             <w:r>
               <w:rPr>
                 <w:rFonts w:ascii="仿宋" w:eastAsia="仿宋" w:hAnsi="仿宋" w:cs="宋体" w:hint="eastAsia"/>
@@ -839,7 +811,7 @@
                 <w:kern w:val="0"/>
                 <w:szCs w:val="21"/>
               </w:rPr>
-              <w:t>实验记录、科研数据图表、实践训练记录等</w:t>
+              <w:t>（包括</w:t>
             </w:r>
             <w:r>
               <w:rPr>
@@ -848,6 +820,15 @@
                 <w:kern w:val="0"/>
                 <w:szCs w:val="21"/>
               </w:rPr>
+              <w:t>实验记录、科研数据图表、实践训练记录等</w:t>
+            </w:r>
+            <w:r>
+              <w:rPr>
+                <w:rFonts w:ascii="仿宋" w:eastAsia="仿宋" w:hAnsi="仿宋" w:cs="宋体" w:hint="eastAsia"/>
+                <w:color w:val="000000"/>
+                <w:kern w:val="0"/>
+                <w:szCs w:val="21"/>
+              </w:rPr>
               <w:t>）</w:t>
             </w:r>
           </w:p>
@@ -857,7 +838,7 @@
               <w:jc w:val="left"/>
               <w:outlineLvl w:val="1"/>
               <w:rPr>
-                <w:rFonts w:ascii="宋体" w:eastAsia="宋体" w:hAnsi="宋体" w:cs="宋体"/>
+                <w:rFonts w:ascii="宋体" w:eastAsia="宋体" w:hAnsi="宋体" w:cs="宋体" w:hint="eastAsia"/>
                 <w:b/>
                 <w:bCs/>
                 <w:kern w:val="0"/>
@@ -884,7 +865,7 @@
               <w:jc w:val="left"/>
               <w:outlineLvl w:val="2"/>
               <w:rPr>
-                <w:rFonts w:ascii="宋体" w:eastAsia="宋体" w:hAnsi="宋体" w:cs="宋体"/>
+                <w:rFonts w:ascii="宋体" w:eastAsia="宋体" w:hAnsi="宋体" w:cs="宋体" w:hint="eastAsia"/>
                 <w:b/>
                 <w:bCs/>
                 <w:kern w:val="0"/>
@@ -910,7 +891,7 @@
               <w:ind w:firstLineChars="200" w:firstLine="480"/>
               <w:jc w:val="left"/>
               <w:rPr>
-                <w:rFonts w:ascii="宋体" w:eastAsia="宋体" w:hAnsi="宋体" w:cs="宋体"/>
+                <w:rFonts w:ascii="宋体" w:eastAsia="宋体" w:hAnsi="宋体" w:cs="宋体" w:hint="eastAsia"/>
                 <w:kern w:val="0"/>
                 <w:sz w:val="24"/>
                 <w:szCs w:val="24"/>
@@ -931,7 +912,7 @@
               <w:widowControl/>
               <w:jc w:val="left"/>
               <w:rPr>
-                <w:rFonts w:ascii="宋体" w:eastAsia="宋体" w:hAnsi="宋体" w:cs="宋体"/>
+                <w:rFonts w:ascii="宋体" w:eastAsia="宋体" w:hAnsi="宋体" w:cs="宋体" w:hint="eastAsia"/>
                 <w:kern w:val="0"/>
                 <w:sz w:val="24"/>
                 <w:szCs w:val="24"/>
@@ -1181,11 +1162,10 @@
           <w:p>
             <w:pPr>
               <w:widowControl/>
-              <w:spacing w:beforeLines="50" w:before="156" w:afterLines="50" w:after="156"/>
               <w:jc w:val="left"/>
               <w:outlineLvl w:val="2"/>
               <w:rPr>
-                <w:rFonts w:ascii="宋体" w:eastAsia="宋体" w:hAnsi="宋体" w:cs="宋体"/>
+                <w:rFonts w:ascii="宋体" w:eastAsia="宋体" w:hAnsi="宋体" w:cs="宋体" w:hint="eastAsia"/>
                 <w:b/>
                 <w:bCs/>
                 <w:kern w:val="0"/>
@@ -1212,7 +1192,7 @@
               <w:ind w:firstLineChars="200" w:firstLine="480"/>
               <w:jc w:val="left"/>
               <w:rPr>
-                <w:rFonts w:ascii="宋体" w:eastAsia="宋体" w:hAnsi="宋体" w:cs="宋体"/>
+                <w:rFonts w:ascii="宋体" w:eastAsia="宋体" w:hAnsi="宋体" w:cs="宋体" w:hint="eastAsia"/>
                 <w:kern w:val="0"/>
                 <w:sz w:val="24"/>
                 <w:szCs w:val="24"/>
@@ -1255,7 +1235,7 @@
               <w:ind w:firstLineChars="200" w:firstLine="482"/>
               <w:jc w:val="left"/>
               <w:rPr>
-                <w:rFonts w:ascii="宋体" w:eastAsia="宋体" w:hAnsi="宋体" w:cs="宋体"/>
+                <w:rFonts w:ascii="宋体" w:eastAsia="宋体" w:hAnsi="宋体" w:cs="宋体" w:hint="eastAsia"/>
                 <w:kern w:val="0"/>
                 <w:sz w:val="24"/>
                 <w:szCs w:val="24"/>
@@ -1323,7 +1303,7 @@
                 <w:sz w:val="24"/>
                 <w:szCs w:val="24"/>
               </w:rPr>
-              <w:t>搜集业务时效性要求高、传统数据库检索无法满足语义化查询需求的痛点，面向内部人员打造</w:t>
+              <w:t>搜集业务时效性要求高、传统数据库检索无法满足语义化查询需求的痛点，面向内部人员打造智能问答服务。业务检索核心聚焦药物靶点、帕金森、阿尔茨海默病等细</w:t>
             </w:r>
             <w:r>
               <w:rPr>
@@ -1333,7 +1313,7 @@
                 <w:szCs w:val="24"/>
               </w:rPr>
               <w:lastRenderedPageBreak/>
-              <w:t>智能问答服务。业务检索核心聚焦药物靶点、帕金森、阿尔茨海默病等细分疾病领域，同时需要查询跨国药企、行业头部企业等最新动态，涵盖投融资行为、商业交易及行业快讯等多类情报信息。</w:t>
+              <w:t>分疾病领域，同时需要查询跨国药企、行业头部企业等最新动态，涵盖投融资行为、商业交易及行业快讯等多类情报信息。</w:t>
             </w:r>
           </w:p>
           <w:p>
@@ -1342,7 +1322,7 @@
               <w:ind w:firstLineChars="200" w:firstLine="480"/>
               <w:jc w:val="left"/>
               <w:rPr>
-                <w:rFonts w:ascii="宋体" w:eastAsia="宋体" w:hAnsi="宋体" w:cs="宋体"/>
+                <w:rFonts w:ascii="宋体" w:eastAsia="宋体" w:hAnsi="宋体" w:cs="宋体" w:hint="eastAsia"/>
                 <w:kern w:val="0"/>
                 <w:sz w:val="24"/>
                 <w:szCs w:val="24"/>
@@ -1415,7 +1395,7 @@
               <w:ind w:firstLineChars="200" w:firstLine="480"/>
               <w:jc w:val="left"/>
               <w:rPr>
-                <w:rFonts w:ascii="宋体" w:eastAsia="宋体" w:hAnsi="宋体" w:cs="宋体"/>
+                <w:rFonts w:ascii="宋体" w:eastAsia="宋体" w:hAnsi="宋体" w:cs="宋体" w:hint="eastAsia"/>
                 <w:kern w:val="0"/>
                 <w:sz w:val="24"/>
                 <w:szCs w:val="24"/>
@@ -1457,7 +1437,7 @@
               <w:ind w:firstLineChars="200" w:firstLine="482"/>
               <w:jc w:val="left"/>
               <w:rPr>
-                <w:rFonts w:ascii="宋体" w:eastAsia="宋体" w:hAnsi="宋体" w:cs="宋体"/>
+                <w:rFonts w:ascii="宋体" w:eastAsia="宋体" w:hAnsi="宋体" w:cs="宋体" w:hint="eastAsia"/>
                 <w:kern w:val="0"/>
                 <w:sz w:val="24"/>
                 <w:szCs w:val="24"/>
@@ -1530,7 +1510,7 @@
               <w:ind w:firstLineChars="200" w:firstLine="480"/>
               <w:jc w:val="left"/>
               <w:rPr>
-                <w:rFonts w:ascii="宋体" w:eastAsia="宋体" w:hAnsi="宋体" w:cs="宋体"/>
+                <w:rFonts w:ascii="宋体" w:eastAsia="宋体" w:hAnsi="宋体" w:cs="宋体" w:hint="eastAsia"/>
                 <w:kern w:val="0"/>
                 <w:sz w:val="24"/>
                 <w:szCs w:val="24"/>
@@ -1610,7 +1590,7 @@
               <w:ind w:firstLineChars="200" w:firstLine="480"/>
               <w:jc w:val="left"/>
               <w:rPr>
-                <w:rFonts w:ascii="宋体" w:eastAsia="宋体" w:hAnsi="宋体" w:cs="宋体"/>
+                <w:rFonts w:ascii="宋体" w:eastAsia="宋体" w:hAnsi="宋体" w:cs="宋体" w:hint="eastAsia"/>
                 <w:kern w:val="0"/>
                 <w:sz w:val="24"/>
                 <w:szCs w:val="24"/>
@@ -1652,7 +1632,7 @@
               <w:ind w:firstLineChars="200" w:firstLine="482"/>
               <w:jc w:val="left"/>
               <w:rPr>
-                <w:rFonts w:ascii="宋体" w:eastAsia="宋体" w:hAnsi="宋体" w:cs="宋体"/>
+                <w:rFonts w:ascii="宋体" w:eastAsia="宋体" w:hAnsi="宋体" w:cs="宋体" w:hint="eastAsia"/>
                 <w:kern w:val="0"/>
                 <w:sz w:val="24"/>
                 <w:szCs w:val="24"/>
@@ -1789,7 +1769,7 @@
               <w:jc w:val="left"/>
               <w:outlineLvl w:val="1"/>
               <w:rPr>
-                <w:rFonts w:ascii="宋体" w:eastAsia="宋体" w:hAnsi="宋体" w:cs="宋体"/>
+                <w:rFonts w:ascii="宋体" w:eastAsia="宋体" w:hAnsi="宋体" w:cs="宋体" w:hint="eastAsia"/>
                 <w:b/>
                 <w:bCs/>
                 <w:kern w:val="0"/>
@@ -1806,7 +1786,6 @@
                 <w:sz w:val="30"/>
                 <w:szCs w:val="30"/>
               </w:rPr>
-              <w:lastRenderedPageBreak/>
               <w:t>二、论文中期进展情况</w:t>
             </w:r>
           </w:p>
@@ -1816,7 +1795,7 @@
               <w:jc w:val="left"/>
               <w:outlineLvl w:val="2"/>
               <w:rPr>
-                <w:rFonts w:ascii="宋体" w:eastAsia="宋体" w:hAnsi="宋体" w:cs="宋体"/>
+                <w:rFonts w:ascii="宋体" w:eastAsia="宋体" w:hAnsi="宋体" w:cs="宋体" w:hint="eastAsia"/>
                 <w:b/>
                 <w:bCs/>
                 <w:kern w:val="0"/>
@@ -1833,6 +1812,7 @@
                 <w:sz w:val="28"/>
                 <w:szCs w:val="28"/>
               </w:rPr>
+              <w:lastRenderedPageBreak/>
               <w:t>2.1 论文研究背景与目标</w:t>
             </w:r>
           </w:p>
@@ -1842,7 +1822,7 @@
               <w:ind w:firstLineChars="200" w:firstLine="480"/>
               <w:jc w:val="left"/>
               <w:rPr>
-                <w:rFonts w:ascii="宋体" w:eastAsia="宋体" w:hAnsi="宋体" w:cs="宋体"/>
+                <w:rFonts w:ascii="宋体" w:eastAsia="宋体" w:hAnsi="宋体" w:cs="宋体" w:hint="eastAsia"/>
                 <w:kern w:val="0"/>
                 <w:sz w:val="24"/>
                 <w:szCs w:val="24"/>
@@ -1964,7 +1944,7 @@
               <w:ind w:firstLineChars="200" w:firstLine="480"/>
               <w:jc w:val="left"/>
               <w:rPr>
-                <w:rFonts w:ascii="宋体" w:eastAsia="宋体" w:hAnsi="宋体" w:cs="宋体"/>
+                <w:rFonts w:ascii="宋体" w:eastAsia="宋体" w:hAnsi="宋体" w:cs="宋体" w:hint="eastAsia"/>
                 <w:kern w:val="0"/>
                 <w:sz w:val="24"/>
                 <w:szCs w:val="24"/>
@@ -2005,7 +1985,7 @@
               <w:widowControl/>
               <w:jc w:val="left"/>
               <w:rPr>
-                <w:rFonts w:ascii="宋体" w:eastAsia="宋体" w:hAnsi="宋体" w:cs="宋体"/>
+                <w:rFonts w:ascii="宋体" w:eastAsia="宋体" w:hAnsi="宋体" w:cs="宋体" w:hint="eastAsia"/>
                 <w:kern w:val="0"/>
                 <w:sz w:val="24"/>
                 <w:szCs w:val="24"/>
@@ -2030,7 +2010,7 @@
               </w:numPr>
               <w:jc w:val="left"/>
               <w:rPr>
-                <w:rFonts w:ascii="宋体" w:eastAsia="宋体" w:hAnsi="宋体" w:cs="宋体"/>
+                <w:rFonts w:ascii="宋体" w:eastAsia="宋体" w:hAnsi="宋体" w:cs="宋体" w:hint="eastAsia"/>
                 <w:kern w:val="0"/>
                 <w:sz w:val="24"/>
                 <w:szCs w:val="24"/>
@@ -2086,7 +2066,7 @@
               </w:numPr>
               <w:jc w:val="left"/>
               <w:rPr>
-                <w:rFonts w:ascii="宋体" w:eastAsia="宋体" w:hAnsi="宋体" w:cs="宋体"/>
+                <w:rFonts w:ascii="宋体" w:eastAsia="宋体" w:hAnsi="宋体" w:cs="宋体" w:hint="eastAsia"/>
                 <w:kern w:val="0"/>
                 <w:sz w:val="24"/>
                 <w:szCs w:val="24"/>
@@ -2142,7 +2122,7 @@
               </w:numPr>
               <w:jc w:val="left"/>
               <w:rPr>
-                <w:rFonts w:ascii="宋体" w:eastAsia="宋体" w:hAnsi="宋体" w:cs="宋体"/>
+                <w:rFonts w:ascii="宋体" w:eastAsia="宋体" w:hAnsi="宋体" w:cs="宋体" w:hint="eastAsia"/>
                 <w:kern w:val="0"/>
                 <w:sz w:val="24"/>
                 <w:szCs w:val="24"/>
@@ -2178,7 +2158,7 @@
               </w:numPr>
               <w:jc w:val="left"/>
               <w:rPr>
-                <w:rFonts w:ascii="宋体" w:eastAsia="宋体" w:hAnsi="宋体" w:cs="宋体"/>
+                <w:rFonts w:ascii="宋体" w:eastAsia="宋体" w:hAnsi="宋体" w:cs="宋体" w:hint="eastAsia"/>
                 <w:kern w:val="0"/>
                 <w:sz w:val="24"/>
                 <w:szCs w:val="24"/>
@@ -2211,7 +2191,7 @@
               <w:jc w:val="left"/>
               <w:outlineLvl w:val="2"/>
               <w:rPr>
-                <w:rFonts w:ascii="宋体" w:eastAsia="宋体" w:hAnsi="宋体" w:cs="宋体"/>
+                <w:rFonts w:ascii="宋体" w:eastAsia="宋体" w:hAnsi="宋体" w:cs="宋体" w:hint="eastAsia"/>
                 <w:b/>
                 <w:bCs/>
                 <w:kern w:val="0"/>
@@ -2236,7 +2216,7 @@
               <w:widowControl/>
               <w:jc w:val="left"/>
               <w:rPr>
-                <w:rFonts w:ascii="宋体" w:eastAsia="宋体" w:hAnsi="宋体" w:cs="宋体"/>
+                <w:rFonts w:ascii="宋体" w:eastAsia="宋体" w:hAnsi="宋体" w:cs="宋体" w:hint="eastAsia"/>
                 <w:kern w:val="0"/>
                 <w:sz w:val="24"/>
                 <w:szCs w:val="24"/>
@@ -2262,8 +2242,6 @@
               </w:rPr>
               <w:t>已落地代码</w:t>
             </w:r>
-            <w:bookmarkStart w:id="0" w:name="_GoBack"/>
-            <w:bookmarkEnd w:id="0"/>
             <w:r>
               <w:rPr>
                 <w:rFonts w:ascii="宋体" w:eastAsia="宋体" w:hAnsi="宋体" w:cs="宋体"/>
@@ -2297,14 +2275,9 @@
           <w:p>
             <w:pPr>
               <w:widowControl/>
-              <w:numPr>
-                <w:ilvl w:val="0"/>
-                <w:numId w:val="3"/>
-              </w:numPr>
-              <w:spacing w:before="100" w:beforeAutospacing="1" w:after="100" w:afterAutospacing="1"/>
-              <w:jc w:val="left"/>
-              <w:rPr>
-                <w:rFonts w:ascii="宋体" w:eastAsia="宋体" w:hAnsi="宋体" w:cs="宋体"/>
+              <w:jc w:val="left"/>
+              <w:rPr>
+                <w:rFonts w:ascii="宋体" w:eastAsia="宋体" w:hAnsi="宋体" w:cs="宋体" w:hint="eastAsia"/>
                 <w:kern w:val="0"/>
                 <w:sz w:val="24"/>
                 <w:szCs w:val="24"/>
@@ -2334,14 +2307,9 @@
           <w:p>
             <w:pPr>
               <w:widowControl/>
-              <w:numPr>
-                <w:ilvl w:val="0"/>
-                <w:numId w:val="3"/>
-              </w:numPr>
-              <w:spacing w:before="100" w:beforeAutospacing="1" w:after="100" w:afterAutospacing="1"/>
-              <w:jc w:val="left"/>
-              <w:rPr>
-                <w:rFonts w:ascii="宋体" w:eastAsia="宋体" w:hAnsi="宋体" w:cs="宋体"/>
+              <w:jc w:val="left"/>
+              <w:rPr>
+                <w:rFonts w:ascii="宋体" w:eastAsia="宋体" w:hAnsi="宋体" w:cs="宋体" w:hint="eastAsia"/>
                 <w:kern w:val="0"/>
                 <w:sz w:val="24"/>
                 <w:szCs w:val="24"/>
@@ -2371,14 +2339,9 @@
           <w:p>
             <w:pPr>
               <w:widowControl/>
-              <w:numPr>
-                <w:ilvl w:val="0"/>
-                <w:numId w:val="3"/>
-              </w:numPr>
-              <w:spacing w:before="100" w:beforeAutospacing="1" w:after="100" w:afterAutospacing="1"/>
-              <w:jc w:val="left"/>
-              <w:rPr>
-                <w:rFonts w:ascii="宋体" w:eastAsia="宋体" w:hAnsi="宋体" w:cs="宋体"/>
+              <w:jc w:val="left"/>
+              <w:rPr>
+                <w:rFonts w:ascii="宋体" w:eastAsia="宋体" w:hAnsi="宋体" w:cs="宋体" w:hint="eastAsia"/>
                 <w:kern w:val="0"/>
                 <w:sz w:val="24"/>
                 <w:szCs w:val="24"/>
@@ -2408,26 +2371,25 @@
           <w:p>
             <w:pPr>
               <w:widowControl/>
-              <w:spacing w:before="100" w:beforeAutospacing="1" w:after="100" w:afterAutospacing="1"/>
               <w:jc w:val="left"/>
               <w:outlineLvl w:val="3"/>
               <w:rPr>
-                <w:rFonts w:ascii="宋体" w:eastAsia="宋体" w:hAnsi="宋体" w:cs="宋体"/>
-                <w:b/>
-                <w:bCs/>
-                <w:kern w:val="0"/>
-                <w:sz w:val="24"/>
-                <w:szCs w:val="24"/>
-              </w:rPr>
-            </w:pPr>
-            <w:r>
-              <w:rPr>
-                <w:rFonts w:ascii="宋体" w:eastAsia="宋体" w:hAnsi="宋体" w:cs="宋体"/>
-                <w:b/>
-                <w:bCs/>
-                <w:kern w:val="0"/>
-                <w:sz w:val="24"/>
-                <w:szCs w:val="24"/>
+                <w:rFonts w:ascii="宋体" w:eastAsia="宋体" w:hAnsi="宋体" w:cs="宋体" w:hint="eastAsia"/>
+                <w:b/>
+                <w:bCs/>
+                <w:kern w:val="0"/>
+                <w:sz w:val="28"/>
+                <w:szCs w:val="28"/>
+              </w:rPr>
+            </w:pPr>
+            <w:r>
+              <w:rPr>
+                <w:rFonts w:ascii="宋体" w:eastAsia="宋体" w:hAnsi="宋体" w:cs="宋体"/>
+                <w:b/>
+                <w:bCs/>
+                <w:kern w:val="0"/>
+                <w:sz w:val="28"/>
+                <w:szCs w:val="28"/>
               </w:rPr>
               <w:t>2.2.1 系统架构设计与实现</w:t>
             </w:r>
@@ -2435,10 +2397,10 @@
           <w:p>
             <w:pPr>
               <w:widowControl/>
-              <w:spacing w:before="100" w:beforeAutospacing="1" w:after="100" w:afterAutospacing="1"/>
-              <w:jc w:val="left"/>
-              <w:rPr>
-                <w:rFonts w:ascii="宋体" w:eastAsia="宋体" w:hAnsi="宋体" w:cs="宋体"/>
+              <w:ind w:firstLineChars="200" w:firstLine="480"/>
+              <w:jc w:val="left"/>
+              <w:rPr>
+                <w:rFonts w:ascii="宋体" w:eastAsia="宋体" w:hAnsi="宋体" w:cs="宋体" w:hint="eastAsia"/>
                 <w:kern w:val="0"/>
                 <w:sz w:val="24"/>
                 <w:szCs w:val="24"/>
@@ -2517,15 +2479,155 @@
           <w:p>
             <w:pPr>
               <w:widowControl/>
-              <w:spacing w:before="100" w:beforeAutospacing="1" w:after="100" w:afterAutospacing="1"/>
-              <w:jc w:val="left"/>
-              <w:rPr>
-                <w:rFonts w:ascii="宋体" w:eastAsia="宋体" w:hAnsi="宋体" w:cs="宋体"/>
-                <w:kern w:val="0"/>
-                <w:sz w:val="24"/>
-                <w:szCs w:val="24"/>
-              </w:rPr>
-            </w:pPr>
+              <w:ind w:firstLineChars="200" w:firstLine="480"/>
+              <w:jc w:val="left"/>
+              <w:rPr>
+                <w:rFonts w:ascii="宋体" w:eastAsia="宋体" w:hAnsi="宋体" w:cs="宋体" w:hint="eastAsia"/>
+                <w:kern w:val="0"/>
+                <w:sz w:val="24"/>
+                <w:szCs w:val="24"/>
+              </w:rPr>
+            </w:pPr>
+            <w:r>
+              <w:rPr>
+                <w:rFonts w:ascii="宋体" w:eastAsia="宋体" w:hAnsi="宋体" w:cs="宋体"/>
+                <w:kern w:val="0"/>
+                <w:sz w:val="24"/>
+                <w:szCs w:val="24"/>
+              </w:rPr>
+              <w:t>架构设计遵循四项原则：</w:t>
+            </w:r>
+            <w:r>
+              <w:rPr>
+                <w:rFonts w:ascii="宋体" w:eastAsia="宋体" w:hAnsi="宋体" w:cs="宋体"/>
+                <w:b/>
+                <w:bCs/>
+                <w:kern w:val="0"/>
+                <w:sz w:val="24"/>
+                <w:szCs w:val="24"/>
+              </w:rPr>
+              <w:t>采集与处理解耦</w:t>
+            </w:r>
+            <w:r>
+              <w:rPr>
+                <w:rFonts w:ascii="宋体" w:eastAsia="宋体" w:hAnsi="宋体" w:cs="宋体"/>
+                <w:kern w:val="0"/>
+                <w:sz w:val="24"/>
+                <w:szCs w:val="24"/>
+              </w:rPr>
+              <w:t>（爬虫只负责拉取原始语料，质量治理集中在处理层）；</w:t>
+            </w:r>
+            <w:r>
+              <w:rPr>
+                <w:rFonts w:ascii="宋体" w:eastAsia="宋体" w:hAnsi="宋体" w:cs="宋体"/>
+                <w:b/>
+                <w:bCs/>
+                <w:kern w:val="0"/>
+                <w:sz w:val="24"/>
+                <w:szCs w:val="24"/>
+              </w:rPr>
+              <w:t>存储与检索一体</w:t>
+            </w:r>
+            <w:r>
+              <w:rPr>
+                <w:rFonts w:ascii="宋体" w:eastAsia="宋体" w:hAnsi="宋体" w:cs="宋体"/>
+                <w:kern w:val="0"/>
+                <w:sz w:val="24"/>
+                <w:szCs w:val="24"/>
+              </w:rPr>
+              <w:t xml:space="preserve">（规划以 PostgreSQL + </w:t>
+            </w:r>
+            <w:proofErr w:type="spellStart"/>
+            <w:r>
+              <w:rPr>
+                <w:rFonts w:ascii="宋体" w:eastAsia="宋体" w:hAnsi="宋体" w:cs="宋体"/>
+                <w:kern w:val="0"/>
+                <w:sz w:val="24"/>
+                <w:szCs w:val="24"/>
+              </w:rPr>
+              <w:t>pgvector</w:t>
+            </w:r>
+            <w:proofErr w:type="spellEnd"/>
+            <w:r>
+              <w:rPr>
+                <w:rFonts w:ascii="宋体" w:eastAsia="宋体" w:hAnsi="宋体" w:cs="宋体"/>
+                <w:kern w:val="0"/>
+                <w:sz w:val="24"/>
+                <w:szCs w:val="24"/>
+              </w:rPr>
+              <w:t xml:space="preserve"> 承载结构化元数据与向量索引，</w:t>
+            </w:r>
+            <w:proofErr w:type="gramStart"/>
+            <w:r>
+              <w:rPr>
+                <w:rFonts w:ascii="宋体" w:eastAsia="宋体" w:hAnsi="宋体" w:cs="宋体"/>
+                <w:kern w:val="0"/>
+                <w:sz w:val="24"/>
+                <w:szCs w:val="24"/>
+              </w:rPr>
+              <w:t>减少双库同步</w:t>
+            </w:r>
+            <w:proofErr w:type="gramEnd"/>
+            <w:r>
+              <w:rPr>
+                <w:rFonts w:ascii="宋体" w:eastAsia="宋体" w:hAnsi="宋体" w:cs="宋体"/>
+                <w:kern w:val="0"/>
+                <w:sz w:val="24"/>
+                <w:szCs w:val="24"/>
+              </w:rPr>
+              <w:t>成本）；</w:t>
+            </w:r>
+            <w:r>
+              <w:rPr>
+                <w:rFonts w:ascii="宋体" w:eastAsia="宋体" w:hAnsi="宋体" w:cs="宋体"/>
+                <w:b/>
+                <w:bCs/>
+                <w:kern w:val="0"/>
+                <w:sz w:val="24"/>
+                <w:szCs w:val="24"/>
+              </w:rPr>
+              <w:t>业务服务 API 化</w:t>
+            </w:r>
+            <w:r>
+              <w:rPr>
+                <w:rFonts w:ascii="宋体" w:eastAsia="宋体" w:hAnsi="宋体" w:cs="宋体"/>
+                <w:kern w:val="0"/>
+                <w:sz w:val="24"/>
+                <w:szCs w:val="24"/>
+              </w:rPr>
+              <w:t xml:space="preserve">（问答、推送等能力经 </w:t>
+            </w:r>
+            <w:proofErr w:type="spellStart"/>
+            <w:r>
+              <w:rPr>
+                <w:rFonts w:ascii="宋体" w:eastAsia="宋体" w:hAnsi="宋体" w:cs="宋体"/>
+                <w:kern w:val="0"/>
+                <w:sz w:val="24"/>
+                <w:szCs w:val="24"/>
+              </w:rPr>
+              <w:t>FastAPI</w:t>
+            </w:r>
+            <w:proofErr w:type="spellEnd"/>
+            <w:r>
+              <w:rPr>
+                <w:rFonts w:ascii="宋体" w:eastAsia="宋体" w:hAnsi="宋体" w:cs="宋体"/>
+                <w:kern w:val="0"/>
+                <w:sz w:val="24"/>
+                <w:szCs w:val="24"/>
+              </w:rPr>
+              <w:t xml:space="preserve"> 统一暴露）；</w:t>
+            </w:r>
+            <w:r>
+              <w:rPr>
+                <w:rFonts w:ascii="宋体" w:eastAsia="宋体" w:hAnsi="宋体" w:cs="宋体"/>
+                <w:b/>
+                <w:bCs/>
+                <w:kern w:val="0"/>
+                <w:sz w:val="24"/>
+                <w:szCs w:val="24"/>
+              </w:rPr>
+              <w:t>前端轻量展示</w:t>
+            </w:r>
             <w:r>
               <w:rPr>
                 <w:rFonts w:ascii="宋体" w:eastAsia="宋体" w:hAnsi="宋体" w:cs="宋体"/>
@@ -2534,47 +2636,7 @@
                 <w:szCs w:val="24"/>
               </w:rPr>
               <w:lastRenderedPageBreak/>
-              <w:t>架构设计遵循四项原则：</w:t>
-            </w:r>
-            <w:r>
-              <w:rPr>
-                <w:rFonts w:ascii="宋体" w:eastAsia="宋体" w:hAnsi="宋体" w:cs="宋体"/>
-                <w:b/>
-                <w:bCs/>
-                <w:kern w:val="0"/>
-                <w:sz w:val="24"/>
-                <w:szCs w:val="24"/>
-              </w:rPr>
-              <w:t>采集与处理解耦</w:t>
-            </w:r>
-            <w:r>
-              <w:rPr>
-                <w:rFonts w:ascii="宋体" w:eastAsia="宋体" w:hAnsi="宋体" w:cs="宋体"/>
-                <w:kern w:val="0"/>
-                <w:sz w:val="24"/>
-                <w:szCs w:val="24"/>
-              </w:rPr>
-              <w:t>（爬虫只负责拉取原始语料，质量治理集中在处理层）；</w:t>
-            </w:r>
-            <w:r>
-              <w:rPr>
-                <w:rFonts w:ascii="宋体" w:eastAsia="宋体" w:hAnsi="宋体" w:cs="宋体"/>
-                <w:b/>
-                <w:bCs/>
-                <w:kern w:val="0"/>
-                <w:sz w:val="24"/>
-                <w:szCs w:val="24"/>
-              </w:rPr>
-              <w:t>存储与检索一体</w:t>
-            </w:r>
-            <w:r>
-              <w:rPr>
-                <w:rFonts w:ascii="宋体" w:eastAsia="宋体" w:hAnsi="宋体" w:cs="宋体"/>
-                <w:kern w:val="0"/>
-                <w:sz w:val="24"/>
-                <w:szCs w:val="24"/>
-              </w:rPr>
-              <w:t>（规划以 PostgreSQL + pgvector 承载结构化元数据与向量索引，</w:t>
+              <w:t>（Vue 端聚焦</w:t>
             </w:r>
             <w:proofErr w:type="gramStart"/>
             <w:r>
@@ -2584,7 +2646,7 @@
                 <w:sz w:val="24"/>
                 <w:szCs w:val="24"/>
               </w:rPr>
-              <w:t>减少双库同步</w:t>
+              <w:t>交互与</w:t>
             </w:r>
             <w:proofErr w:type="gramEnd"/>
             <w:r>
@@ -2594,27 +2656,206 @@
                 <w:sz w:val="24"/>
                 <w:szCs w:val="24"/>
               </w:rPr>
-              <w:t>成本）；</w:t>
-            </w:r>
-            <w:r>
-              <w:rPr>
-                <w:rFonts w:ascii="宋体" w:eastAsia="宋体" w:hAnsi="宋体" w:cs="宋体"/>
-                <w:b/>
-                <w:bCs/>
-                <w:kern w:val="0"/>
-                <w:sz w:val="24"/>
-                <w:szCs w:val="24"/>
-              </w:rPr>
-              <w:t>业务服务 API 化</w:t>
-            </w:r>
-            <w:r>
-              <w:rPr>
-                <w:rFonts w:ascii="宋体" w:eastAsia="宋体" w:hAnsi="宋体" w:cs="宋体"/>
-                <w:kern w:val="0"/>
-                <w:sz w:val="24"/>
-                <w:szCs w:val="24"/>
-              </w:rPr>
-              <w:t xml:space="preserve">（问答、推送等能力经 </w:t>
+              <w:t>可视化，复杂推理下沉至后端）。该分层使系统可在不改动全链路的前提下，独立扩展数据源、替换嵌入模型或迭代检索策略。</w:t>
+            </w:r>
+          </w:p>
+          <w:p>
+            <w:pPr>
+              <w:widowControl/>
+              <w:ind w:firstLineChars="200" w:firstLine="482"/>
+              <w:jc w:val="left"/>
+              <w:rPr>
+                <w:rFonts w:ascii="宋体" w:eastAsia="宋体" w:hAnsi="宋体" w:cs="宋体" w:hint="eastAsia"/>
+                <w:kern w:val="0"/>
+                <w:sz w:val="24"/>
+                <w:szCs w:val="24"/>
+              </w:rPr>
+            </w:pPr>
+            <w:r>
+              <w:rPr>
+                <w:rFonts w:ascii="宋体" w:eastAsia="宋体" w:hAnsi="宋体" w:cs="宋体"/>
+                <w:b/>
+                <w:bCs/>
+                <w:kern w:val="0"/>
+                <w:sz w:val="24"/>
+                <w:szCs w:val="24"/>
+              </w:rPr>
+              <w:t>当前进展概览</w:t>
+            </w:r>
+            <w:r>
+              <w:rPr>
+                <w:rFonts w:ascii="宋体" w:eastAsia="宋体" w:hAnsi="宋体" w:cs="宋体"/>
+                <w:kern w:val="0"/>
+                <w:sz w:val="24"/>
+                <w:szCs w:val="24"/>
+              </w:rPr>
+              <w:t>：</w:t>
+            </w:r>
+            <w:proofErr w:type="gramStart"/>
+            <w:r>
+              <w:rPr>
+                <w:rFonts w:ascii="宋体" w:eastAsia="宋体" w:hAnsi="宋体" w:cs="宋体"/>
+                <w:kern w:val="0"/>
+                <w:sz w:val="24"/>
+                <w:szCs w:val="24"/>
+              </w:rPr>
+              <w:t>端到端全模块</w:t>
+            </w:r>
+            <w:proofErr w:type="gramEnd"/>
+            <w:r>
+              <w:rPr>
+                <w:rFonts w:ascii="宋体" w:eastAsia="宋体" w:hAnsi="宋体" w:cs="宋体"/>
+                <w:kern w:val="0"/>
+                <w:sz w:val="24"/>
+                <w:szCs w:val="24"/>
+              </w:rPr>
+              <w:t>闭环尚在推进中，</w:t>
+            </w:r>
+            <w:r>
+              <w:rPr>
+                <w:rFonts w:ascii="宋体" w:eastAsia="宋体" w:hAnsi="宋体" w:cs="宋体"/>
+                <w:b/>
+                <w:bCs/>
+                <w:kern w:val="0"/>
+                <w:sz w:val="24"/>
+                <w:szCs w:val="24"/>
+              </w:rPr>
+              <w:t>【已实现】</w:t>
+            </w:r>
+            <w:r>
+              <w:rPr>
+                <w:rFonts w:ascii="宋体" w:eastAsia="宋体" w:hAnsi="宋体" w:cs="宋体"/>
+                <w:kern w:val="0"/>
+                <w:sz w:val="24"/>
+                <w:szCs w:val="24"/>
+              </w:rPr>
+              <w:t xml:space="preserve"> 部分已稳定跑通 </w:t>
+            </w:r>
+            <w:r>
+              <w:rPr>
+                <w:rFonts w:ascii="宋体" w:eastAsia="宋体" w:hAnsi="宋体" w:cs="宋体"/>
+                <w:b/>
+                <w:bCs/>
+                <w:kern w:val="0"/>
+                <w:sz w:val="24"/>
+                <w:szCs w:val="24"/>
+              </w:rPr>
+              <w:t>多源采集 → 过滤与去重 → 摘要与向量化 → PostgreSQL 入库</w:t>
+            </w:r>
+            <w:r>
+              <w:rPr>
+                <w:rFonts w:ascii="宋体" w:eastAsia="宋体" w:hAnsi="宋体" w:cs="宋体"/>
+                <w:kern w:val="0"/>
+                <w:sz w:val="24"/>
+                <w:szCs w:val="24"/>
+              </w:rPr>
+              <w:t xml:space="preserve"> 主路径；入库后的事件聚类、RAG 问答、订阅推送及前端展示，分别处于【方案设计】或【待开展】阶段。整体数据流转为：外部资讯经爬虫采集后，在</w:t>
+            </w:r>
+            <w:r>
+              <w:rPr>
+                <w:rFonts w:ascii="宋体" w:eastAsia="宋体" w:hAnsi="宋体" w:cs="宋体"/>
+                <w:b/>
+                <w:bCs/>
+                <w:kern w:val="0"/>
+                <w:sz w:val="24"/>
+                <w:szCs w:val="24"/>
+              </w:rPr>
+              <w:t>入库前</w:t>
+            </w:r>
+            <w:r>
+              <w:rPr>
+                <w:rFonts w:ascii="宋体" w:eastAsia="宋体" w:hAnsi="宋体" w:cs="宋体"/>
+                <w:kern w:val="0"/>
+                <w:sz w:val="24"/>
+                <w:szCs w:val="24"/>
+              </w:rPr>
+              <w:t>于数据处理层依次完成过滤、去重、向量化等预处理，仅合格数据写入数据库；后续业务模块读取已入库数据，完成事件归并、语义问答与主动推送，最终形成「监测</w:t>
+            </w:r>
+            <w:proofErr w:type="gramStart"/>
+            <w:r>
+              <w:rPr>
+                <w:rFonts w:ascii="宋体" w:eastAsia="宋体" w:hAnsi="宋体" w:cs="宋体"/>
+                <w:kern w:val="0"/>
+                <w:sz w:val="24"/>
+                <w:szCs w:val="24"/>
+              </w:rPr>
+              <w:t>—理解—服务</w:t>
+            </w:r>
+            <w:proofErr w:type="gramEnd"/>
+            <w:r>
+              <w:rPr>
+                <w:rFonts w:ascii="宋体" w:eastAsia="宋体" w:hAnsi="宋体" w:cs="宋体"/>
+                <w:kern w:val="0"/>
+                <w:sz w:val="24"/>
+                <w:szCs w:val="24"/>
+              </w:rPr>
+              <w:t>—推送」闭环。</w:t>
+            </w:r>
+          </w:p>
+          <w:p>
+            <w:pPr>
+              <w:widowControl/>
+              <w:jc w:val="left"/>
+              <w:rPr>
+                <w:rFonts w:ascii="宋体" w:eastAsia="宋体" w:hAnsi="宋体" w:cs="宋体" w:hint="eastAsia"/>
+                <w:kern w:val="0"/>
+                <w:sz w:val="24"/>
+                <w:szCs w:val="24"/>
+              </w:rPr>
+            </w:pPr>
+            <w:r>
+              <w:rPr>
+                <w:rFonts w:ascii="宋体" w:eastAsia="宋体" w:hAnsi="宋体" w:cs="宋体"/>
+                <w:kern w:val="0"/>
+                <w:sz w:val="24"/>
+                <w:szCs w:val="24"/>
+              </w:rPr>
+              <w:t>各层设计与进展如下：</w:t>
+            </w:r>
+          </w:p>
+          <w:p>
+            <w:pPr>
+              <w:widowControl/>
+              <w:jc w:val="left"/>
+              <w:rPr>
+                <w:rFonts w:ascii="宋体" w:eastAsia="宋体" w:hAnsi="宋体" w:cs="宋体" w:hint="eastAsia"/>
+                <w:kern w:val="0"/>
+                <w:sz w:val="24"/>
+                <w:szCs w:val="24"/>
+              </w:rPr>
+            </w:pPr>
+            <w:r>
+              <w:rPr>
+                <w:rFonts w:ascii="宋体" w:eastAsia="宋体" w:hAnsi="宋体" w:cs="宋体"/>
+                <w:b/>
+                <w:bCs/>
+                <w:kern w:val="0"/>
+                <w:sz w:val="24"/>
+                <w:szCs w:val="24"/>
+              </w:rPr>
+              <w:t>（1）数据采集层【已实现】</w:t>
+            </w:r>
+          </w:p>
+          <w:p>
+            <w:pPr>
+              <w:widowControl/>
+              <w:ind w:firstLineChars="200" w:firstLine="480"/>
+              <w:jc w:val="left"/>
+              <w:rPr>
+                <w:rFonts w:ascii="宋体" w:eastAsia="宋体" w:hAnsi="宋体" w:cs="宋体" w:hint="eastAsia"/>
+                <w:kern w:val="0"/>
+                <w:sz w:val="24"/>
+                <w:szCs w:val="24"/>
+              </w:rPr>
+            </w:pPr>
+            <w:r>
+              <w:rPr>
+                <w:rFonts w:ascii="宋体" w:eastAsia="宋体" w:hAnsi="宋体" w:cs="宋体"/>
+                <w:kern w:val="0"/>
+                <w:sz w:val="24"/>
+                <w:szCs w:val="24"/>
+              </w:rPr>
+              <w:t xml:space="preserve">针对医药情报分散于行业媒体与新闻通讯社的现状，已实现 </w:t>
             </w:r>
             <w:proofErr w:type="spellStart"/>
             <w:r>
@@ -2624,7 +2865,7 @@
                 <w:sz w:val="24"/>
                 <w:szCs w:val="24"/>
               </w:rPr>
-              <w:t>FastAPI</w:t>
+              <w:t>Bioon</w:t>
             </w:r>
             <w:proofErr w:type="spellEnd"/>
             <w:r>
@@ -2634,248 +2875,7 @@
                 <w:sz w:val="24"/>
                 <w:szCs w:val="24"/>
               </w:rPr>
-              <w:t xml:space="preserve"> 统一暴露）；</w:t>
-            </w:r>
-            <w:r>
-              <w:rPr>
-                <w:rFonts w:ascii="宋体" w:eastAsia="宋体" w:hAnsi="宋体" w:cs="宋体"/>
-                <w:b/>
-                <w:bCs/>
-                <w:kern w:val="0"/>
-                <w:sz w:val="24"/>
-                <w:szCs w:val="24"/>
-              </w:rPr>
-              <w:t>前端轻量展示</w:t>
-            </w:r>
-            <w:r>
-              <w:rPr>
-                <w:rFonts w:ascii="宋体" w:eastAsia="宋体" w:hAnsi="宋体" w:cs="宋体"/>
-                <w:kern w:val="0"/>
-                <w:sz w:val="24"/>
-                <w:szCs w:val="24"/>
-              </w:rPr>
-              <w:t>（Vue 端聚焦</w:t>
-            </w:r>
-            <w:proofErr w:type="gramStart"/>
-            <w:r>
-              <w:rPr>
-                <w:rFonts w:ascii="宋体" w:eastAsia="宋体" w:hAnsi="宋体" w:cs="宋体"/>
-                <w:kern w:val="0"/>
-                <w:sz w:val="24"/>
-                <w:szCs w:val="24"/>
-              </w:rPr>
-              <w:t>交互与</w:t>
-            </w:r>
-            <w:proofErr w:type="gramEnd"/>
-            <w:r>
-              <w:rPr>
-                <w:rFonts w:ascii="宋体" w:eastAsia="宋体" w:hAnsi="宋体" w:cs="宋体"/>
-                <w:kern w:val="0"/>
-                <w:sz w:val="24"/>
-                <w:szCs w:val="24"/>
-              </w:rPr>
-              <w:t>可视化，复杂推理下沉至后端）。该分层使系统可在不改动全链路的前提下，独立扩展数据源、替换嵌入模型或迭代检索策略。</w:t>
-            </w:r>
-          </w:p>
-          <w:p>
-            <w:pPr>
-              <w:widowControl/>
-              <w:spacing w:before="100" w:beforeAutospacing="1" w:after="100" w:afterAutospacing="1"/>
-              <w:jc w:val="left"/>
-              <w:rPr>
-                <w:rFonts w:ascii="宋体" w:eastAsia="宋体" w:hAnsi="宋体" w:cs="宋体"/>
-                <w:kern w:val="0"/>
-                <w:sz w:val="24"/>
-                <w:szCs w:val="24"/>
-              </w:rPr>
-            </w:pPr>
-            <w:r>
-              <w:rPr>
-                <w:rFonts w:ascii="宋体" w:eastAsia="宋体" w:hAnsi="宋体" w:cs="宋体"/>
-                <w:b/>
-                <w:bCs/>
-                <w:kern w:val="0"/>
-                <w:sz w:val="24"/>
-                <w:szCs w:val="24"/>
-              </w:rPr>
-              <w:t>当前进展概览</w:t>
-            </w:r>
-            <w:r>
-              <w:rPr>
-                <w:rFonts w:ascii="宋体" w:eastAsia="宋体" w:hAnsi="宋体" w:cs="宋体"/>
-                <w:kern w:val="0"/>
-                <w:sz w:val="24"/>
-                <w:szCs w:val="24"/>
-              </w:rPr>
-              <w:t>：</w:t>
-            </w:r>
-            <w:proofErr w:type="gramStart"/>
-            <w:r>
-              <w:rPr>
-                <w:rFonts w:ascii="宋体" w:eastAsia="宋体" w:hAnsi="宋体" w:cs="宋体"/>
-                <w:kern w:val="0"/>
-                <w:sz w:val="24"/>
-                <w:szCs w:val="24"/>
-              </w:rPr>
-              <w:t>端到端全模块</w:t>
-            </w:r>
-            <w:proofErr w:type="gramEnd"/>
-            <w:r>
-              <w:rPr>
-                <w:rFonts w:ascii="宋体" w:eastAsia="宋体" w:hAnsi="宋体" w:cs="宋体"/>
-                <w:kern w:val="0"/>
-                <w:sz w:val="24"/>
-                <w:szCs w:val="24"/>
-              </w:rPr>
-              <w:t>闭环尚在推进中，</w:t>
-            </w:r>
-            <w:r>
-              <w:rPr>
-                <w:rFonts w:ascii="宋体" w:eastAsia="宋体" w:hAnsi="宋体" w:cs="宋体"/>
-                <w:b/>
-                <w:bCs/>
-                <w:kern w:val="0"/>
-                <w:sz w:val="24"/>
-                <w:szCs w:val="24"/>
-              </w:rPr>
-              <w:t>【已实现】</w:t>
-            </w:r>
-            <w:r>
-              <w:rPr>
-                <w:rFonts w:ascii="宋体" w:eastAsia="宋体" w:hAnsi="宋体" w:cs="宋体"/>
-                <w:kern w:val="0"/>
-                <w:sz w:val="24"/>
-                <w:szCs w:val="24"/>
-              </w:rPr>
-              <w:t xml:space="preserve"> 部分已稳定跑通 </w:t>
-            </w:r>
-            <w:r>
-              <w:rPr>
-                <w:rFonts w:ascii="宋体" w:eastAsia="宋体" w:hAnsi="宋体" w:cs="宋体"/>
-                <w:b/>
-                <w:bCs/>
-                <w:kern w:val="0"/>
-                <w:sz w:val="24"/>
-                <w:szCs w:val="24"/>
-              </w:rPr>
-              <w:t>多源采集 → 过滤与去重 → 摘要与向量化 → PostgreSQL 入库</w:t>
-            </w:r>
-            <w:r>
-              <w:rPr>
-                <w:rFonts w:ascii="宋体" w:eastAsia="宋体" w:hAnsi="宋体" w:cs="宋体"/>
-                <w:kern w:val="0"/>
-                <w:sz w:val="24"/>
-                <w:szCs w:val="24"/>
-              </w:rPr>
-              <w:t xml:space="preserve"> 主路径；入库后的事件聚类、RAG 问答、订阅推送及前端展示，分别处于【方案设计】或【待开展】阶段。整体数据流转为：外部资讯经爬虫采集后，在</w:t>
-            </w:r>
-            <w:r>
-              <w:rPr>
-                <w:rFonts w:ascii="宋体" w:eastAsia="宋体" w:hAnsi="宋体" w:cs="宋体"/>
-                <w:b/>
-                <w:bCs/>
-                <w:kern w:val="0"/>
-                <w:sz w:val="24"/>
-                <w:szCs w:val="24"/>
-              </w:rPr>
-              <w:t>入库前</w:t>
-            </w:r>
-            <w:r>
-              <w:rPr>
-                <w:rFonts w:ascii="宋体" w:eastAsia="宋体" w:hAnsi="宋体" w:cs="宋体"/>
-                <w:kern w:val="0"/>
-                <w:sz w:val="24"/>
-                <w:szCs w:val="24"/>
-              </w:rPr>
-              <w:t>于数据处理层依次完成过滤、去重、向量化等预处理，仅合格数据写入数据库；后续业务模块读取已入库数据，完成事件归并、语义问答与主动推送，最终形成「监测</w:t>
-            </w:r>
-            <w:proofErr w:type="gramStart"/>
-            <w:r>
-              <w:rPr>
-                <w:rFonts w:ascii="宋体" w:eastAsia="宋体" w:hAnsi="宋体" w:cs="宋体"/>
-                <w:kern w:val="0"/>
-                <w:sz w:val="24"/>
-                <w:szCs w:val="24"/>
-              </w:rPr>
-              <w:t>—理解—服务</w:t>
-            </w:r>
-            <w:proofErr w:type="gramEnd"/>
-            <w:r>
-              <w:rPr>
-                <w:rFonts w:ascii="宋体" w:eastAsia="宋体" w:hAnsi="宋体" w:cs="宋体"/>
-                <w:kern w:val="0"/>
-                <w:sz w:val="24"/>
-                <w:szCs w:val="24"/>
-              </w:rPr>
-              <w:t>—推送」闭环。</w:t>
-            </w:r>
-          </w:p>
-          <w:p>
-            <w:pPr>
-              <w:widowControl/>
-              <w:spacing w:before="100" w:beforeAutospacing="1" w:after="100" w:afterAutospacing="1"/>
-              <w:jc w:val="left"/>
-              <w:rPr>
-                <w:rFonts w:ascii="宋体" w:eastAsia="宋体" w:hAnsi="宋体" w:cs="宋体"/>
-                <w:kern w:val="0"/>
-                <w:sz w:val="24"/>
-                <w:szCs w:val="24"/>
-              </w:rPr>
-            </w:pPr>
-            <w:r>
-              <w:rPr>
-                <w:rFonts w:ascii="宋体" w:eastAsia="宋体" w:hAnsi="宋体" w:cs="宋体"/>
-                <w:kern w:val="0"/>
-                <w:sz w:val="24"/>
-                <w:szCs w:val="24"/>
-              </w:rPr>
-              <w:t>各层设计与进展如下：</w:t>
-            </w:r>
-          </w:p>
-          <w:p>
-            <w:pPr>
-              <w:widowControl/>
-              <w:spacing w:before="100" w:beforeAutospacing="1" w:after="100" w:afterAutospacing="1"/>
-              <w:jc w:val="left"/>
-              <w:rPr>
-                <w:rFonts w:ascii="宋体" w:eastAsia="宋体" w:hAnsi="宋体" w:cs="宋体"/>
-                <w:kern w:val="0"/>
-                <w:sz w:val="24"/>
-                <w:szCs w:val="24"/>
-              </w:rPr>
-            </w:pPr>
-            <w:r>
-              <w:rPr>
-                <w:rFonts w:ascii="宋体" w:eastAsia="宋体" w:hAnsi="宋体" w:cs="宋体"/>
-                <w:b/>
-                <w:bCs/>
-                <w:kern w:val="0"/>
-                <w:sz w:val="24"/>
-                <w:szCs w:val="24"/>
-              </w:rPr>
-              <w:t>（1）数据采集层【已实现】</w:t>
-            </w:r>
-          </w:p>
-          <w:p>
-            <w:pPr>
-              <w:widowControl/>
-              <w:spacing w:before="100" w:beforeAutospacing="1" w:after="100" w:afterAutospacing="1"/>
-              <w:jc w:val="left"/>
-              <w:rPr>
-                <w:rFonts w:ascii="宋体" w:eastAsia="宋体" w:hAnsi="宋体" w:cs="宋体"/>
-                <w:kern w:val="0"/>
-                <w:sz w:val="24"/>
-                <w:szCs w:val="24"/>
-              </w:rPr>
-            </w:pPr>
-            <w:r>
-              <w:rPr>
-                <w:rFonts w:ascii="宋体" w:eastAsia="宋体" w:hAnsi="宋体" w:cs="宋体"/>
-                <w:kern w:val="0"/>
-                <w:sz w:val="24"/>
-                <w:szCs w:val="24"/>
-              </w:rPr>
-              <w:t xml:space="preserve">针对医药情报分散于行业媒体与新闻通讯社的现状，已实现 </w:t>
+              <w:t>、GlobeNewswire、PRNewswire 三个代表性数据源的异步爬虫：</w:t>
             </w:r>
             <w:proofErr w:type="spellStart"/>
             <w:r>
@@ -2895,17 +2895,52 @@
                 <w:sz w:val="24"/>
                 <w:szCs w:val="24"/>
               </w:rPr>
-              <w:t>、GlobeNewswire、PRNewswire 三个代表性数据源的异步爬虫：</w:t>
+              <w:t xml:space="preserve"> 侧重中文行业资讯与本土药企动态，GlobeNewswire、PRNewswire 覆盖英文全球医药新闻与跨国企业披露，兼顾国内监管解读与国际管线进展。</w:t>
+            </w:r>
+          </w:p>
+          <w:p>
+            <w:pPr>
+              <w:widowControl/>
+              <w:ind w:firstLineChars="200" w:firstLine="480"/>
+              <w:jc w:val="left"/>
+              <w:rPr>
+                <w:rFonts w:ascii="宋体" w:eastAsia="宋体" w:hAnsi="宋体" w:cs="宋体" w:hint="eastAsia"/>
+                <w:kern w:val="0"/>
+                <w:sz w:val="24"/>
+                <w:szCs w:val="24"/>
+              </w:rPr>
+            </w:pPr>
+            <w:r>
+              <w:rPr>
+                <w:rFonts w:ascii="宋体" w:eastAsia="宋体" w:hAnsi="宋体" w:cs="宋体"/>
+                <w:kern w:val="0"/>
+                <w:sz w:val="24"/>
+                <w:szCs w:val="24"/>
+              </w:rPr>
+              <w:t xml:space="preserve">采集模块基于 </w:t>
+            </w:r>
+            <w:r>
+              <w:rPr>
+                <w:rFonts w:ascii="宋体" w:eastAsia="宋体" w:hAnsi="宋体" w:cs="宋体"/>
+                <w:b/>
+                <w:bCs/>
+                <w:kern w:val="0"/>
+                <w:sz w:val="24"/>
+                <w:szCs w:val="24"/>
+              </w:rPr>
+              <w:t xml:space="preserve">Python </w:t>
             </w:r>
             <w:proofErr w:type="spellStart"/>
             <w:r>
               <w:rPr>
                 <w:rFonts w:ascii="宋体" w:eastAsia="宋体" w:hAnsi="宋体" w:cs="宋体"/>
-                <w:kern w:val="0"/>
-                <w:sz w:val="24"/>
-                <w:szCs w:val="24"/>
-              </w:rPr>
-              <w:t>Bioon</w:t>
+                <w:b/>
+                <w:bCs/>
+                <w:kern w:val="0"/>
+                <w:sz w:val="24"/>
+                <w:szCs w:val="24"/>
+              </w:rPr>
+              <w:t>asyncio</w:t>
             </w:r>
             <w:proofErr w:type="spellEnd"/>
             <w:r>
@@ -2915,40 +2950,7 @@
                 <w:sz w:val="24"/>
                 <w:szCs w:val="24"/>
               </w:rPr>
-              <w:t xml:space="preserve"> 侧重中文行业资讯与本土药企动态，GlobeNewswire、PRNewswire 覆盖英文全球医药新闻与跨国企业披露，兼顾国内监管解读与国际管线进展。</w:t>
-            </w:r>
-          </w:p>
-          <w:p>
-            <w:pPr>
-              <w:widowControl/>
-              <w:spacing w:before="100" w:beforeAutospacing="1" w:after="100" w:afterAutospacing="1"/>
-              <w:jc w:val="left"/>
-              <w:rPr>
-                <w:rFonts w:ascii="宋体" w:eastAsia="宋体" w:hAnsi="宋体" w:cs="宋体"/>
-                <w:kern w:val="0"/>
-                <w:sz w:val="24"/>
-                <w:szCs w:val="24"/>
-              </w:rPr>
-            </w:pPr>
-            <w:r>
-              <w:rPr>
-                <w:rFonts w:ascii="宋体" w:eastAsia="宋体" w:hAnsi="宋体" w:cs="宋体"/>
-                <w:kern w:val="0"/>
-                <w:sz w:val="24"/>
-                <w:szCs w:val="24"/>
-              </w:rPr>
-              <w:t xml:space="preserve">采集模块基于 </w:t>
-            </w:r>
-            <w:r>
-              <w:rPr>
-                <w:rFonts w:ascii="宋体" w:eastAsia="宋体" w:hAnsi="宋体" w:cs="宋体"/>
-                <w:b/>
-                <w:bCs/>
-                <w:kern w:val="0"/>
-                <w:sz w:val="24"/>
-                <w:szCs w:val="24"/>
-              </w:rPr>
-              <w:t xml:space="preserve">Python </w:t>
+              <w:t xml:space="preserve"> 实现高并发抓取，抽象 </w:t>
             </w:r>
             <w:proofErr w:type="spellStart"/>
             <w:r>
@@ -2960,7 +2962,7 @@
                 <w:sz w:val="24"/>
                 <w:szCs w:val="24"/>
               </w:rPr>
-              <w:t>asyncio</w:t>
+              <w:t>BaseAsyncCrawler</w:t>
             </w:r>
             <w:proofErr w:type="spellEnd"/>
             <w:r>
@@ -2970,19 +2972,57 @@
                 <w:sz w:val="24"/>
                 <w:szCs w:val="24"/>
               </w:rPr>
-              <w:t xml:space="preserve"> 实现高并发抓取，抽象 </w:t>
+              <w:t xml:space="preserve"> 统一生命周期（请求构造、响应解析、异常处理），通过 </w:t>
+            </w:r>
+            <w:r>
+              <w:rPr>
+                <w:rFonts w:ascii="宋体" w:eastAsia="宋体" w:hAnsi="宋体" w:cs="宋体"/>
+                <w:b/>
+                <w:bCs/>
+                <w:kern w:val="0"/>
+                <w:sz w:val="24"/>
+                <w:szCs w:val="24"/>
+              </w:rPr>
+              <w:t>爬虫注册表（Registry）</w:t>
+            </w:r>
+            <w:r>
+              <w:rPr>
+                <w:rFonts w:ascii="宋体" w:eastAsia="宋体" w:hAnsi="宋体" w:cs="宋体"/>
+                <w:kern w:val="0"/>
+                <w:sz w:val="24"/>
+                <w:szCs w:val="24"/>
+              </w:rPr>
+              <w:t xml:space="preserve"> 集中管理站点配置与调度策略，新数据源仅需实现解析逻辑并注册即可接入，无需改动主流程。在工程层面，已实现：</w:t>
+            </w:r>
+            <w:r>
+              <w:rPr>
+                <w:rFonts w:ascii="宋体" w:eastAsia="宋体" w:hAnsi="宋体" w:cs="宋体"/>
+                <w:b/>
+                <w:bCs/>
+                <w:kern w:val="0"/>
+                <w:sz w:val="24"/>
+                <w:szCs w:val="24"/>
+              </w:rPr>
+              <w:t>增量抓取</w:t>
+            </w:r>
+            <w:r>
+              <w:rPr>
+                <w:rFonts w:ascii="宋体" w:eastAsia="宋体" w:hAnsi="宋体" w:cs="宋体"/>
+                <w:kern w:val="0"/>
+                <w:sz w:val="24"/>
+                <w:szCs w:val="24"/>
+              </w:rPr>
+              <w:t>（按列表偏移和</w:t>
             </w:r>
             <w:proofErr w:type="spellStart"/>
             <w:r>
               <w:rPr>
                 <w:rFonts w:ascii="宋体" w:eastAsia="宋体" w:hAnsi="宋体" w:cs="宋体"/>
-                <w:b/>
-                <w:bCs/>
-                <w:kern w:val="0"/>
-                <w:sz w:val="24"/>
-                <w:szCs w:val="24"/>
-              </w:rPr>
-              <w:t>BaseAsyncCrawler</w:t>
+                <w:kern w:val="0"/>
+                <w:sz w:val="24"/>
+                <w:szCs w:val="24"/>
+              </w:rPr>
+              <w:t>url</w:t>
             </w:r>
             <w:proofErr w:type="spellEnd"/>
             <w:r>
@@ -2992,66 +3032,6 @@
                 <w:sz w:val="24"/>
                 <w:szCs w:val="24"/>
               </w:rPr>
-              <w:t xml:space="preserve"> 统一生命周期（请求构造、响应解析、异常处理），通过 </w:t>
-            </w:r>
-            <w:r>
-              <w:rPr>
-                <w:rFonts w:ascii="宋体" w:eastAsia="宋体" w:hAnsi="宋体" w:cs="宋体"/>
-                <w:b/>
-                <w:bCs/>
-                <w:kern w:val="0"/>
-                <w:sz w:val="24"/>
-                <w:szCs w:val="24"/>
-              </w:rPr>
-              <w:t>爬虫注册表（Registry）</w:t>
-            </w:r>
-            <w:r>
-              <w:rPr>
-                <w:rFonts w:ascii="宋体" w:eastAsia="宋体" w:hAnsi="宋体" w:cs="宋体"/>
-                <w:kern w:val="0"/>
-                <w:sz w:val="24"/>
-                <w:szCs w:val="24"/>
-              </w:rPr>
-              <w:t xml:space="preserve"> 集中管理站点配置与调度策略，新数据源仅需实现解析逻辑并注册即可接入，无需改动主流程。在工程层面，已实现：</w:t>
-            </w:r>
-            <w:r>
-              <w:rPr>
-                <w:rFonts w:ascii="宋体" w:eastAsia="宋体" w:hAnsi="宋体" w:cs="宋体"/>
-                <w:b/>
-                <w:bCs/>
-                <w:kern w:val="0"/>
-                <w:sz w:val="24"/>
-                <w:szCs w:val="24"/>
-              </w:rPr>
-              <w:t>增量抓取</w:t>
-            </w:r>
-            <w:r>
-              <w:rPr>
-                <w:rFonts w:ascii="宋体" w:eastAsia="宋体" w:hAnsi="宋体" w:cs="宋体"/>
-                <w:kern w:val="0"/>
-                <w:sz w:val="24"/>
-                <w:szCs w:val="24"/>
-              </w:rPr>
-              <w:t>（按列表偏移和</w:t>
-            </w:r>
-            <w:proofErr w:type="spellStart"/>
-            <w:r>
-              <w:rPr>
-                <w:rFonts w:ascii="宋体" w:eastAsia="宋体" w:hAnsi="宋体" w:cs="宋体"/>
-                <w:kern w:val="0"/>
-                <w:sz w:val="24"/>
-                <w:szCs w:val="24"/>
-              </w:rPr>
-              <w:t>url</w:t>
-            </w:r>
-            <w:proofErr w:type="spellEnd"/>
-            <w:r>
-              <w:rPr>
-                <w:rFonts w:ascii="宋体" w:eastAsia="宋体" w:hAnsi="宋体" w:cs="宋体"/>
-                <w:kern w:val="0"/>
-                <w:sz w:val="24"/>
-                <w:szCs w:val="24"/>
-              </w:rPr>
               <w:t>去重仅拉取新增条目）；</w:t>
             </w:r>
             <w:r>
@@ -3118,10 +3098,9 @@
           <w:p>
             <w:pPr>
               <w:widowControl/>
-              <w:spacing w:before="100" w:beforeAutospacing="1" w:after="100" w:afterAutospacing="1"/>
-              <w:jc w:val="left"/>
-              <w:rPr>
-                <w:rFonts w:ascii="宋体" w:eastAsia="宋体" w:hAnsi="宋体" w:cs="宋体"/>
+              <w:jc w:val="left"/>
+              <w:rPr>
+                <w:rFonts w:ascii="宋体" w:eastAsia="宋体" w:hAnsi="宋体" w:cs="宋体" w:hint="eastAsia"/>
                 <w:kern w:val="0"/>
                 <w:sz w:val="24"/>
                 <w:szCs w:val="24"/>
@@ -3142,10 +3121,10 @@
           <w:p>
             <w:pPr>
               <w:widowControl/>
-              <w:spacing w:before="100" w:beforeAutospacing="1" w:after="100" w:afterAutospacing="1"/>
-              <w:jc w:val="left"/>
-              <w:rPr>
-                <w:rFonts w:ascii="宋体" w:eastAsia="宋体" w:hAnsi="宋体" w:cs="宋体"/>
+              <w:ind w:firstLineChars="200" w:firstLine="480"/>
+              <w:jc w:val="left"/>
+              <w:rPr>
+                <w:rFonts w:ascii="宋体" w:eastAsia="宋体" w:hAnsi="宋体" w:cs="宋体" w:hint="eastAsia"/>
                 <w:kern w:val="0"/>
                 <w:sz w:val="24"/>
                 <w:szCs w:val="24"/>
@@ -3208,10 +3187,9 @@
                 <w:ilvl w:val="0"/>
                 <w:numId w:val="4"/>
               </w:numPr>
-              <w:spacing w:before="100" w:beforeAutospacing="1" w:after="100" w:afterAutospacing="1"/>
-              <w:jc w:val="left"/>
-              <w:rPr>
-                <w:rFonts w:ascii="宋体" w:eastAsia="宋体" w:hAnsi="宋体" w:cs="宋体"/>
+              <w:jc w:val="left"/>
+              <w:rPr>
+                <w:rFonts w:ascii="宋体" w:eastAsia="宋体" w:hAnsi="宋体" w:cs="宋体" w:hint="eastAsia"/>
                 <w:kern w:val="0"/>
                 <w:sz w:val="24"/>
                 <w:szCs w:val="24"/>
@@ -3246,7 +3224,6 @@
                 <w:sz w:val="24"/>
                 <w:szCs w:val="24"/>
               </w:rPr>
-              <w:lastRenderedPageBreak/>
               <w:t>AI 语义相关性判断</w:t>
             </w:r>
             <w:r>
@@ -3266,10 +3243,9 @@
                 <w:ilvl w:val="0"/>
                 <w:numId w:val="4"/>
               </w:numPr>
-              <w:spacing w:before="100" w:beforeAutospacing="1" w:after="100" w:afterAutospacing="1"/>
-              <w:jc w:val="left"/>
-              <w:rPr>
-                <w:rFonts w:ascii="宋体" w:eastAsia="宋体" w:hAnsi="宋体" w:cs="宋体"/>
+              <w:jc w:val="left"/>
+              <w:rPr>
+                <w:rFonts w:ascii="宋体" w:eastAsia="宋体" w:hAnsi="宋体" w:cs="宋体" w:hint="eastAsia"/>
                 <w:kern w:val="0"/>
                 <w:sz w:val="24"/>
                 <w:szCs w:val="24"/>
@@ -3343,10 +3319,9 @@
                 <w:ilvl w:val="0"/>
                 <w:numId w:val="4"/>
               </w:numPr>
-              <w:spacing w:before="100" w:beforeAutospacing="1" w:after="100" w:afterAutospacing="1"/>
-              <w:jc w:val="left"/>
-              <w:rPr>
-                <w:rFonts w:ascii="宋体" w:eastAsia="宋体" w:hAnsi="宋体" w:cs="宋体"/>
+              <w:jc w:val="left"/>
+              <w:rPr>
+                <w:rFonts w:ascii="宋体" w:eastAsia="宋体" w:hAnsi="宋体" w:cs="宋体" w:hint="eastAsia"/>
                 <w:kern w:val="0"/>
                 <w:sz w:val="24"/>
                 <w:szCs w:val="24"/>
@@ -3396,10 +3371,9 @@
           <w:p>
             <w:pPr>
               <w:widowControl/>
-              <w:spacing w:before="100" w:beforeAutospacing="1" w:after="100" w:afterAutospacing="1"/>
-              <w:jc w:val="left"/>
-              <w:rPr>
-                <w:rFonts w:ascii="宋体" w:eastAsia="宋体" w:hAnsi="宋体" w:cs="宋体"/>
+              <w:jc w:val="left"/>
+              <w:rPr>
+                <w:rFonts w:ascii="宋体" w:eastAsia="宋体" w:hAnsi="宋体" w:cs="宋体" w:hint="eastAsia"/>
                 <w:kern w:val="0"/>
                 <w:sz w:val="24"/>
                 <w:szCs w:val="24"/>
@@ -3418,10 +3392,9 @@
           <w:p>
             <w:pPr>
               <w:widowControl/>
-              <w:spacing w:before="100" w:beforeAutospacing="1" w:after="100" w:afterAutospacing="1"/>
-              <w:jc w:val="left"/>
-              <w:rPr>
-                <w:rFonts w:ascii="宋体" w:eastAsia="宋体" w:hAnsi="宋体" w:cs="宋体"/>
+              <w:jc w:val="left"/>
+              <w:rPr>
+                <w:rFonts w:ascii="宋体" w:eastAsia="宋体" w:hAnsi="宋体" w:cs="宋体" w:hint="eastAsia"/>
                 <w:kern w:val="0"/>
                 <w:sz w:val="24"/>
                 <w:szCs w:val="24"/>
@@ -3442,22 +3415,23 @@
           <w:p>
             <w:pPr>
               <w:widowControl/>
-              <w:spacing w:before="100" w:beforeAutospacing="1" w:after="100" w:afterAutospacing="1"/>
-              <w:jc w:val="left"/>
-              <w:rPr>
-                <w:rFonts w:ascii="宋体" w:eastAsia="宋体" w:hAnsi="宋体" w:cs="宋体"/>
-                <w:kern w:val="0"/>
-                <w:sz w:val="24"/>
-                <w:szCs w:val="24"/>
-              </w:rPr>
-            </w:pPr>
-            <w:r>
-              <w:rPr>
-                <w:rFonts w:ascii="宋体" w:eastAsia="宋体" w:hAnsi="宋体" w:cs="宋体"/>
-                <w:kern w:val="0"/>
-                <w:sz w:val="24"/>
-                <w:szCs w:val="24"/>
-              </w:rPr>
+              <w:ind w:firstLineChars="200" w:firstLine="480"/>
+              <w:jc w:val="left"/>
+              <w:rPr>
+                <w:rFonts w:ascii="宋体" w:eastAsia="宋体" w:hAnsi="宋体" w:cs="宋体" w:hint="eastAsia"/>
+                <w:kern w:val="0"/>
+                <w:sz w:val="24"/>
+                <w:szCs w:val="24"/>
+              </w:rPr>
+            </w:pPr>
+            <w:r>
+              <w:rPr>
+                <w:rFonts w:ascii="宋体" w:eastAsia="宋体" w:hAnsi="宋体" w:cs="宋体"/>
+                <w:kern w:val="0"/>
+                <w:sz w:val="24"/>
+                <w:szCs w:val="24"/>
+              </w:rPr>
+              <w:lastRenderedPageBreak/>
               <w:t>存储层采用「主库持久化 + 向量扩展 + 异步调度」的分层设计，各组件进展如下：</w:t>
             </w:r>
           </w:p>
@@ -3468,10 +3442,9 @@
                 <w:ilvl w:val="0"/>
                 <w:numId w:val="5"/>
               </w:numPr>
-              <w:spacing w:before="100" w:beforeAutospacing="1" w:after="100" w:afterAutospacing="1"/>
-              <w:jc w:val="left"/>
-              <w:rPr>
-                <w:rFonts w:ascii="宋体" w:eastAsia="宋体" w:hAnsi="宋体" w:cs="宋体"/>
+              <w:jc w:val="left"/>
+              <w:rPr>
+                <w:rFonts w:ascii="宋体" w:eastAsia="宋体" w:hAnsi="宋体" w:cs="宋体" w:hint="eastAsia"/>
                 <w:kern w:val="0"/>
                 <w:sz w:val="24"/>
                 <w:szCs w:val="24"/>
@@ -3525,10 +3498,9 @@
                 <w:ilvl w:val="0"/>
                 <w:numId w:val="5"/>
               </w:numPr>
-              <w:spacing w:before="100" w:beforeAutospacing="1" w:after="100" w:afterAutospacing="1"/>
-              <w:jc w:val="left"/>
-              <w:rPr>
-                <w:rFonts w:ascii="宋体" w:eastAsia="宋体" w:hAnsi="宋体" w:cs="宋体"/>
+              <w:jc w:val="left"/>
+              <w:rPr>
+                <w:rFonts w:ascii="宋体" w:eastAsia="宋体" w:hAnsi="宋体" w:cs="宋体" w:hint="eastAsia"/>
                 <w:kern w:val="0"/>
                 <w:sz w:val="24"/>
                 <w:szCs w:val="24"/>
@@ -3622,10 +3594,9 @@
                 <w:ilvl w:val="0"/>
                 <w:numId w:val="5"/>
               </w:numPr>
-              <w:spacing w:before="100" w:beforeAutospacing="1" w:after="100" w:afterAutospacing="1"/>
-              <w:jc w:val="left"/>
-              <w:rPr>
-                <w:rFonts w:ascii="宋体" w:eastAsia="宋体" w:hAnsi="宋体" w:cs="宋体"/>
+              <w:jc w:val="left"/>
+              <w:rPr>
+                <w:rFonts w:ascii="宋体" w:eastAsia="宋体" w:hAnsi="宋体" w:cs="宋体" w:hint="eastAsia"/>
                 <w:kern w:val="0"/>
                 <w:sz w:val="24"/>
                 <w:szCs w:val="24"/>
@@ -3715,10 +3686,9 @@
           <w:p>
             <w:pPr>
               <w:widowControl/>
-              <w:spacing w:before="100" w:beforeAutospacing="1" w:after="100" w:afterAutospacing="1"/>
-              <w:jc w:val="left"/>
-              <w:rPr>
-                <w:rFonts w:ascii="宋体" w:eastAsia="宋体" w:hAnsi="宋体" w:cs="宋体"/>
+              <w:jc w:val="left"/>
+              <w:rPr>
+                <w:rFonts w:ascii="宋体" w:eastAsia="宋体" w:hAnsi="宋体" w:cs="宋体" w:hint="eastAsia"/>
                 <w:kern w:val="0"/>
                 <w:sz w:val="24"/>
                 <w:szCs w:val="24"/>
@@ -3739,10 +3709,10 @@
           <w:p>
             <w:pPr>
               <w:widowControl/>
-              <w:spacing w:before="100" w:beforeAutospacing="1" w:after="100" w:afterAutospacing="1"/>
-              <w:jc w:val="left"/>
-              <w:rPr>
-                <w:rFonts w:ascii="宋体" w:eastAsia="宋体" w:hAnsi="宋体" w:cs="宋体"/>
+              <w:ind w:firstLineChars="200" w:firstLine="480"/>
+              <w:jc w:val="left"/>
+              <w:rPr>
+                <w:rFonts w:ascii="宋体" w:eastAsia="宋体" w:hAnsi="宋体" w:cs="宋体" w:hint="eastAsia"/>
                 <w:kern w:val="0"/>
                 <w:sz w:val="24"/>
                 <w:szCs w:val="24"/>
@@ -3807,10 +3777,9 @@
                 <w:ilvl w:val="0"/>
                 <w:numId w:val="6"/>
               </w:numPr>
-              <w:spacing w:before="100" w:beforeAutospacing="1" w:after="100" w:afterAutospacing="1"/>
-              <w:jc w:val="left"/>
-              <w:rPr>
-                <w:rFonts w:ascii="宋体" w:eastAsia="宋体" w:hAnsi="宋体" w:cs="宋体"/>
+              <w:jc w:val="left"/>
+              <w:rPr>
+                <w:rFonts w:ascii="宋体" w:eastAsia="宋体" w:hAnsi="宋体" w:cs="宋体" w:hint="eastAsia"/>
                 <w:kern w:val="0"/>
                 <w:sz w:val="24"/>
                 <w:szCs w:val="24"/>
@@ -3888,10 +3857,9 @@
                 <w:ilvl w:val="0"/>
                 <w:numId w:val="6"/>
               </w:numPr>
-              <w:spacing w:before="100" w:beforeAutospacing="1" w:after="100" w:afterAutospacing="1"/>
-              <w:jc w:val="left"/>
-              <w:rPr>
-                <w:rFonts w:ascii="宋体" w:eastAsia="宋体" w:hAnsi="宋体" w:cs="宋体"/>
+              <w:jc w:val="left"/>
+              <w:rPr>
+                <w:rFonts w:ascii="宋体" w:eastAsia="宋体" w:hAnsi="宋体" w:cs="宋体" w:hint="eastAsia"/>
                 <w:kern w:val="0"/>
                 <w:sz w:val="24"/>
                 <w:szCs w:val="24"/>
@@ -3975,17 +3943,7 @@
                 <w:sz w:val="24"/>
                 <w:szCs w:val="24"/>
               </w:rPr>
-              <w:t>；企业</w:t>
-            </w:r>
-            <w:r>
-              <w:rPr>
-                <w:rFonts w:ascii="宋体" w:eastAsia="宋体" w:hAnsi="宋体" w:cs="宋体"/>
-                <w:kern w:val="0"/>
-                <w:sz w:val="24"/>
-                <w:szCs w:val="24"/>
-              </w:rPr>
-              <w:lastRenderedPageBreak/>
-              <w:t xml:space="preserve">实践项目一中已在 MongoDB + Milvus 架构下验证混合检索与重排序方案，下一阶段将迁移为 </w:t>
+              <w:t xml:space="preserve">；企业实践项目一中已在 MongoDB + Milvus 架构下验证混合检索与重排序方案，下一阶段将迁移为 </w:t>
             </w:r>
             <w:r>
               <w:rPr>
@@ -4015,10 +3973,9 @@
                 <w:ilvl w:val="0"/>
                 <w:numId w:val="6"/>
               </w:numPr>
-              <w:spacing w:before="100" w:beforeAutospacing="1" w:after="100" w:afterAutospacing="1"/>
-              <w:jc w:val="left"/>
-              <w:rPr>
-                <w:rFonts w:ascii="宋体" w:eastAsia="宋体" w:hAnsi="宋体" w:cs="宋体"/>
+              <w:jc w:val="left"/>
+              <w:rPr>
+                <w:rFonts w:ascii="宋体" w:eastAsia="宋体" w:hAnsi="宋体" w:cs="宋体" w:hint="eastAsia"/>
                 <w:kern w:val="0"/>
                 <w:sz w:val="24"/>
                 <w:szCs w:val="24"/>
@@ -4068,10 +4025,10 @@
           <w:p>
             <w:pPr>
               <w:widowControl/>
-              <w:spacing w:before="100" w:beforeAutospacing="1" w:after="100" w:afterAutospacing="1"/>
-              <w:jc w:val="left"/>
-              <w:rPr>
-                <w:rFonts w:ascii="宋体" w:eastAsia="宋体" w:hAnsi="宋体" w:cs="宋体"/>
+              <w:ind w:firstLineChars="200" w:firstLine="480"/>
+              <w:jc w:val="left"/>
+              <w:rPr>
+                <w:rFonts w:ascii="宋体" w:eastAsia="宋体" w:hAnsi="宋体" w:cs="宋体" w:hint="eastAsia"/>
                 <w:kern w:val="0"/>
                 <w:sz w:val="24"/>
                 <w:szCs w:val="24"/>
@@ -4110,10 +4067,9 @@
           <w:p>
             <w:pPr>
               <w:widowControl/>
-              <w:spacing w:before="100" w:beforeAutospacing="1" w:after="100" w:afterAutospacing="1"/>
-              <w:jc w:val="left"/>
-              <w:rPr>
-                <w:rFonts w:ascii="宋体" w:eastAsia="宋体" w:hAnsi="宋体" w:cs="宋体"/>
+              <w:jc w:val="left"/>
+              <w:rPr>
+                <w:rFonts w:ascii="宋体" w:eastAsia="宋体" w:hAnsi="宋体" w:cs="宋体" w:hint="eastAsia"/>
                 <w:kern w:val="0"/>
                 <w:sz w:val="24"/>
                 <w:szCs w:val="24"/>
@@ -4134,10 +4090,10 @@
           <w:p>
             <w:pPr>
               <w:widowControl/>
-              <w:spacing w:before="100" w:beforeAutospacing="1" w:after="100" w:afterAutospacing="1"/>
-              <w:jc w:val="left"/>
-              <w:rPr>
-                <w:rFonts w:ascii="宋体" w:eastAsia="宋体" w:hAnsi="宋体" w:cs="宋体"/>
+              <w:ind w:firstLineChars="200" w:firstLine="480"/>
+              <w:jc w:val="left"/>
+              <w:rPr>
+                <w:rFonts w:ascii="宋体" w:eastAsia="宋体" w:hAnsi="宋体" w:cs="宋体" w:hint="eastAsia"/>
                 <w:kern w:val="0"/>
                 <w:sz w:val="24"/>
                 <w:szCs w:val="24"/>
@@ -4180,10 +4136,9 @@
                 <w:ilvl w:val="0"/>
                 <w:numId w:val="7"/>
               </w:numPr>
-              <w:spacing w:before="100" w:beforeAutospacing="1" w:after="100" w:afterAutospacing="1"/>
-              <w:jc w:val="left"/>
-              <w:rPr>
-                <w:rFonts w:ascii="宋体" w:eastAsia="宋体" w:hAnsi="宋体" w:cs="宋体"/>
+              <w:jc w:val="left"/>
+              <w:rPr>
+                <w:rFonts w:ascii="宋体" w:eastAsia="宋体" w:hAnsi="宋体" w:cs="宋体" w:hint="eastAsia"/>
                 <w:kern w:val="0"/>
                 <w:sz w:val="24"/>
                 <w:szCs w:val="24"/>
@@ -4237,10 +4192,9 @@
                 <w:ilvl w:val="0"/>
                 <w:numId w:val="7"/>
               </w:numPr>
-              <w:spacing w:before="100" w:beforeAutospacing="1" w:after="100" w:afterAutospacing="1"/>
-              <w:jc w:val="left"/>
-              <w:rPr>
-                <w:rFonts w:ascii="宋体" w:eastAsia="宋体" w:hAnsi="宋体" w:cs="宋体"/>
+              <w:jc w:val="left"/>
+              <w:rPr>
+                <w:rFonts w:ascii="宋体" w:eastAsia="宋体" w:hAnsi="宋体" w:cs="宋体" w:hint="eastAsia"/>
                 <w:kern w:val="0"/>
                 <w:sz w:val="24"/>
                 <w:szCs w:val="24"/>
@@ -4274,10 +4228,9 @@
                 <w:ilvl w:val="0"/>
                 <w:numId w:val="7"/>
               </w:numPr>
-              <w:spacing w:before="100" w:beforeAutospacing="1" w:after="100" w:afterAutospacing="1"/>
-              <w:jc w:val="left"/>
-              <w:rPr>
-                <w:rFonts w:ascii="宋体" w:eastAsia="宋体" w:hAnsi="宋体" w:cs="宋体"/>
+              <w:jc w:val="left"/>
+              <w:rPr>
+                <w:rFonts w:ascii="宋体" w:eastAsia="宋体" w:hAnsi="宋体" w:cs="宋体" w:hint="eastAsia"/>
                 <w:kern w:val="0"/>
                 <w:sz w:val="24"/>
                 <w:szCs w:val="24"/>
@@ -4311,24 +4264,24 @@
                 <w:ilvl w:val="0"/>
                 <w:numId w:val="7"/>
               </w:numPr>
-              <w:spacing w:before="100" w:beforeAutospacing="1" w:after="100" w:afterAutospacing="1"/>
-              <w:jc w:val="left"/>
-              <w:rPr>
-                <w:rFonts w:ascii="宋体" w:eastAsia="宋体" w:hAnsi="宋体" w:cs="宋体"/>
-                <w:kern w:val="0"/>
-                <w:sz w:val="24"/>
-                <w:szCs w:val="24"/>
-              </w:rPr>
-            </w:pPr>
-            <w:r>
-              <w:rPr>
-                <w:rFonts w:ascii="宋体" w:eastAsia="宋体" w:hAnsi="宋体" w:cs="宋体"/>
-                <w:b/>
-                <w:bCs/>
-                <w:kern w:val="0"/>
-                <w:sz w:val="24"/>
-                <w:szCs w:val="24"/>
-              </w:rPr>
+              <w:jc w:val="left"/>
+              <w:rPr>
+                <w:rFonts w:ascii="宋体" w:eastAsia="宋体" w:hAnsi="宋体" w:cs="宋体" w:hint="eastAsia"/>
+                <w:kern w:val="0"/>
+                <w:sz w:val="24"/>
+                <w:szCs w:val="24"/>
+              </w:rPr>
+            </w:pPr>
+            <w:r>
+              <w:rPr>
+                <w:rFonts w:ascii="宋体" w:eastAsia="宋体" w:hAnsi="宋体" w:cs="宋体"/>
+                <w:b/>
+                <w:bCs/>
+                <w:kern w:val="0"/>
+                <w:sz w:val="24"/>
+                <w:szCs w:val="24"/>
+              </w:rPr>
+              <w:lastRenderedPageBreak/>
               <w:t>运行监控</w:t>
             </w:r>
             <w:r>
@@ -4344,10 +4297,10 @@
           <w:p>
             <w:pPr>
               <w:widowControl/>
-              <w:spacing w:before="100" w:beforeAutospacing="1" w:after="100" w:afterAutospacing="1"/>
-              <w:jc w:val="left"/>
-              <w:rPr>
-                <w:rFonts w:ascii="宋体" w:eastAsia="宋体" w:hAnsi="宋体" w:cs="宋体"/>
+              <w:ind w:firstLineChars="200" w:firstLine="480"/>
+              <w:jc w:val="left"/>
+              <w:rPr>
+                <w:rFonts w:ascii="宋体" w:eastAsia="宋体" w:hAnsi="宋体" w:cs="宋体" w:hint="eastAsia"/>
                 <w:kern w:val="0"/>
                 <w:sz w:val="24"/>
                 <w:szCs w:val="24"/>
@@ -4386,37 +4339,36 @@
           <w:p>
             <w:pPr>
               <w:widowControl/>
-              <w:spacing w:before="100" w:beforeAutospacing="1" w:after="100" w:afterAutospacing="1"/>
               <w:jc w:val="left"/>
               <w:outlineLvl w:val="3"/>
               <w:rPr>
-                <w:rFonts w:ascii="宋体" w:eastAsia="宋体" w:hAnsi="宋体" w:cs="宋体"/>
-                <w:b/>
-                <w:bCs/>
-                <w:kern w:val="0"/>
-                <w:sz w:val="24"/>
-                <w:szCs w:val="24"/>
-              </w:rPr>
-            </w:pPr>
-            <w:r>
-              <w:rPr>
-                <w:rFonts w:ascii="宋体" w:eastAsia="宋体" w:hAnsi="宋体" w:cs="宋体"/>
-                <w:b/>
-                <w:bCs/>
-                <w:kern w:val="0"/>
-                <w:sz w:val="24"/>
-                <w:szCs w:val="24"/>
-              </w:rPr>
-              <w:t>2.2.2 核心算法研究进展（一类创新点）</w:t>
-            </w:r>
-          </w:p>
-          <w:p>
-            <w:pPr>
-              <w:widowControl/>
-              <w:spacing w:before="100" w:beforeAutospacing="1" w:after="100" w:afterAutospacing="1"/>
-              <w:jc w:val="left"/>
-              <w:rPr>
-                <w:rFonts w:ascii="宋体" w:eastAsia="宋体" w:hAnsi="宋体" w:cs="宋体"/>
+                <w:rFonts w:ascii="宋体" w:eastAsia="宋体" w:hAnsi="宋体" w:cs="宋体" w:hint="eastAsia"/>
+                <w:b/>
+                <w:bCs/>
+                <w:kern w:val="0"/>
+                <w:sz w:val="28"/>
+                <w:szCs w:val="28"/>
+              </w:rPr>
+            </w:pPr>
+            <w:r>
+              <w:rPr>
+                <w:rFonts w:ascii="宋体" w:eastAsia="宋体" w:hAnsi="宋体" w:cs="宋体"/>
+                <w:b/>
+                <w:bCs/>
+                <w:kern w:val="0"/>
+                <w:sz w:val="28"/>
+                <w:szCs w:val="28"/>
+              </w:rPr>
+              <w:t>2.2.2 核心算法研究进展</w:t>
+            </w:r>
+          </w:p>
+          <w:p>
+            <w:pPr>
+              <w:widowControl/>
+              <w:ind w:firstLineChars="200" w:firstLine="482"/>
+              <w:jc w:val="left"/>
+              <w:rPr>
+                <w:rFonts w:ascii="宋体" w:eastAsia="宋体" w:hAnsi="宋体" w:cs="宋体" w:hint="eastAsia"/>
                 <w:kern w:val="0"/>
                 <w:sz w:val="24"/>
                 <w:szCs w:val="24"/>
@@ -4486,26 +4438,25 @@
           <w:p>
             <w:pPr>
               <w:widowControl/>
-              <w:spacing w:before="100" w:beforeAutospacing="1" w:after="100" w:afterAutospacing="1"/>
               <w:jc w:val="left"/>
               <w:outlineLvl w:val="4"/>
               <w:rPr>
-                <w:rFonts w:ascii="宋体" w:eastAsia="宋体" w:hAnsi="宋体" w:cs="宋体"/>
-                <w:b/>
-                <w:bCs/>
-                <w:kern w:val="0"/>
-                <w:sz w:val="20"/>
-                <w:szCs w:val="20"/>
-              </w:rPr>
-            </w:pPr>
-            <w:r>
-              <w:rPr>
-                <w:rFonts w:ascii="宋体" w:eastAsia="宋体" w:hAnsi="宋体" w:cs="宋体"/>
-                <w:b/>
-                <w:bCs/>
-                <w:kern w:val="0"/>
-                <w:sz w:val="20"/>
-                <w:szCs w:val="20"/>
+                <w:rFonts w:ascii="宋体" w:eastAsia="宋体" w:hAnsi="宋体" w:cs="宋体" w:hint="eastAsia"/>
+                <w:b/>
+                <w:bCs/>
+                <w:kern w:val="0"/>
+                <w:sz w:val="28"/>
+                <w:szCs w:val="28"/>
+              </w:rPr>
+            </w:pPr>
+            <w:r>
+              <w:rPr>
+                <w:rFonts w:ascii="宋体" w:eastAsia="宋体" w:hAnsi="宋体" w:cs="宋体"/>
+                <w:b/>
+                <w:bCs/>
+                <w:kern w:val="0"/>
+                <w:sz w:val="28"/>
+                <w:szCs w:val="28"/>
               </w:rPr>
               <w:t>2.2.2.1 问题形式化</w:t>
             </w:r>
@@ -4513,10 +4464,10 @@
           <w:p>
             <w:pPr>
               <w:widowControl/>
-              <w:spacing w:before="100" w:beforeAutospacing="1" w:after="100" w:afterAutospacing="1"/>
-              <w:jc w:val="left"/>
-              <w:rPr>
-                <w:rFonts w:ascii="宋体" w:eastAsia="宋体" w:hAnsi="宋体" w:cs="宋体"/>
+              <w:ind w:firstLineChars="200" w:firstLine="480"/>
+              <w:jc w:val="left"/>
+              <w:rPr>
+                <w:rFonts w:ascii="宋体" w:eastAsia="宋体" w:hAnsi="宋体" w:cs="宋体" w:hint="eastAsia"/>
                 <w:kern w:val="0"/>
                 <w:sz w:val="24"/>
                 <w:szCs w:val="24"/>
@@ -4624,7 +4575,7 @@
               </w:tabs>
               <w:jc w:val="left"/>
               <w:rPr>
-                <w:rFonts w:ascii="宋体" w:eastAsia="宋体" w:hAnsi="宋体" w:cs="宋体"/>
+                <w:rFonts w:ascii="宋体" w:eastAsia="宋体" w:hAnsi="宋体" w:cs="宋体" w:hint="eastAsia"/>
                 <w:kern w:val="0"/>
                 <w:sz w:val="24"/>
                 <w:szCs w:val="24"/>
@@ -4824,10 +4775,9 @@
           <w:p>
             <w:pPr>
               <w:widowControl/>
-              <w:spacing w:before="100" w:beforeAutospacing="1" w:after="100" w:afterAutospacing="1"/>
-              <w:jc w:val="left"/>
-              <w:rPr>
-                <w:rFonts w:ascii="宋体" w:eastAsia="宋体" w:hAnsi="宋体" w:cs="宋体"/>
+              <w:jc w:val="left"/>
+              <w:rPr>
+                <w:rFonts w:ascii="宋体" w:eastAsia="宋体" w:hAnsi="宋体" w:cs="宋体" w:hint="eastAsia"/>
                 <w:kern w:val="0"/>
                 <w:sz w:val="24"/>
                 <w:szCs w:val="24"/>
@@ -4985,7 +4935,7 @@
                 <w:sz w:val="24"/>
                 <w:szCs w:val="24"/>
               </w:rPr>
-              <w:t>为簇</w:t>
+              <w:t>为簇内</w:t>
             </w:r>
             <w:proofErr w:type="gramEnd"/>
             <w:r>
@@ -4995,7 +4945,7 @@
                 <w:sz w:val="24"/>
                 <w:szCs w:val="24"/>
               </w:rPr>
-              <w:t>内样本数。算法目标是在 O(</w:t>
+              <w:t>样本数。算法目标是在 O(</w:t>
             </w:r>
             <w:proofErr w:type="spellStart"/>
             <w:r>
@@ -5041,7 +4991,7 @@
               </w:tabs>
               <w:jc w:val="left"/>
               <w:rPr>
-                <w:rFonts w:ascii="宋体" w:eastAsia="宋体" w:hAnsi="宋体" w:cs="宋体"/>
+                <w:rFonts w:ascii="宋体" w:eastAsia="宋体" w:hAnsi="宋体" w:cs="宋体" w:hint="eastAsia"/>
                 <w:kern w:val="0"/>
                 <w:sz w:val="24"/>
                 <w:szCs w:val="24"/>
@@ -5134,29 +5084,38 @@
                 <w:sz w:val="24"/>
                 <w:szCs w:val="24"/>
               </w:rPr>
-              <w:t xml:space="preserve"> + 1 }</w:t>
-            </w:r>
-          </w:p>
-          <w:p>
-            <w:pPr>
-              <w:widowControl/>
-              <w:spacing w:before="100" w:beforeAutospacing="1" w:after="100" w:afterAutospacing="1"/>
-              <w:jc w:val="left"/>
-              <w:rPr>
-                <w:rFonts w:ascii="宋体" w:eastAsia="宋体" w:hAnsi="宋体" w:cs="宋体"/>
-                <w:kern w:val="0"/>
-                <w:sz w:val="24"/>
-                <w:szCs w:val="24"/>
-              </w:rPr>
-            </w:pPr>
-            <w:r>
-              <w:rPr>
-                <w:rFonts w:ascii="宋体" w:eastAsia="宋体" w:hAnsi="宋体" w:cs="宋体"/>
-                <w:kern w:val="0"/>
-                <w:sz w:val="24"/>
-                <w:szCs w:val="24"/>
-              </w:rPr>
-              <w:lastRenderedPageBreak/>
+              <w:t xml:space="preserve"> + </w:t>
+            </w:r>
+            <w:proofErr w:type="gramStart"/>
+            <w:r>
+              <w:rPr>
+                <w:rFonts w:ascii="宋体" w:eastAsia="宋体" w:hAnsi="宋体" w:cs="宋体"/>
+                <w:kern w:val="0"/>
+                <w:sz w:val="24"/>
+                <w:szCs w:val="24"/>
+              </w:rPr>
+              <w:t>1 }</w:t>
+            </w:r>
+            <w:proofErr w:type="gramEnd"/>
+          </w:p>
+          <w:p>
+            <w:pPr>
+              <w:widowControl/>
+              <w:jc w:val="left"/>
+              <w:rPr>
+                <w:rFonts w:ascii="宋体" w:eastAsia="宋体" w:hAnsi="宋体" w:cs="宋体" w:hint="eastAsia"/>
+                <w:kern w:val="0"/>
+                <w:sz w:val="24"/>
+                <w:szCs w:val="24"/>
+              </w:rPr>
+            </w:pPr>
+            <w:r>
+              <w:rPr>
+                <w:rFonts w:ascii="宋体" w:eastAsia="宋体" w:hAnsi="宋体" w:cs="宋体"/>
+                <w:kern w:val="0"/>
+                <w:sz w:val="24"/>
+                <w:szCs w:val="24"/>
+              </w:rPr>
               <w:t>其中末项对应「创建</w:t>
             </w:r>
             <w:proofErr w:type="gramStart"/>
@@ -5187,7 +5146,7 @@
                 <w:sz w:val="24"/>
                 <w:szCs w:val="24"/>
               </w:rPr>
-              <w:t>将簇结</w:t>
+              <w:t>将簇结构</w:t>
             </w:r>
             <w:proofErr w:type="gramEnd"/>
             <w:r>
@@ -5197,16 +5156,15 @@
                 <w:sz w:val="24"/>
                 <w:szCs w:val="24"/>
               </w:rPr>
-              <w:t>构在线更新为 E(t+1)，使全局聚类一致性指标（ARI 与成对 F1）在医药领域语义空间下达到 Precision–Recall 的最优均衡。</w:t>
-            </w:r>
-          </w:p>
-          <w:p>
-            <w:pPr>
-              <w:widowControl/>
-              <w:spacing w:before="100" w:beforeAutospacing="1" w:after="100" w:afterAutospacing="1"/>
-              <w:jc w:val="left"/>
-              <w:rPr>
-                <w:rFonts w:ascii="宋体" w:eastAsia="宋体" w:hAnsi="宋体" w:cs="宋体"/>
+              <w:t>在线更新为 E(t+1)，使全局聚类一致性指标（ARI 与成对 F1）在医药领域语义空间下达到 Precision–Recall 的最优均衡。</w:t>
+            </w:r>
+          </w:p>
+          <w:p>
+            <w:pPr>
+              <w:widowControl/>
+              <w:jc w:val="left"/>
+              <w:rPr>
+                <w:rFonts w:ascii="宋体" w:eastAsia="宋体" w:hAnsi="宋体" w:cs="宋体" w:hint="eastAsia"/>
                 <w:kern w:val="0"/>
                 <w:sz w:val="24"/>
                 <w:szCs w:val="24"/>
@@ -5229,10 +5187,9 @@
                 <w:ilvl w:val="0"/>
                 <w:numId w:val="8"/>
               </w:numPr>
-              <w:spacing w:before="100" w:beforeAutospacing="1" w:after="100" w:afterAutospacing="1"/>
-              <w:jc w:val="left"/>
-              <w:rPr>
-                <w:rFonts w:ascii="宋体" w:eastAsia="宋体" w:hAnsi="宋体" w:cs="宋体"/>
+              <w:jc w:val="left"/>
+              <w:rPr>
+                <w:rFonts w:ascii="宋体" w:eastAsia="宋体" w:hAnsi="宋体" w:cs="宋体" w:hint="eastAsia"/>
                 <w:kern w:val="0"/>
                 <w:sz w:val="24"/>
                 <w:szCs w:val="24"/>
@@ -5266,10 +5223,9 @@
                 <w:ilvl w:val="0"/>
                 <w:numId w:val="8"/>
               </w:numPr>
-              <w:spacing w:before="100" w:beforeAutospacing="1" w:after="100" w:afterAutospacing="1"/>
-              <w:jc w:val="left"/>
-              <w:rPr>
-                <w:rFonts w:ascii="宋体" w:eastAsia="宋体" w:hAnsi="宋体" w:cs="宋体"/>
+              <w:jc w:val="left"/>
+              <w:rPr>
+                <w:rFonts w:ascii="宋体" w:eastAsia="宋体" w:hAnsi="宋体" w:cs="宋体" w:hint="eastAsia"/>
                 <w:kern w:val="0"/>
                 <w:sz w:val="24"/>
                 <w:szCs w:val="24"/>
@@ -5316,10 +5272,9 @@
                 <w:ilvl w:val="0"/>
                 <w:numId w:val="8"/>
               </w:numPr>
-              <w:spacing w:before="100" w:beforeAutospacing="1" w:after="100" w:afterAutospacing="1"/>
-              <w:jc w:val="left"/>
-              <w:rPr>
-                <w:rFonts w:ascii="宋体" w:eastAsia="宋体" w:hAnsi="宋体" w:cs="宋体"/>
+              <w:jc w:val="left"/>
+              <w:rPr>
+                <w:rFonts w:ascii="宋体" w:eastAsia="宋体" w:hAnsi="宋体" w:cs="宋体" w:hint="eastAsia"/>
                 <w:kern w:val="0"/>
                 <w:sz w:val="24"/>
                 <w:szCs w:val="24"/>
@@ -5353,10 +5308,9 @@
                 <w:ilvl w:val="0"/>
                 <w:numId w:val="8"/>
               </w:numPr>
-              <w:spacing w:before="100" w:beforeAutospacing="1" w:after="100" w:afterAutospacing="1"/>
-              <w:jc w:val="left"/>
-              <w:rPr>
-                <w:rFonts w:ascii="宋体" w:eastAsia="宋体" w:hAnsi="宋体" w:cs="宋体"/>
+              <w:jc w:val="left"/>
+              <w:rPr>
+                <w:rFonts w:ascii="宋体" w:eastAsia="宋体" w:hAnsi="宋体" w:cs="宋体" w:hint="eastAsia"/>
                 <w:kern w:val="0"/>
                 <w:sz w:val="24"/>
                 <w:szCs w:val="24"/>
@@ -5426,26 +5380,25 @@
           <w:p>
             <w:pPr>
               <w:widowControl/>
-              <w:spacing w:before="100" w:beforeAutospacing="1" w:after="100" w:afterAutospacing="1"/>
               <w:jc w:val="left"/>
               <w:outlineLvl w:val="4"/>
               <w:rPr>
-                <w:rFonts w:ascii="宋体" w:eastAsia="宋体" w:hAnsi="宋体" w:cs="宋体"/>
-                <w:b/>
-                <w:bCs/>
-                <w:kern w:val="0"/>
-                <w:sz w:val="20"/>
-                <w:szCs w:val="20"/>
-              </w:rPr>
-            </w:pPr>
-            <w:r>
-              <w:rPr>
-                <w:rFonts w:ascii="宋体" w:eastAsia="宋体" w:hAnsi="宋体" w:cs="宋体"/>
-                <w:b/>
-                <w:bCs/>
-                <w:kern w:val="0"/>
-                <w:sz w:val="20"/>
-                <w:szCs w:val="20"/>
+                <w:rFonts w:ascii="宋体" w:eastAsia="宋体" w:hAnsi="宋体" w:cs="宋体" w:hint="eastAsia"/>
+                <w:b/>
+                <w:bCs/>
+                <w:kern w:val="0"/>
+                <w:sz w:val="28"/>
+                <w:szCs w:val="28"/>
+              </w:rPr>
+            </w:pPr>
+            <w:r>
+              <w:rPr>
+                <w:rFonts w:ascii="宋体" w:eastAsia="宋体" w:hAnsi="宋体" w:cs="宋体"/>
+                <w:b/>
+                <w:bCs/>
+                <w:kern w:val="0"/>
+                <w:sz w:val="28"/>
+                <w:szCs w:val="28"/>
               </w:rPr>
               <w:t>2.2.2.2 核心思想：分层阈值决策与种子</w:t>
             </w:r>
@@ -5456,8 +5409,8 @@
                 <w:b/>
                 <w:bCs/>
                 <w:kern w:val="0"/>
-                <w:sz w:val="20"/>
-                <w:szCs w:val="20"/>
+                <w:sz w:val="28"/>
+                <w:szCs w:val="28"/>
               </w:rPr>
               <w:t>—中心</w:t>
             </w:r>
@@ -5468,8 +5421,8 @@
                 <w:b/>
                 <w:bCs/>
                 <w:kern w:val="0"/>
-                <w:sz w:val="20"/>
-                <w:szCs w:val="20"/>
+                <w:sz w:val="28"/>
+                <w:szCs w:val="28"/>
               </w:rPr>
               <w:t>双锚约束</w:t>
             </w:r>
@@ -5477,10 +5430,9 @@
           <w:p>
             <w:pPr>
               <w:widowControl/>
-              <w:spacing w:before="100" w:beforeAutospacing="1" w:after="100" w:afterAutospacing="1"/>
-              <w:jc w:val="left"/>
-              <w:rPr>
-                <w:rFonts w:ascii="宋体" w:eastAsia="宋体" w:hAnsi="宋体" w:cs="宋体"/>
+              <w:jc w:val="left"/>
+              <w:rPr>
+                <w:rFonts w:ascii="宋体" w:eastAsia="宋体" w:hAnsi="宋体" w:cs="宋体" w:hint="eastAsia"/>
                 <w:kern w:val="0"/>
                 <w:sz w:val="24"/>
                 <w:szCs w:val="24"/>
@@ -5610,7 +5562,7 @@
               </w:tabs>
               <w:jc w:val="left"/>
               <w:rPr>
-                <w:rFonts w:ascii="宋体" w:eastAsia="宋体" w:hAnsi="宋体" w:cs="宋体"/>
+                <w:rFonts w:ascii="宋体" w:eastAsia="宋体" w:hAnsi="宋体" w:cs="宋体" w:hint="eastAsia"/>
                 <w:kern w:val="0"/>
                 <w:sz w:val="24"/>
                 <w:szCs w:val="24"/>
@@ -5669,7 +5621,7 @@
               </w:tabs>
               <w:jc w:val="left"/>
               <w:rPr>
-                <w:rFonts w:ascii="宋体" w:eastAsia="宋体" w:hAnsi="宋体" w:cs="宋体"/>
+                <w:rFonts w:ascii="宋体" w:eastAsia="宋体" w:hAnsi="宋体" w:cs="宋体" w:hint="eastAsia"/>
                 <w:kern w:val="0"/>
                 <w:sz w:val="24"/>
                 <w:szCs w:val="24"/>
@@ -5788,7 +5740,7 @@
               </w:tabs>
               <w:jc w:val="left"/>
               <w:rPr>
-                <w:rFonts w:ascii="宋体" w:eastAsia="宋体" w:hAnsi="宋体" w:cs="宋体"/>
+                <w:rFonts w:ascii="宋体" w:eastAsia="宋体" w:hAnsi="宋体" w:cs="宋体" w:hint="eastAsia"/>
                 <w:kern w:val="0"/>
                 <w:sz w:val="24"/>
                 <w:szCs w:val="24"/>
@@ -5987,7 +5939,7 @@
               </w:tabs>
               <w:jc w:val="left"/>
               <w:rPr>
-                <w:rFonts w:ascii="宋体" w:eastAsia="宋体" w:hAnsi="宋体" w:cs="宋体"/>
+                <w:rFonts w:ascii="宋体" w:eastAsia="宋体" w:hAnsi="宋体" w:cs="宋体" w:hint="eastAsia"/>
                 <w:kern w:val="0"/>
                 <w:sz w:val="24"/>
                 <w:szCs w:val="24"/>
@@ -6006,10 +5958,9 @@
           <w:p>
             <w:pPr>
               <w:widowControl/>
-              <w:spacing w:before="100" w:beforeAutospacing="1" w:after="100" w:afterAutospacing="1"/>
-              <w:jc w:val="left"/>
-              <w:rPr>
-                <w:rFonts w:ascii="宋体" w:eastAsia="宋体" w:hAnsi="宋体" w:cs="宋体"/>
+              <w:jc w:val="left"/>
+              <w:rPr>
+                <w:rFonts w:ascii="宋体" w:eastAsia="宋体" w:hAnsi="宋体" w:cs="宋体" w:hint="eastAsia"/>
                 <w:kern w:val="0"/>
                 <w:sz w:val="24"/>
                 <w:szCs w:val="24"/>
@@ -6143,43 +6094,22 @@
           <w:p>
             <w:pPr>
               <w:widowControl/>
-              <w:spacing w:before="100" w:beforeAutospacing="1" w:after="100" w:afterAutospacing="1"/>
-              <w:jc w:val="left"/>
-              <w:rPr>
-                <w:rFonts w:ascii="宋体" w:eastAsia="宋体" w:hAnsi="宋体" w:cs="宋体"/>
-                <w:kern w:val="0"/>
-                <w:sz w:val="24"/>
-                <w:szCs w:val="24"/>
-              </w:rPr>
-            </w:pPr>
-            <w:r>
-              <w:rPr>
-                <w:rFonts w:ascii="宋体" w:eastAsia="宋体" w:hAnsi="宋体" w:cs="宋体"/>
-                <w:kern w:val="0"/>
-                <w:sz w:val="24"/>
-                <w:szCs w:val="24"/>
-              </w:rPr>
-              <w:t xml:space="preserve">定义簇 </w:t>
-            </w:r>
-            <w:proofErr w:type="spellStart"/>
-            <w:r>
-              <w:rPr>
-                <w:rFonts w:ascii="宋体" w:eastAsia="宋体" w:hAnsi="宋体" w:cs="宋体"/>
-                <w:kern w:val="0"/>
-                <w:sz w:val="24"/>
-                <w:szCs w:val="24"/>
-              </w:rPr>
-              <w:t>Ei</w:t>
-            </w:r>
-            <w:proofErr w:type="spellEnd"/>
-            <w:r>
-              <w:rPr>
-                <w:rFonts w:ascii="宋体" w:eastAsia="宋体" w:hAnsi="宋体" w:cs="宋体"/>
-                <w:kern w:val="0"/>
-                <w:sz w:val="24"/>
-                <w:szCs w:val="24"/>
-              </w:rPr>
-              <w:t xml:space="preserve"> 的有效接纳域 Ri 为：</w:t>
+              <w:jc w:val="left"/>
+              <w:rPr>
+                <w:rFonts w:ascii="宋体" w:eastAsia="宋体" w:hAnsi="宋体" w:cs="宋体" w:hint="eastAsia"/>
+                <w:kern w:val="0"/>
+                <w:sz w:val="24"/>
+                <w:szCs w:val="24"/>
+              </w:rPr>
+            </w:pPr>
+            <w:r>
+              <w:rPr>
+                <w:rFonts w:ascii="宋体" w:eastAsia="宋体" w:hAnsi="宋体" w:cs="宋体"/>
+                <w:kern w:val="0"/>
+                <w:sz w:val="24"/>
+                <w:szCs w:val="24"/>
+              </w:rPr>
+              <w:t>定义簇 Ei 的有效接纳域 Ri 为：</w:t>
             </w:r>
           </w:p>
           <w:p>
@@ -6205,7 +6135,7 @@
               </w:tabs>
               <w:jc w:val="left"/>
               <w:rPr>
-                <w:rFonts w:ascii="宋体" w:eastAsia="宋体" w:hAnsi="宋体" w:cs="宋体"/>
+                <w:rFonts w:ascii="宋体" w:eastAsia="宋体" w:hAnsi="宋体" w:cs="宋体" w:hint="eastAsia"/>
                 <w:kern w:val="0"/>
                 <w:sz w:val="24"/>
                 <w:szCs w:val="24"/>
@@ -6219,6 +6149,7 @@
                 <w:sz w:val="24"/>
                 <w:szCs w:val="24"/>
               </w:rPr>
+              <w:lastRenderedPageBreak/>
               <w:t>R_i</w:t>
             </w:r>
             <w:proofErr w:type="spellEnd"/>
@@ -6249,7 +6180,27 @@
                 <w:sz w:val="24"/>
                 <w:szCs w:val="24"/>
               </w:rPr>
-              <w:t xml:space="preserve"> | cos(x, </w:t>
+              <w:t xml:space="preserve"> | </w:t>
+            </w:r>
+            <w:proofErr w:type="gramStart"/>
+            <w:r>
+              <w:rPr>
+                <w:rFonts w:ascii="宋体" w:eastAsia="宋体" w:hAnsi="宋体" w:cs="宋体"/>
+                <w:kern w:val="0"/>
+                <w:sz w:val="24"/>
+                <w:szCs w:val="24"/>
+              </w:rPr>
+              <w:t>cos(</w:t>
+            </w:r>
+            <w:proofErr w:type="gramEnd"/>
+            <w:r>
+              <w:rPr>
+                <w:rFonts w:ascii="宋体" w:eastAsia="宋体" w:hAnsi="宋体" w:cs="宋体"/>
+                <w:kern w:val="0"/>
+                <w:sz w:val="24"/>
+                <w:szCs w:val="24"/>
+              </w:rPr>
+              <w:t xml:space="preserve">x, </w:t>
             </w:r>
             <w:proofErr w:type="spellStart"/>
             <w:r>
@@ -6289,7 +6240,27 @@
                 <w:sz w:val="24"/>
                 <w:szCs w:val="24"/>
               </w:rPr>
-              <w:t xml:space="preserve"> ∨ ( cos(x, </w:t>
+              <w:t xml:space="preserve"> ∨ </w:t>
+            </w:r>
+            <w:proofErr w:type="gramStart"/>
+            <w:r>
+              <w:rPr>
+                <w:rFonts w:ascii="宋体" w:eastAsia="宋体" w:hAnsi="宋体" w:cs="宋体"/>
+                <w:kern w:val="0"/>
+                <w:sz w:val="24"/>
+                <w:szCs w:val="24"/>
+              </w:rPr>
+              <w:t>( cos</w:t>
+            </w:r>
+            <w:proofErr w:type="gramEnd"/>
+            <w:r>
+              <w:rPr>
+                <w:rFonts w:ascii="宋体" w:eastAsia="宋体" w:hAnsi="宋体" w:cs="宋体"/>
+                <w:kern w:val="0"/>
+                <w:sz w:val="24"/>
+                <w:szCs w:val="24"/>
+              </w:rPr>
+              <w:t xml:space="preserve">(x, </w:t>
             </w:r>
             <w:proofErr w:type="spellStart"/>
             <w:r>
@@ -6319,7 +6290,17 @@
                 <w:sz w:val="24"/>
                 <w:szCs w:val="24"/>
               </w:rPr>
-              <w:t>θ_mid</w:t>
+              <w:t>θ_</w:t>
+            </w:r>
+            <w:proofErr w:type="gramStart"/>
+            <w:r>
+              <w:rPr>
+                <w:rFonts w:ascii="宋体" w:eastAsia="宋体" w:hAnsi="宋体" w:cs="宋体"/>
+                <w:kern w:val="0"/>
+                <w:sz w:val="24"/>
+                <w:szCs w:val="24"/>
+              </w:rPr>
+              <w:t>mid</w:t>
             </w:r>
             <w:proofErr w:type="spellEnd"/>
             <w:r>
@@ -6329,7 +6310,37 @@
                 <w:sz w:val="24"/>
                 <w:szCs w:val="24"/>
               </w:rPr>
-              <w:t xml:space="preserve">  ∧  cos(x, </w:t>
+              <w:t xml:space="preserve">  ∧</w:t>
+            </w:r>
+            <w:proofErr w:type="gramEnd"/>
+            <w:r>
+              <w:rPr>
+                <w:rFonts w:ascii="宋体" w:eastAsia="宋体" w:hAnsi="宋体" w:cs="宋体"/>
+                <w:kern w:val="0"/>
+                <w:sz w:val="24"/>
+                <w:szCs w:val="24"/>
+              </w:rPr>
+              <w:t xml:space="preserve">  </w:t>
+            </w:r>
+            <w:proofErr w:type="gramStart"/>
+            <w:r>
+              <w:rPr>
+                <w:rFonts w:ascii="宋体" w:eastAsia="宋体" w:hAnsi="宋体" w:cs="宋体"/>
+                <w:kern w:val="0"/>
+                <w:sz w:val="24"/>
+                <w:szCs w:val="24"/>
+              </w:rPr>
+              <w:t>cos(</w:t>
+            </w:r>
+            <w:proofErr w:type="gramEnd"/>
+            <w:r>
+              <w:rPr>
+                <w:rFonts w:ascii="宋体" w:eastAsia="宋体" w:hAnsi="宋体" w:cs="宋体"/>
+                <w:kern w:val="0"/>
+                <w:sz w:val="24"/>
+                <w:szCs w:val="24"/>
+              </w:rPr>
+              <w:t xml:space="preserve">x, </w:t>
             </w:r>
             <w:proofErr w:type="spellStart"/>
             <w:r>
@@ -6359,7 +6370,17 @@
                 <w:sz w:val="24"/>
                 <w:szCs w:val="24"/>
               </w:rPr>
-              <w:t>θ_mid</w:t>
+              <w:t>θ_</w:t>
+            </w:r>
+            <w:proofErr w:type="gramStart"/>
+            <w:r>
+              <w:rPr>
+                <w:rFonts w:ascii="宋体" w:eastAsia="宋体" w:hAnsi="宋体" w:cs="宋体"/>
+                <w:kern w:val="0"/>
+                <w:sz w:val="24"/>
+                <w:szCs w:val="24"/>
+              </w:rPr>
+              <w:t>mid</w:t>
             </w:r>
             <w:proofErr w:type="spellEnd"/>
             <w:r>
@@ -6369,16 +6390,25 @@
                 <w:sz w:val="24"/>
                 <w:szCs w:val="24"/>
               </w:rPr>
-              <w:t xml:space="preserve"> ) }</w:t>
-            </w:r>
-          </w:p>
-          <w:p>
-            <w:pPr>
-              <w:widowControl/>
-              <w:spacing w:before="100" w:beforeAutospacing="1" w:after="100" w:afterAutospacing="1"/>
-              <w:jc w:val="left"/>
-              <w:rPr>
-                <w:rFonts w:ascii="宋体" w:eastAsia="宋体" w:hAnsi="宋体" w:cs="宋体"/>
+              <w:t xml:space="preserve"> )</w:t>
+            </w:r>
+            <w:proofErr w:type="gramEnd"/>
+            <w:r>
+              <w:rPr>
+                <w:rFonts w:ascii="宋体" w:eastAsia="宋体" w:hAnsi="宋体" w:cs="宋体"/>
+                <w:kern w:val="0"/>
+                <w:sz w:val="24"/>
+                <w:szCs w:val="24"/>
+              </w:rPr>
+              <w:t xml:space="preserve"> }</w:t>
+            </w:r>
+          </w:p>
+          <w:p>
+            <w:pPr>
+              <w:widowControl/>
+              <w:jc w:val="left"/>
+              <w:rPr>
+                <w:rFonts w:ascii="宋体" w:eastAsia="宋体" w:hAnsi="宋体" w:cs="宋体" w:hint="eastAsia"/>
                 <w:kern w:val="0"/>
                 <w:sz w:val="24"/>
                 <w:szCs w:val="24"/>
@@ -6421,7 +6451,7 @@
                 <w:sz w:val="24"/>
                 <w:szCs w:val="24"/>
               </w:rPr>
-              <w:t>使簇在</w:t>
+              <w:t>使簇在线</w:t>
             </w:r>
             <w:proofErr w:type="gramEnd"/>
             <w:r>
@@ -6431,7 +6461,7 @@
                 <w:sz w:val="24"/>
                 <w:szCs w:val="24"/>
               </w:rPr>
-              <w:t>线扩张过程中始终围绕「</w:t>
+              <w:t>扩张过程中始终围绕「</w:t>
             </w:r>
             <w:proofErr w:type="gramStart"/>
             <w:r>
@@ -6441,7 +6471,7 @@
                 <w:sz w:val="24"/>
                 <w:szCs w:val="24"/>
               </w:rPr>
-              <w:t>首报</w:t>
+              <w:t>首报道</w:t>
             </w:r>
             <w:proofErr w:type="gramEnd"/>
             <w:r>
@@ -6451,7 +6481,7 @@
                 <w:sz w:val="24"/>
                 <w:szCs w:val="24"/>
               </w:rPr>
-              <w:t>道事件语义」</w:t>
+              <w:t>事件语义」</w:t>
             </w:r>
             <w:proofErr w:type="gramStart"/>
             <w:r>
@@ -6461,7 +6491,7 @@
                 <w:sz w:val="24"/>
                 <w:szCs w:val="24"/>
               </w:rPr>
-              <w:t>保持紧致</w:t>
+              <w:t>保持紧致性</w:t>
             </w:r>
             <w:proofErr w:type="gramEnd"/>
             <w:r>
@@ -6471,7 +6501,7 @@
                 <w:sz w:val="24"/>
                 <w:szCs w:val="24"/>
               </w:rPr>
-              <w:t>性，抑制</w:t>
+              <w:t>，抑制</w:t>
             </w:r>
             <w:r>
               <w:rPr>
@@ -6497,26 +6527,25 @@
           <w:p>
             <w:pPr>
               <w:widowControl/>
-              <w:spacing w:before="100" w:beforeAutospacing="1" w:after="100" w:afterAutospacing="1"/>
               <w:jc w:val="left"/>
               <w:outlineLvl w:val="4"/>
               <w:rPr>
-                <w:rFonts w:ascii="宋体" w:eastAsia="宋体" w:hAnsi="宋体" w:cs="宋体"/>
-                <w:b/>
-                <w:bCs/>
-                <w:kern w:val="0"/>
-                <w:sz w:val="20"/>
-                <w:szCs w:val="20"/>
-              </w:rPr>
-            </w:pPr>
-            <w:r>
-              <w:rPr>
-                <w:rFonts w:ascii="宋体" w:eastAsia="宋体" w:hAnsi="宋体" w:cs="宋体"/>
-                <w:b/>
-                <w:bCs/>
-                <w:kern w:val="0"/>
-                <w:sz w:val="20"/>
-                <w:szCs w:val="20"/>
+                <w:rFonts w:ascii="宋体" w:eastAsia="宋体" w:hAnsi="宋体" w:cs="宋体" w:hint="eastAsia"/>
+                <w:b/>
+                <w:bCs/>
+                <w:kern w:val="0"/>
+                <w:sz w:val="28"/>
+                <w:szCs w:val="28"/>
+              </w:rPr>
+            </w:pPr>
+            <w:r>
+              <w:rPr>
+                <w:rFonts w:ascii="宋体" w:eastAsia="宋体" w:hAnsi="宋体" w:cs="宋体"/>
+                <w:b/>
+                <w:bCs/>
+                <w:kern w:val="0"/>
+                <w:sz w:val="28"/>
+                <w:szCs w:val="28"/>
               </w:rPr>
               <w:t>2.2.2.3 中心向量在线更新与收敛性</w:t>
             </w:r>
@@ -6524,43 +6553,23 @@
           <w:p>
             <w:pPr>
               <w:widowControl/>
-              <w:spacing w:before="100" w:beforeAutospacing="1" w:after="100" w:afterAutospacing="1"/>
-              <w:jc w:val="left"/>
-              <w:rPr>
-                <w:rFonts w:ascii="宋体" w:eastAsia="宋体" w:hAnsi="宋体" w:cs="宋体"/>
-                <w:kern w:val="0"/>
-                <w:sz w:val="24"/>
-                <w:szCs w:val="24"/>
-              </w:rPr>
-            </w:pPr>
-            <w:r>
-              <w:rPr>
-                <w:rFonts w:ascii="宋体" w:eastAsia="宋体" w:hAnsi="宋体" w:cs="宋体"/>
-                <w:kern w:val="0"/>
-                <w:sz w:val="24"/>
-                <w:szCs w:val="24"/>
-              </w:rPr>
-              <w:t xml:space="preserve">对归入簇 </w:t>
-            </w:r>
-            <w:proofErr w:type="spellStart"/>
-            <w:r>
-              <w:rPr>
-                <w:rFonts w:ascii="宋体" w:eastAsia="宋体" w:hAnsi="宋体" w:cs="宋体"/>
-                <w:kern w:val="0"/>
-                <w:sz w:val="24"/>
-                <w:szCs w:val="24"/>
-              </w:rPr>
-              <w:t>Ei</w:t>
-            </w:r>
-            <w:proofErr w:type="spellEnd"/>
-            <w:r>
-              <w:rPr>
-                <w:rFonts w:ascii="宋体" w:eastAsia="宋体" w:hAnsi="宋体" w:cs="宋体"/>
-                <w:kern w:val="0"/>
-                <w:sz w:val="24"/>
-                <w:szCs w:val="24"/>
-              </w:rPr>
-              <w:t xml:space="preserve"> 的新样本 </w:t>
+              <w:ind w:firstLineChars="200" w:firstLine="480"/>
+              <w:jc w:val="left"/>
+              <w:rPr>
+                <w:rFonts w:ascii="宋体" w:eastAsia="宋体" w:hAnsi="宋体" w:cs="宋体" w:hint="eastAsia"/>
+                <w:kern w:val="0"/>
+                <w:sz w:val="24"/>
+                <w:szCs w:val="24"/>
+              </w:rPr>
+            </w:pPr>
+            <w:r>
+              <w:rPr>
+                <w:rFonts w:ascii="宋体" w:eastAsia="宋体" w:hAnsi="宋体" w:cs="宋体"/>
+                <w:kern w:val="0"/>
+                <w:sz w:val="24"/>
+                <w:szCs w:val="24"/>
+              </w:rPr>
+              <w:t xml:space="preserve">对归入簇 Ei 的新样本 </w:t>
             </w:r>
             <w:proofErr w:type="spellStart"/>
             <w:r>
@@ -6637,7 +6646,7 @@
               </w:tabs>
               <w:jc w:val="left"/>
               <w:rPr>
-                <w:rFonts w:ascii="宋体" w:eastAsia="宋体" w:hAnsi="宋体" w:cs="宋体"/>
+                <w:rFonts w:ascii="宋体" w:eastAsia="宋体" w:hAnsi="宋体" w:cs="宋体" w:hint="eastAsia"/>
                 <w:kern w:val="0"/>
                 <w:sz w:val="24"/>
                 <w:szCs w:val="24"/>
@@ -6651,7 +6660,6 @@
                 <w:sz w:val="24"/>
                 <w:szCs w:val="24"/>
               </w:rPr>
-              <w:lastRenderedPageBreak/>
               <w:t>c_i</w:t>
             </w:r>
             <w:proofErr w:type="spellEnd"/>
@@ -6788,10 +6796,9 @@
           <w:p>
             <w:pPr>
               <w:widowControl/>
-              <w:spacing w:before="100" w:beforeAutospacing="1" w:after="100" w:afterAutospacing="1"/>
-              <w:jc w:val="left"/>
-              <w:rPr>
-                <w:rFonts w:ascii="宋体" w:eastAsia="宋体" w:hAnsi="宋体" w:cs="宋体"/>
+              <w:jc w:val="left"/>
+              <w:rPr>
+                <w:rFonts w:ascii="宋体" w:eastAsia="宋体" w:hAnsi="宋体" w:cs="宋体" w:hint="eastAsia"/>
                 <w:kern w:val="0"/>
                 <w:sz w:val="24"/>
                 <w:szCs w:val="24"/>
@@ -6850,7 +6857,7 @@
               </w:tabs>
               <w:jc w:val="left"/>
               <w:rPr>
-                <w:rFonts w:ascii="宋体" w:eastAsia="宋体" w:hAnsi="宋体" w:cs="宋体"/>
+                <w:rFonts w:ascii="宋体" w:eastAsia="宋体" w:hAnsi="宋体" w:cs="宋体" w:hint="eastAsia"/>
                 <w:kern w:val="0"/>
                 <w:sz w:val="24"/>
                 <w:szCs w:val="24"/>
@@ -6996,10 +7003,9 @@
           <w:p>
             <w:pPr>
               <w:widowControl/>
-              <w:spacing w:before="100" w:beforeAutospacing="1" w:after="100" w:afterAutospacing="1"/>
-              <w:jc w:val="left"/>
-              <w:rPr>
-                <w:rFonts w:ascii="宋体" w:eastAsia="宋体" w:hAnsi="宋体" w:cs="宋体"/>
+              <w:jc w:val="left"/>
+              <w:rPr>
+                <w:rFonts w:ascii="宋体" w:eastAsia="宋体" w:hAnsi="宋体" w:cs="宋体" w:hint="eastAsia"/>
                 <w:kern w:val="0"/>
                 <w:sz w:val="24"/>
                 <w:szCs w:val="24"/>
@@ -7049,26 +7055,25 @@
           <w:p>
             <w:pPr>
               <w:widowControl/>
-              <w:spacing w:before="100" w:beforeAutospacing="1" w:after="100" w:afterAutospacing="1"/>
               <w:jc w:val="left"/>
               <w:outlineLvl w:val="4"/>
               <w:rPr>
-                <w:rFonts w:ascii="宋体" w:eastAsia="宋体" w:hAnsi="宋体" w:cs="宋体"/>
-                <w:b/>
-                <w:bCs/>
-                <w:kern w:val="0"/>
-                <w:sz w:val="20"/>
-                <w:szCs w:val="20"/>
-              </w:rPr>
-            </w:pPr>
-            <w:r>
-              <w:rPr>
-                <w:rFonts w:ascii="宋体" w:eastAsia="宋体" w:hAnsi="宋体" w:cs="宋体"/>
-                <w:b/>
-                <w:bCs/>
-                <w:kern w:val="0"/>
-                <w:sz w:val="20"/>
-                <w:szCs w:val="20"/>
+                <w:rFonts w:ascii="宋体" w:eastAsia="宋体" w:hAnsi="宋体" w:cs="宋体" w:hint="eastAsia"/>
+                <w:b/>
+                <w:bCs/>
+                <w:kern w:val="0"/>
+                <w:sz w:val="28"/>
+                <w:szCs w:val="28"/>
+              </w:rPr>
+            </w:pPr>
+            <w:r>
+              <w:rPr>
+                <w:rFonts w:ascii="宋体" w:eastAsia="宋体" w:hAnsi="宋体" w:cs="宋体"/>
+                <w:b/>
+                <w:bCs/>
+                <w:kern w:val="0"/>
+                <w:sz w:val="28"/>
+                <w:szCs w:val="28"/>
               </w:rPr>
               <w:t>2.2.2.4 时间</w:t>
             </w:r>
@@ -7079,8 +7084,8 @@
                 <w:b/>
                 <w:bCs/>
                 <w:kern w:val="0"/>
-                <w:sz w:val="20"/>
-                <w:szCs w:val="20"/>
+                <w:sz w:val="28"/>
+                <w:szCs w:val="28"/>
               </w:rPr>
               <w:t>—空间</w:t>
             </w:r>
@@ -7091,8 +7096,8 @@
                 <w:b/>
                 <w:bCs/>
                 <w:kern w:val="0"/>
-                <w:sz w:val="20"/>
-                <w:szCs w:val="20"/>
+                <w:sz w:val="28"/>
+                <w:szCs w:val="28"/>
               </w:rPr>
               <w:t>复杂度分析</w:t>
             </w:r>
@@ -7100,10 +7105,10 @@
           <w:p>
             <w:pPr>
               <w:widowControl/>
-              <w:spacing w:before="100" w:beforeAutospacing="1" w:after="100" w:afterAutospacing="1"/>
-              <w:jc w:val="left"/>
-              <w:rPr>
-                <w:rFonts w:ascii="宋体" w:eastAsia="宋体" w:hAnsi="宋体" w:cs="宋体"/>
+              <w:ind w:firstLineChars="200" w:firstLine="480"/>
+              <w:jc w:val="left"/>
+              <w:rPr>
+                <w:rFonts w:ascii="宋体" w:eastAsia="宋体" w:hAnsi="宋体" w:cs="宋体" w:hint="eastAsia"/>
                 <w:kern w:val="0"/>
                 <w:sz w:val="24"/>
                 <w:szCs w:val="24"/>
@@ -7191,10 +7196,9 @@
                 <w:p>
                   <w:pPr>
                     <w:widowControl/>
-                    <w:spacing w:before="100" w:beforeAutospacing="1" w:after="100" w:afterAutospacing="1"/>
                     <w:jc w:val="center"/>
                     <w:rPr>
-                      <w:rFonts w:ascii="宋体" w:eastAsia="宋体" w:hAnsi="宋体" w:cs="宋体"/>
+                      <w:rFonts w:ascii="宋体" w:eastAsia="宋体" w:hAnsi="宋体" w:cs="宋体" w:hint="eastAsia"/>
                       <w:b/>
                       <w:bCs/>
                       <w:kern w:val="0"/>
@@ -7224,10 +7228,9 @@
                 <w:p>
                   <w:pPr>
                     <w:widowControl/>
-                    <w:spacing w:before="100" w:beforeAutospacing="1" w:after="100" w:afterAutospacing="1"/>
                     <w:jc w:val="center"/>
                     <w:rPr>
-                      <w:rFonts w:ascii="宋体" w:eastAsia="宋体" w:hAnsi="宋体" w:cs="宋体"/>
+                      <w:rFonts w:ascii="宋体" w:eastAsia="宋体" w:hAnsi="宋体" w:cs="宋体" w:hint="eastAsia"/>
                       <w:b/>
                       <w:bCs/>
                       <w:kern w:val="0"/>
@@ -7257,10 +7260,9 @@
                 <w:p>
                   <w:pPr>
                     <w:widowControl/>
-                    <w:spacing w:before="100" w:beforeAutospacing="1" w:after="100" w:afterAutospacing="1"/>
                     <w:jc w:val="center"/>
                     <w:rPr>
-                      <w:rFonts w:ascii="宋体" w:eastAsia="宋体" w:hAnsi="宋体" w:cs="宋体"/>
+                      <w:rFonts w:ascii="宋体" w:eastAsia="宋体" w:hAnsi="宋体" w:cs="宋体" w:hint="eastAsia"/>
                       <w:b/>
                       <w:bCs/>
                       <w:kern w:val="0"/>
@@ -7290,10 +7292,9 @@
                 <w:p>
                   <w:pPr>
                     <w:widowControl/>
-                    <w:spacing w:before="100" w:beforeAutospacing="1" w:after="100" w:afterAutospacing="1"/>
                     <w:jc w:val="center"/>
                     <w:rPr>
-                      <w:rFonts w:ascii="宋体" w:eastAsia="宋体" w:hAnsi="宋体" w:cs="宋体"/>
+                      <w:rFonts w:ascii="宋体" w:eastAsia="宋体" w:hAnsi="宋体" w:cs="宋体" w:hint="eastAsia"/>
                       <w:b/>
                       <w:bCs/>
                       <w:kern w:val="0"/>
@@ -7328,10 +7329,9 @@
                 <w:p>
                   <w:pPr>
                     <w:widowControl/>
-                    <w:spacing w:before="100" w:beforeAutospacing="1" w:after="100" w:afterAutospacing="1"/>
                     <w:jc w:val="left"/>
                     <w:rPr>
-                      <w:rFonts w:ascii="宋体" w:eastAsia="宋体" w:hAnsi="宋体" w:cs="宋体"/>
+                      <w:rFonts w:ascii="宋体" w:eastAsia="宋体" w:hAnsi="宋体" w:cs="宋体" w:hint="eastAsia"/>
                       <w:kern w:val="0"/>
                       <w:sz w:val="24"/>
                       <w:szCs w:val="24"/>
@@ -7357,10 +7357,9 @@
                 <w:p>
                   <w:pPr>
                     <w:widowControl/>
-                    <w:spacing w:before="100" w:beforeAutospacing="1" w:after="100" w:afterAutospacing="1"/>
                     <w:jc w:val="left"/>
                     <w:rPr>
-                      <w:rFonts w:ascii="宋体" w:eastAsia="宋体" w:hAnsi="宋体" w:cs="宋体"/>
+                      <w:rFonts w:ascii="宋体" w:eastAsia="宋体" w:hAnsi="宋体" w:cs="宋体" w:hint="eastAsia"/>
                       <w:kern w:val="0"/>
                       <w:sz w:val="24"/>
                       <w:szCs w:val="24"/>
@@ -7406,10 +7405,9 @@
                 <w:p>
                   <w:pPr>
                     <w:widowControl/>
-                    <w:spacing w:before="100" w:beforeAutospacing="1" w:after="100" w:afterAutospacing="1"/>
                     <w:jc w:val="left"/>
                     <w:rPr>
-                      <w:rFonts w:ascii="宋体" w:eastAsia="宋体" w:hAnsi="宋体" w:cs="宋体"/>
+                      <w:rFonts w:ascii="宋体" w:eastAsia="宋体" w:hAnsi="宋体" w:cs="宋体" w:hint="eastAsia"/>
                       <w:kern w:val="0"/>
                       <w:sz w:val="24"/>
                       <w:szCs w:val="24"/>
@@ -7446,10 +7444,9 @@
                 <w:p>
                   <w:pPr>
                     <w:widowControl/>
-                    <w:spacing w:before="100" w:beforeAutospacing="1" w:after="100" w:afterAutospacing="1"/>
                     <w:jc w:val="left"/>
                     <w:rPr>
-                      <w:rFonts w:ascii="宋体" w:eastAsia="宋体" w:hAnsi="宋体" w:cs="宋体"/>
+                      <w:rFonts w:ascii="宋体" w:eastAsia="宋体" w:hAnsi="宋体" w:cs="宋体" w:hint="eastAsia"/>
                       <w:kern w:val="0"/>
                       <w:sz w:val="24"/>
                       <w:szCs w:val="24"/>
@@ -7500,10 +7497,9 @@
                 <w:p>
                   <w:pPr>
                     <w:widowControl/>
-                    <w:spacing w:before="100" w:beforeAutospacing="1" w:after="100" w:afterAutospacing="1"/>
                     <w:jc w:val="left"/>
                     <w:rPr>
-                      <w:rFonts w:ascii="宋体" w:eastAsia="宋体" w:hAnsi="宋体" w:cs="宋体"/>
+                      <w:rFonts w:ascii="宋体" w:eastAsia="宋体" w:hAnsi="宋体" w:cs="宋体" w:hint="eastAsia"/>
                       <w:kern w:val="0"/>
                       <w:sz w:val="24"/>
                       <w:szCs w:val="24"/>
@@ -7529,10 +7525,9 @@
                 <w:p>
                   <w:pPr>
                     <w:widowControl/>
-                    <w:spacing w:before="100" w:beforeAutospacing="1" w:after="100" w:afterAutospacing="1"/>
                     <w:jc w:val="left"/>
                     <w:rPr>
-                      <w:rFonts w:ascii="宋体" w:eastAsia="宋体" w:hAnsi="宋体" w:cs="宋体"/>
+                      <w:rFonts w:ascii="宋体" w:eastAsia="宋体" w:hAnsi="宋体" w:cs="宋体" w:hint="eastAsia"/>
                       <w:kern w:val="0"/>
                       <w:sz w:val="24"/>
                       <w:szCs w:val="24"/>
@@ -7558,10 +7553,9 @@
                 <w:p>
                   <w:pPr>
                     <w:widowControl/>
-                    <w:spacing w:before="100" w:beforeAutospacing="1" w:after="100" w:afterAutospacing="1"/>
                     <w:jc w:val="left"/>
                     <w:rPr>
-                      <w:rFonts w:ascii="宋体" w:eastAsia="宋体" w:hAnsi="宋体" w:cs="宋体"/>
+                      <w:rFonts w:ascii="宋体" w:eastAsia="宋体" w:hAnsi="宋体" w:cs="宋体" w:hint="eastAsia"/>
                       <w:kern w:val="0"/>
                       <w:sz w:val="24"/>
                       <w:szCs w:val="24"/>
@@ -7598,10 +7592,9 @@
                 <w:p>
                   <w:pPr>
                     <w:widowControl/>
-                    <w:spacing w:before="100" w:beforeAutospacing="1" w:after="100" w:afterAutospacing="1"/>
                     <w:jc w:val="left"/>
                     <w:rPr>
-                      <w:rFonts w:ascii="宋体" w:eastAsia="宋体" w:hAnsi="宋体" w:cs="宋体"/>
+                      <w:rFonts w:ascii="宋体" w:eastAsia="宋体" w:hAnsi="宋体" w:cs="宋体" w:hint="eastAsia"/>
                       <w:kern w:val="0"/>
                       <w:sz w:val="24"/>
                       <w:szCs w:val="24"/>
@@ -7632,10 +7625,9 @@
                 <w:p>
                   <w:pPr>
                     <w:widowControl/>
-                    <w:spacing w:before="100" w:beforeAutospacing="1" w:after="100" w:afterAutospacing="1"/>
                     <w:jc w:val="left"/>
                     <w:rPr>
-                      <w:rFonts w:ascii="宋体" w:eastAsia="宋体" w:hAnsi="宋体" w:cs="宋体"/>
+                      <w:rFonts w:ascii="宋体" w:eastAsia="宋体" w:hAnsi="宋体" w:cs="宋体" w:hint="eastAsia"/>
                       <w:kern w:val="0"/>
                       <w:sz w:val="24"/>
                       <w:szCs w:val="24"/>
@@ -7672,10 +7664,9 @@
                 <w:p>
                   <w:pPr>
                     <w:widowControl/>
-                    <w:spacing w:before="100" w:beforeAutospacing="1" w:after="100" w:afterAutospacing="1"/>
                     <w:jc w:val="left"/>
                     <w:rPr>
-                      <w:rFonts w:ascii="宋体" w:eastAsia="宋体" w:hAnsi="宋体" w:cs="宋体"/>
+                      <w:rFonts w:ascii="宋体" w:eastAsia="宋体" w:hAnsi="宋体" w:cs="宋体" w:hint="eastAsia"/>
                       <w:kern w:val="0"/>
                       <w:sz w:val="24"/>
                       <w:szCs w:val="24"/>
@@ -7712,10 +7703,9 @@
                 <w:p>
                   <w:pPr>
                     <w:widowControl/>
-                    <w:spacing w:before="100" w:beforeAutospacing="1" w:after="100" w:afterAutospacing="1"/>
                     <w:jc w:val="left"/>
                     <w:rPr>
-                      <w:rFonts w:ascii="宋体" w:eastAsia="宋体" w:hAnsi="宋体" w:cs="宋体"/>
+                      <w:rFonts w:ascii="宋体" w:eastAsia="宋体" w:hAnsi="宋体" w:cs="宋体" w:hint="eastAsia"/>
                       <w:kern w:val="0"/>
                       <w:sz w:val="24"/>
                       <w:szCs w:val="24"/>
@@ -7761,10 +7751,9 @@
                 <w:p>
                   <w:pPr>
                     <w:widowControl/>
-                    <w:spacing w:before="100" w:beforeAutospacing="1" w:after="100" w:afterAutospacing="1"/>
                     <w:jc w:val="left"/>
                     <w:rPr>
-                      <w:rFonts w:ascii="宋体" w:eastAsia="宋体" w:hAnsi="宋体" w:cs="宋体"/>
+                      <w:rFonts w:ascii="宋体" w:eastAsia="宋体" w:hAnsi="宋体" w:cs="宋体" w:hint="eastAsia"/>
                       <w:kern w:val="0"/>
                       <w:sz w:val="24"/>
                       <w:szCs w:val="24"/>
@@ -7795,10 +7784,9 @@
                 <w:p>
                   <w:pPr>
                     <w:widowControl/>
-                    <w:spacing w:before="100" w:beforeAutospacing="1" w:after="100" w:afterAutospacing="1"/>
                     <w:jc w:val="left"/>
                     <w:rPr>
-                      <w:rFonts w:ascii="宋体" w:eastAsia="宋体" w:hAnsi="宋体" w:cs="宋体"/>
+                      <w:rFonts w:ascii="宋体" w:eastAsia="宋体" w:hAnsi="宋体" w:cs="宋体" w:hint="eastAsia"/>
                       <w:kern w:val="0"/>
                       <w:sz w:val="24"/>
                       <w:szCs w:val="24"/>
@@ -7826,10 +7814,9 @@
                 <w:p>
                   <w:pPr>
                     <w:widowControl/>
-                    <w:spacing w:before="100" w:beforeAutospacing="1" w:after="100" w:afterAutospacing="1"/>
                     <w:jc w:val="left"/>
                     <w:rPr>
-                      <w:rFonts w:ascii="宋体" w:eastAsia="宋体" w:hAnsi="宋体" w:cs="宋体"/>
+                      <w:rFonts w:ascii="宋体" w:eastAsia="宋体" w:hAnsi="宋体" w:cs="宋体" w:hint="eastAsia"/>
                       <w:kern w:val="0"/>
                       <w:sz w:val="24"/>
                       <w:szCs w:val="24"/>
@@ -7875,10 +7862,9 @@
                 <w:p>
                   <w:pPr>
                     <w:widowControl/>
-                    <w:spacing w:before="100" w:beforeAutospacing="1" w:after="100" w:afterAutospacing="1"/>
                     <w:jc w:val="left"/>
                     <w:rPr>
-                      <w:rFonts w:ascii="宋体" w:eastAsia="宋体" w:hAnsi="宋体" w:cs="宋体"/>
+                      <w:rFonts w:ascii="宋体" w:eastAsia="宋体" w:hAnsi="宋体" w:cs="宋体" w:hint="eastAsia"/>
                       <w:kern w:val="0"/>
                       <w:sz w:val="24"/>
                       <w:szCs w:val="24"/>
@@ -7924,10 +7910,9 @@
                 <w:p>
                   <w:pPr>
                     <w:widowControl/>
-                    <w:spacing w:before="100" w:beforeAutospacing="1" w:after="100" w:afterAutospacing="1"/>
                     <w:jc w:val="left"/>
                     <w:rPr>
-                      <w:rFonts w:ascii="宋体" w:eastAsia="宋体" w:hAnsi="宋体" w:cs="宋体"/>
+                      <w:rFonts w:ascii="宋体" w:eastAsia="宋体" w:hAnsi="宋体" w:cs="宋体" w:hint="eastAsia"/>
                       <w:kern w:val="0"/>
                       <w:sz w:val="24"/>
                       <w:szCs w:val="24"/>
@@ -7987,10 +7972,10 @@
           <w:p>
             <w:pPr>
               <w:widowControl/>
-              <w:spacing w:before="100" w:beforeAutospacing="1" w:after="100" w:afterAutospacing="1"/>
-              <w:jc w:val="left"/>
-              <w:rPr>
-                <w:rFonts w:ascii="宋体" w:eastAsia="宋体" w:hAnsi="宋体" w:cs="宋体"/>
+              <w:ind w:firstLineChars="200" w:firstLine="480"/>
+              <w:jc w:val="left"/>
+              <w:rPr>
+                <w:rFonts w:ascii="宋体" w:eastAsia="宋体" w:hAnsi="宋体" w:cs="宋体" w:hint="eastAsia"/>
                 <w:kern w:val="0"/>
                 <w:sz w:val="24"/>
                 <w:szCs w:val="24"/>
@@ -8115,26 +8100,25 @@
           <w:p>
             <w:pPr>
               <w:widowControl/>
-              <w:spacing w:before="100" w:beforeAutospacing="1" w:after="100" w:afterAutospacing="1"/>
               <w:jc w:val="left"/>
               <w:outlineLvl w:val="4"/>
               <w:rPr>
-                <w:rFonts w:ascii="宋体" w:eastAsia="宋体" w:hAnsi="宋体" w:cs="宋体"/>
-                <w:b/>
-                <w:bCs/>
-                <w:kern w:val="0"/>
-                <w:sz w:val="20"/>
-                <w:szCs w:val="20"/>
-              </w:rPr>
-            </w:pPr>
-            <w:r>
-              <w:rPr>
-                <w:rFonts w:ascii="宋体" w:eastAsia="宋体" w:hAnsi="宋体" w:cs="宋体"/>
-                <w:b/>
-                <w:bCs/>
-                <w:kern w:val="0"/>
-                <w:sz w:val="20"/>
-                <w:szCs w:val="20"/>
+                <w:rFonts w:ascii="宋体" w:eastAsia="宋体" w:hAnsi="宋体" w:cs="宋体" w:hint="eastAsia"/>
+                <w:b/>
+                <w:bCs/>
+                <w:kern w:val="0"/>
+                <w:sz w:val="28"/>
+                <w:szCs w:val="28"/>
+              </w:rPr>
+            </w:pPr>
+            <w:r>
+              <w:rPr>
+                <w:rFonts w:ascii="宋体" w:eastAsia="宋体" w:hAnsi="宋体" w:cs="宋体"/>
+                <w:b/>
+                <w:bCs/>
+                <w:kern w:val="0"/>
+                <w:sz w:val="28"/>
+                <w:szCs w:val="28"/>
               </w:rPr>
               <w:t>2.2.2.5 与经典方法的本质差异</w:t>
             </w:r>
@@ -8171,10 +8155,9 @@
                 <w:p>
                   <w:pPr>
                     <w:widowControl/>
-                    <w:spacing w:before="100" w:beforeAutospacing="1" w:after="100" w:afterAutospacing="1"/>
                     <w:jc w:val="center"/>
                     <w:rPr>
-                      <w:rFonts w:ascii="宋体" w:eastAsia="宋体" w:hAnsi="宋体" w:cs="宋体"/>
+                      <w:rFonts w:ascii="宋体" w:eastAsia="宋体" w:hAnsi="宋体" w:cs="宋体" w:hint="eastAsia"/>
                       <w:b/>
                       <w:bCs/>
                       <w:kern w:val="0"/>
@@ -8204,10 +8187,9 @@
                 <w:p>
                   <w:pPr>
                     <w:widowControl/>
-                    <w:spacing w:before="100" w:beforeAutospacing="1" w:after="100" w:afterAutospacing="1"/>
                     <w:jc w:val="center"/>
                     <w:rPr>
-                      <w:rFonts w:ascii="宋体" w:eastAsia="宋体" w:hAnsi="宋体" w:cs="宋体"/>
+                      <w:rFonts w:ascii="宋体" w:eastAsia="宋体" w:hAnsi="宋体" w:cs="宋体" w:hint="eastAsia"/>
                       <w:b/>
                       <w:bCs/>
                       <w:kern w:val="0"/>
@@ -8237,10 +8219,9 @@
                 <w:p>
                   <w:pPr>
                     <w:widowControl/>
-                    <w:spacing w:before="100" w:beforeAutospacing="1" w:after="100" w:afterAutospacing="1"/>
                     <w:jc w:val="center"/>
                     <w:rPr>
-                      <w:rFonts w:ascii="宋体" w:eastAsia="宋体" w:hAnsi="宋体" w:cs="宋体"/>
+                      <w:rFonts w:ascii="宋体" w:eastAsia="宋体" w:hAnsi="宋体" w:cs="宋体" w:hint="eastAsia"/>
                       <w:b/>
                       <w:bCs/>
                       <w:kern w:val="0"/>
@@ -8270,10 +8251,9 @@
                 <w:p>
                   <w:pPr>
                     <w:widowControl/>
-                    <w:spacing w:before="100" w:beforeAutospacing="1" w:after="100" w:afterAutospacing="1"/>
                     <w:jc w:val="center"/>
                     <w:rPr>
-                      <w:rFonts w:ascii="宋体" w:eastAsia="宋体" w:hAnsi="宋体" w:cs="宋体"/>
+                      <w:rFonts w:ascii="宋体" w:eastAsia="宋体" w:hAnsi="宋体" w:cs="宋体" w:hint="eastAsia"/>
                       <w:b/>
                       <w:bCs/>
                       <w:kern w:val="0"/>
@@ -8308,10 +8288,9 @@
                 <w:p>
                   <w:pPr>
                     <w:widowControl/>
-                    <w:spacing w:before="100" w:beforeAutospacing="1" w:after="100" w:afterAutospacing="1"/>
                     <w:jc w:val="left"/>
                     <w:rPr>
-                      <w:rFonts w:ascii="宋体" w:eastAsia="宋体" w:hAnsi="宋体" w:cs="宋体"/>
+                      <w:rFonts w:ascii="宋体" w:eastAsia="宋体" w:hAnsi="宋体" w:cs="宋体" w:hint="eastAsia"/>
                       <w:kern w:val="0"/>
                       <w:sz w:val="24"/>
                       <w:szCs w:val="24"/>
@@ -8337,10 +8316,9 @@
                 <w:p>
                   <w:pPr>
                     <w:widowControl/>
-                    <w:spacing w:before="100" w:beforeAutospacing="1" w:after="100" w:afterAutospacing="1"/>
                     <w:jc w:val="left"/>
                     <w:rPr>
-                      <w:rFonts w:ascii="宋体" w:eastAsia="宋体" w:hAnsi="宋体" w:cs="宋体"/>
+                      <w:rFonts w:ascii="宋体" w:eastAsia="宋体" w:hAnsi="宋体" w:cs="宋体" w:hint="eastAsia"/>
                       <w:kern w:val="0"/>
                       <w:sz w:val="24"/>
                       <w:szCs w:val="24"/>
@@ -8366,10 +8344,9 @@
                 <w:p>
                   <w:pPr>
                     <w:widowControl/>
-                    <w:spacing w:before="100" w:beforeAutospacing="1" w:after="100" w:afterAutospacing="1"/>
                     <w:jc w:val="left"/>
                     <w:rPr>
-                      <w:rFonts w:ascii="宋体" w:eastAsia="宋体" w:hAnsi="宋体" w:cs="宋体"/>
+                      <w:rFonts w:ascii="宋体" w:eastAsia="宋体" w:hAnsi="宋体" w:cs="宋体" w:hint="eastAsia"/>
                       <w:kern w:val="0"/>
                       <w:sz w:val="24"/>
                       <w:szCs w:val="24"/>
@@ -8395,10 +8372,9 @@
                 <w:p>
                   <w:pPr>
                     <w:widowControl/>
-                    <w:spacing w:before="100" w:beforeAutospacing="1" w:after="100" w:afterAutospacing="1"/>
                     <w:jc w:val="left"/>
                     <w:rPr>
-                      <w:rFonts w:ascii="宋体" w:eastAsia="宋体" w:hAnsi="宋体" w:cs="宋体"/>
+                      <w:rFonts w:ascii="宋体" w:eastAsia="宋体" w:hAnsi="宋体" w:cs="宋体" w:hint="eastAsia"/>
                       <w:kern w:val="0"/>
                       <w:sz w:val="24"/>
                       <w:szCs w:val="24"/>
@@ -8429,10 +8405,9 @@
                 <w:p>
                   <w:pPr>
                     <w:widowControl/>
-                    <w:spacing w:before="100" w:beforeAutospacing="1" w:after="100" w:afterAutospacing="1"/>
                     <w:jc w:val="left"/>
                     <w:rPr>
-                      <w:rFonts w:ascii="宋体" w:eastAsia="宋体" w:hAnsi="宋体" w:cs="宋体"/>
+                      <w:rFonts w:ascii="宋体" w:eastAsia="宋体" w:hAnsi="宋体" w:cs="宋体" w:hint="eastAsia"/>
                       <w:kern w:val="0"/>
                       <w:sz w:val="24"/>
                       <w:szCs w:val="24"/>
@@ -8469,10 +8444,9 @@
                 <w:p>
                   <w:pPr>
                     <w:widowControl/>
-                    <w:spacing w:before="100" w:beforeAutospacing="1" w:after="100" w:afterAutospacing="1"/>
                     <w:jc w:val="left"/>
                     <w:rPr>
-                      <w:rFonts w:ascii="宋体" w:eastAsia="宋体" w:hAnsi="宋体" w:cs="宋体"/>
+                      <w:rFonts w:ascii="宋体" w:eastAsia="宋体" w:hAnsi="宋体" w:cs="宋体" w:hint="eastAsia"/>
                       <w:kern w:val="0"/>
                       <w:sz w:val="24"/>
                       <w:szCs w:val="24"/>
@@ -8498,10 +8472,9 @@
                 <w:p>
                   <w:pPr>
                     <w:widowControl/>
-                    <w:spacing w:before="100" w:beforeAutospacing="1" w:after="100" w:afterAutospacing="1"/>
                     <w:jc w:val="left"/>
                     <w:rPr>
-                      <w:rFonts w:ascii="宋体" w:eastAsia="宋体" w:hAnsi="宋体" w:cs="宋体"/>
+                      <w:rFonts w:ascii="宋体" w:eastAsia="宋体" w:hAnsi="宋体" w:cs="宋体" w:hint="eastAsia"/>
                       <w:kern w:val="0"/>
                       <w:sz w:val="24"/>
                       <w:szCs w:val="24"/>
@@ -8527,10 +8500,9 @@
                 <w:p>
                   <w:pPr>
                     <w:widowControl/>
-                    <w:spacing w:before="100" w:beforeAutospacing="1" w:after="100" w:afterAutospacing="1"/>
                     <w:jc w:val="left"/>
                     <w:rPr>
-                      <w:rFonts w:ascii="宋体" w:eastAsia="宋体" w:hAnsi="宋体" w:cs="宋体"/>
+                      <w:rFonts w:ascii="宋体" w:eastAsia="宋体" w:hAnsi="宋体" w:cs="宋体" w:hint="eastAsia"/>
                       <w:kern w:val="0"/>
                       <w:sz w:val="24"/>
                       <w:szCs w:val="24"/>
@@ -8561,10 +8533,9 @@
                 <w:p>
                   <w:pPr>
                     <w:widowControl/>
-                    <w:spacing w:before="100" w:beforeAutospacing="1" w:after="100" w:afterAutospacing="1"/>
                     <w:jc w:val="left"/>
                     <w:rPr>
-                      <w:rFonts w:ascii="宋体" w:eastAsia="宋体" w:hAnsi="宋体" w:cs="宋体"/>
+                      <w:rFonts w:ascii="宋体" w:eastAsia="宋体" w:hAnsi="宋体" w:cs="宋体" w:hint="eastAsia"/>
                       <w:kern w:val="0"/>
                       <w:sz w:val="24"/>
                       <w:szCs w:val="24"/>
@@ -8590,10 +8561,9 @@
                 <w:p>
                   <w:pPr>
                     <w:widowControl/>
-                    <w:spacing w:before="100" w:beforeAutospacing="1" w:after="100" w:afterAutospacing="1"/>
                     <w:jc w:val="left"/>
                     <w:rPr>
-                      <w:rFonts w:ascii="宋体" w:eastAsia="宋体" w:hAnsi="宋体" w:cs="宋体"/>
+                      <w:rFonts w:ascii="宋体" w:eastAsia="宋体" w:hAnsi="宋体" w:cs="宋体" w:hint="eastAsia"/>
                       <w:kern w:val="0"/>
                       <w:sz w:val="24"/>
                       <w:szCs w:val="24"/>
@@ -8619,10 +8589,9 @@
                 <w:p>
                   <w:pPr>
                     <w:widowControl/>
-                    <w:spacing w:before="100" w:beforeAutospacing="1" w:after="100" w:afterAutospacing="1"/>
                     <w:jc w:val="left"/>
                     <w:rPr>
-                      <w:rFonts w:ascii="宋体" w:eastAsia="宋体" w:hAnsi="宋体" w:cs="宋体"/>
+                      <w:rFonts w:ascii="宋体" w:eastAsia="宋体" w:hAnsi="宋体" w:cs="宋体" w:hint="eastAsia"/>
                       <w:kern w:val="0"/>
                       <w:sz w:val="24"/>
                       <w:szCs w:val="24"/>
@@ -8648,10 +8617,9 @@
                 <w:p>
                   <w:pPr>
                     <w:widowControl/>
-                    <w:spacing w:before="100" w:beforeAutospacing="1" w:after="100" w:afterAutospacing="1"/>
                     <w:jc w:val="left"/>
                     <w:rPr>
-                      <w:rFonts w:ascii="宋体" w:eastAsia="宋体" w:hAnsi="宋体" w:cs="宋体"/>
+                      <w:rFonts w:ascii="宋体" w:eastAsia="宋体" w:hAnsi="宋体" w:cs="宋体" w:hint="eastAsia"/>
                       <w:kern w:val="0"/>
                       <w:sz w:val="24"/>
                       <w:szCs w:val="24"/>
@@ -8702,10 +8670,9 @@
                 <w:p>
                   <w:pPr>
                     <w:widowControl/>
-                    <w:spacing w:before="100" w:beforeAutospacing="1" w:after="100" w:afterAutospacing="1"/>
                     <w:jc w:val="left"/>
                     <w:rPr>
-                      <w:rFonts w:ascii="宋体" w:eastAsia="宋体" w:hAnsi="宋体" w:cs="宋体"/>
+                      <w:rFonts w:ascii="宋体" w:eastAsia="宋体" w:hAnsi="宋体" w:cs="宋体" w:hint="eastAsia"/>
                       <w:kern w:val="0"/>
                       <w:sz w:val="24"/>
                       <w:szCs w:val="24"/>
@@ -8731,10 +8698,9 @@
                 <w:p>
                   <w:pPr>
                     <w:widowControl/>
-                    <w:spacing w:before="100" w:beforeAutospacing="1" w:after="100" w:afterAutospacing="1"/>
                     <w:jc w:val="left"/>
                     <w:rPr>
-                      <w:rFonts w:ascii="宋体" w:eastAsia="宋体" w:hAnsi="宋体" w:cs="宋体"/>
+                      <w:rFonts w:ascii="宋体" w:eastAsia="宋体" w:hAnsi="宋体" w:cs="宋体" w:hint="eastAsia"/>
                       <w:kern w:val="0"/>
                       <w:sz w:val="24"/>
                       <w:szCs w:val="24"/>
@@ -8760,10 +8726,9 @@
                 <w:p>
                   <w:pPr>
                     <w:widowControl/>
-                    <w:spacing w:before="100" w:beforeAutospacing="1" w:after="100" w:afterAutospacing="1"/>
                     <w:jc w:val="left"/>
                     <w:rPr>
-                      <w:rFonts w:ascii="宋体" w:eastAsia="宋体" w:hAnsi="宋体" w:cs="宋体"/>
+                      <w:rFonts w:ascii="宋体" w:eastAsia="宋体" w:hAnsi="宋体" w:cs="宋体" w:hint="eastAsia"/>
                       <w:kern w:val="0"/>
                       <w:sz w:val="24"/>
                       <w:szCs w:val="24"/>
@@ -8789,10 +8754,9 @@
                 <w:p>
                   <w:pPr>
                     <w:widowControl/>
-                    <w:spacing w:before="100" w:beforeAutospacing="1" w:after="100" w:afterAutospacing="1"/>
                     <w:jc w:val="left"/>
                     <w:rPr>
-                      <w:rFonts w:ascii="宋体" w:eastAsia="宋体" w:hAnsi="宋体" w:cs="宋体"/>
+                      <w:rFonts w:ascii="宋体" w:eastAsia="宋体" w:hAnsi="宋体" w:cs="宋体" w:hint="eastAsia"/>
                       <w:kern w:val="0"/>
                       <w:sz w:val="24"/>
                       <w:szCs w:val="24"/>
@@ -8823,10 +8787,9 @@
                 <w:p>
                   <w:pPr>
                     <w:widowControl/>
-                    <w:spacing w:before="100" w:beforeAutospacing="1" w:after="100" w:afterAutospacing="1"/>
                     <w:jc w:val="left"/>
                     <w:rPr>
-                      <w:rFonts w:ascii="宋体" w:eastAsia="宋体" w:hAnsi="宋体" w:cs="宋体"/>
+                      <w:rFonts w:ascii="宋体" w:eastAsia="宋体" w:hAnsi="宋体" w:cs="宋体" w:hint="eastAsia"/>
                       <w:kern w:val="0"/>
                       <w:sz w:val="24"/>
                       <w:szCs w:val="24"/>
@@ -8840,6 +8803,7 @@
                       <w:sz w:val="24"/>
                       <w:szCs w:val="24"/>
                     </w:rPr>
+                    <w:lastRenderedPageBreak/>
                     <w:t>簇内语义紧致</w:t>
                   </w:r>
                   <w:proofErr w:type="gramEnd"/>
@@ -8863,10 +8827,9 @@
                 <w:p>
                   <w:pPr>
                     <w:widowControl/>
-                    <w:spacing w:before="100" w:beforeAutospacing="1" w:after="100" w:afterAutospacing="1"/>
                     <w:jc w:val="left"/>
                     <w:rPr>
-                      <w:rFonts w:ascii="宋体" w:eastAsia="宋体" w:hAnsi="宋体" w:cs="宋体"/>
+                      <w:rFonts w:ascii="宋体" w:eastAsia="宋体" w:hAnsi="宋体" w:cs="宋体" w:hint="eastAsia"/>
                       <w:kern w:val="0"/>
                       <w:sz w:val="24"/>
                       <w:szCs w:val="24"/>
@@ -8892,10 +8855,9 @@
                 <w:p>
                   <w:pPr>
                     <w:widowControl/>
-                    <w:spacing w:before="100" w:beforeAutospacing="1" w:after="100" w:afterAutospacing="1"/>
                     <w:jc w:val="left"/>
                     <w:rPr>
-                      <w:rFonts w:ascii="宋体" w:eastAsia="宋体" w:hAnsi="宋体" w:cs="宋体"/>
+                      <w:rFonts w:ascii="宋体" w:eastAsia="宋体" w:hAnsi="宋体" w:cs="宋体" w:hint="eastAsia"/>
                       <w:kern w:val="0"/>
                       <w:sz w:val="24"/>
                       <w:szCs w:val="24"/>
@@ -8941,10 +8903,9 @@
                 <w:p>
                   <w:pPr>
                     <w:widowControl/>
-                    <w:spacing w:before="100" w:beforeAutospacing="1" w:after="100" w:afterAutospacing="1"/>
                     <w:jc w:val="left"/>
                     <w:rPr>
-                      <w:rFonts w:ascii="宋体" w:eastAsia="宋体" w:hAnsi="宋体" w:cs="宋体"/>
+                      <w:rFonts w:ascii="宋体" w:eastAsia="宋体" w:hAnsi="宋体" w:cs="宋体" w:hint="eastAsia"/>
                       <w:kern w:val="0"/>
                       <w:sz w:val="24"/>
                       <w:szCs w:val="24"/>
@@ -8975,10 +8936,9 @@
                 <w:p>
                   <w:pPr>
                     <w:widowControl/>
-                    <w:spacing w:before="100" w:beforeAutospacing="1" w:after="100" w:afterAutospacing="1"/>
                     <w:jc w:val="left"/>
                     <w:rPr>
-                      <w:rFonts w:ascii="宋体" w:eastAsia="宋体" w:hAnsi="宋体" w:cs="宋体"/>
+                      <w:rFonts w:ascii="宋体" w:eastAsia="宋体" w:hAnsi="宋体" w:cs="宋体" w:hint="eastAsia"/>
                       <w:kern w:val="0"/>
                       <w:sz w:val="24"/>
                       <w:szCs w:val="24"/>
@@ -9004,10 +8964,9 @@
                 <w:p>
                   <w:pPr>
                     <w:widowControl/>
-                    <w:spacing w:before="100" w:beforeAutospacing="1" w:after="100" w:afterAutospacing="1"/>
                     <w:jc w:val="left"/>
                     <w:rPr>
-                      <w:rFonts w:ascii="宋体" w:eastAsia="宋体" w:hAnsi="宋体" w:cs="宋体"/>
+                      <w:rFonts w:ascii="宋体" w:eastAsia="宋体" w:hAnsi="宋体" w:cs="宋体" w:hint="eastAsia"/>
                       <w:kern w:val="0"/>
                       <w:sz w:val="24"/>
                       <w:szCs w:val="24"/>
@@ -9033,10 +8992,9 @@
                 <w:p>
                   <w:pPr>
                     <w:widowControl/>
-                    <w:spacing w:before="100" w:beforeAutospacing="1" w:after="100" w:afterAutospacing="1"/>
                     <w:jc w:val="left"/>
                     <w:rPr>
-                      <w:rFonts w:ascii="宋体" w:eastAsia="宋体" w:hAnsi="宋体" w:cs="宋体"/>
+                      <w:rFonts w:ascii="宋体" w:eastAsia="宋体" w:hAnsi="宋体" w:cs="宋体" w:hint="eastAsia"/>
                       <w:kern w:val="0"/>
                       <w:sz w:val="24"/>
                       <w:szCs w:val="24"/>
@@ -9082,10 +9040,9 @@
                 <w:p>
                   <w:pPr>
                     <w:widowControl/>
-                    <w:spacing w:before="100" w:beforeAutospacing="1" w:after="100" w:afterAutospacing="1"/>
                     <w:jc w:val="left"/>
                     <w:rPr>
-                      <w:rFonts w:ascii="宋体" w:eastAsia="宋体" w:hAnsi="宋体" w:cs="宋体"/>
+                      <w:rFonts w:ascii="宋体" w:eastAsia="宋体" w:hAnsi="宋体" w:cs="宋体" w:hint="eastAsia"/>
                       <w:kern w:val="0"/>
                       <w:sz w:val="24"/>
                       <w:szCs w:val="24"/>
@@ -9116,10 +9073,9 @@
                 <w:p>
                   <w:pPr>
                     <w:widowControl/>
-                    <w:spacing w:before="100" w:beforeAutospacing="1" w:after="100" w:afterAutospacing="1"/>
                     <w:jc w:val="left"/>
                     <w:rPr>
-                      <w:rFonts w:ascii="宋体" w:eastAsia="宋体" w:hAnsi="宋体" w:cs="宋体"/>
+                      <w:rFonts w:ascii="宋体" w:eastAsia="宋体" w:hAnsi="宋体" w:cs="宋体" w:hint="eastAsia"/>
                       <w:kern w:val="0"/>
                       <w:sz w:val="24"/>
                       <w:szCs w:val="24"/>
@@ -9132,7 +9088,6 @@
                       <w:sz w:val="24"/>
                       <w:szCs w:val="24"/>
                     </w:rPr>
-                    <w:lastRenderedPageBreak/>
                     <w:t>中心稳定性</w:t>
                   </w:r>
                 </w:p>
@@ -9146,10 +9101,9 @@
                 <w:p>
                   <w:pPr>
                     <w:widowControl/>
-                    <w:spacing w:before="100" w:beforeAutospacing="1" w:after="100" w:afterAutospacing="1"/>
                     <w:jc w:val="left"/>
                     <w:rPr>
-                      <w:rFonts w:ascii="宋体" w:eastAsia="宋体" w:hAnsi="宋体" w:cs="宋体"/>
+                      <w:rFonts w:ascii="宋体" w:eastAsia="宋体" w:hAnsi="宋体" w:cs="宋体" w:hint="eastAsia"/>
                       <w:kern w:val="0"/>
                       <w:sz w:val="24"/>
                       <w:szCs w:val="24"/>
@@ -9186,10 +9140,9 @@
                 <w:p>
                   <w:pPr>
                     <w:widowControl/>
-                    <w:spacing w:before="100" w:beforeAutospacing="1" w:after="100" w:afterAutospacing="1"/>
                     <w:jc w:val="left"/>
                     <w:rPr>
-                      <w:rFonts w:ascii="宋体" w:eastAsia="宋体" w:hAnsi="宋体" w:cs="宋体"/>
+                      <w:rFonts w:ascii="宋体" w:eastAsia="宋体" w:hAnsi="宋体" w:cs="宋体" w:hint="eastAsia"/>
                       <w:kern w:val="0"/>
                       <w:sz w:val="24"/>
                       <w:szCs w:val="24"/>
@@ -9215,10 +9168,9 @@
                 <w:p>
                   <w:pPr>
                     <w:widowControl/>
-                    <w:spacing w:before="100" w:beforeAutospacing="1" w:after="100" w:afterAutospacing="1"/>
                     <w:jc w:val="left"/>
                     <w:rPr>
-                      <w:rFonts w:ascii="宋体" w:eastAsia="宋体" w:hAnsi="宋体" w:cs="宋体"/>
+                      <w:rFonts w:ascii="宋体" w:eastAsia="宋体" w:hAnsi="宋体" w:cs="宋体" w:hint="eastAsia"/>
                       <w:kern w:val="0"/>
                       <w:sz w:val="24"/>
                       <w:szCs w:val="24"/>
@@ -9269,10 +9221,9 @@
                 <w:p>
                   <w:pPr>
                     <w:widowControl/>
-                    <w:spacing w:before="100" w:beforeAutospacing="1" w:after="100" w:afterAutospacing="1"/>
                     <w:jc w:val="left"/>
                     <w:rPr>
-                      <w:rFonts w:ascii="宋体" w:eastAsia="宋体" w:hAnsi="宋体" w:cs="宋体"/>
+                      <w:rFonts w:ascii="宋体" w:eastAsia="宋体" w:hAnsi="宋体" w:cs="宋体" w:hint="eastAsia"/>
                       <w:kern w:val="0"/>
                       <w:sz w:val="24"/>
                       <w:szCs w:val="24"/>
@@ -9298,10 +9249,9 @@
                 <w:p>
                   <w:pPr>
                     <w:widowControl/>
-                    <w:spacing w:before="100" w:beforeAutospacing="1" w:after="100" w:afterAutospacing="1"/>
                     <w:jc w:val="left"/>
                     <w:rPr>
-                      <w:rFonts w:ascii="宋体" w:eastAsia="宋体" w:hAnsi="宋体" w:cs="宋体"/>
+                      <w:rFonts w:ascii="宋体" w:eastAsia="宋体" w:hAnsi="宋体" w:cs="宋体" w:hint="eastAsia"/>
                       <w:kern w:val="0"/>
                       <w:sz w:val="24"/>
                       <w:szCs w:val="24"/>
@@ -9327,10 +9277,9 @@
                 <w:p>
                   <w:pPr>
                     <w:widowControl/>
-                    <w:spacing w:before="100" w:beforeAutospacing="1" w:after="100" w:afterAutospacing="1"/>
                     <w:jc w:val="left"/>
                     <w:rPr>
-                      <w:rFonts w:ascii="宋体" w:eastAsia="宋体" w:hAnsi="宋体" w:cs="宋体"/>
+                      <w:rFonts w:ascii="宋体" w:eastAsia="宋体" w:hAnsi="宋体" w:cs="宋体" w:hint="eastAsia"/>
                       <w:kern w:val="0"/>
                       <w:sz w:val="24"/>
                       <w:szCs w:val="24"/>
@@ -9367,10 +9316,9 @@
                 <w:p>
                   <w:pPr>
                     <w:widowControl/>
-                    <w:spacing w:before="100" w:beforeAutospacing="1" w:after="100" w:afterAutospacing="1"/>
                     <w:jc w:val="left"/>
                     <w:rPr>
-                      <w:rFonts w:ascii="宋体" w:eastAsia="宋体" w:hAnsi="宋体" w:cs="宋体"/>
+                      <w:rFonts w:ascii="宋体" w:eastAsia="宋体" w:hAnsi="宋体" w:cs="宋体" w:hint="eastAsia"/>
                       <w:kern w:val="0"/>
                       <w:sz w:val="24"/>
                       <w:szCs w:val="24"/>
@@ -9392,26 +9340,25 @@
           <w:p>
             <w:pPr>
               <w:widowControl/>
-              <w:spacing w:before="100" w:beforeAutospacing="1" w:after="100" w:afterAutospacing="1"/>
               <w:jc w:val="left"/>
               <w:outlineLvl w:val="4"/>
               <w:rPr>
-                <w:rFonts w:ascii="宋体" w:eastAsia="宋体" w:hAnsi="宋体" w:cs="宋体"/>
-                <w:b/>
-                <w:bCs/>
-                <w:kern w:val="0"/>
-                <w:sz w:val="20"/>
-                <w:szCs w:val="20"/>
-              </w:rPr>
-            </w:pPr>
-            <w:r>
-              <w:rPr>
-                <w:rFonts w:ascii="宋体" w:eastAsia="宋体" w:hAnsi="宋体" w:cs="宋体"/>
-                <w:b/>
-                <w:bCs/>
-                <w:kern w:val="0"/>
-                <w:sz w:val="20"/>
-                <w:szCs w:val="20"/>
+                <w:rFonts w:ascii="宋体" w:eastAsia="宋体" w:hAnsi="宋体" w:cs="宋体" w:hint="eastAsia"/>
+                <w:b/>
+                <w:bCs/>
+                <w:kern w:val="0"/>
+                <w:sz w:val="28"/>
+                <w:szCs w:val="28"/>
+              </w:rPr>
+            </w:pPr>
+            <w:r>
+              <w:rPr>
+                <w:rFonts w:ascii="宋体" w:eastAsia="宋体" w:hAnsi="宋体" w:cs="宋体"/>
+                <w:b/>
+                <w:bCs/>
+                <w:kern w:val="0"/>
+                <w:sz w:val="28"/>
+                <w:szCs w:val="28"/>
               </w:rPr>
               <w:t>2.2.2.6 创新点定位与贡献</w:t>
             </w:r>
@@ -9419,10 +9366,9 @@
           <w:p>
             <w:pPr>
               <w:widowControl/>
-              <w:spacing w:before="100" w:beforeAutospacing="1" w:after="100" w:afterAutospacing="1"/>
-              <w:jc w:val="left"/>
-              <w:rPr>
-                <w:rFonts w:ascii="宋体" w:eastAsia="宋体" w:hAnsi="宋体" w:cs="宋体"/>
+              <w:jc w:val="left"/>
+              <w:rPr>
+                <w:rFonts w:ascii="宋体" w:eastAsia="宋体" w:hAnsi="宋体" w:cs="宋体" w:hint="eastAsia"/>
                 <w:kern w:val="0"/>
                 <w:sz w:val="24"/>
                 <w:szCs w:val="24"/>
@@ -9478,10 +9424,9 @@
                 <w:ilvl w:val="0"/>
                 <w:numId w:val="9"/>
               </w:numPr>
-              <w:spacing w:before="100" w:beforeAutospacing="1" w:after="100" w:afterAutospacing="1"/>
-              <w:jc w:val="left"/>
-              <w:rPr>
-                <w:rFonts w:ascii="宋体" w:eastAsia="宋体" w:hAnsi="宋体" w:cs="宋体"/>
+              <w:jc w:val="left"/>
+              <w:rPr>
+                <w:rFonts w:ascii="宋体" w:eastAsia="宋体" w:hAnsi="宋体" w:cs="宋体" w:hint="eastAsia"/>
                 <w:kern w:val="0"/>
                 <w:sz w:val="24"/>
                 <w:szCs w:val="24"/>
@@ -9515,10 +9460,9 @@
                 <w:ilvl w:val="0"/>
                 <w:numId w:val="9"/>
               </w:numPr>
-              <w:spacing w:before="100" w:beforeAutospacing="1" w:after="100" w:afterAutospacing="1"/>
-              <w:jc w:val="left"/>
-              <w:rPr>
-                <w:rFonts w:ascii="宋体" w:eastAsia="宋体" w:hAnsi="宋体" w:cs="宋体"/>
+              <w:jc w:val="left"/>
+              <w:rPr>
+                <w:rFonts w:ascii="宋体" w:eastAsia="宋体" w:hAnsi="宋体" w:cs="宋体" w:hint="eastAsia"/>
                 <w:kern w:val="0"/>
                 <w:sz w:val="24"/>
                 <w:szCs w:val="24"/>
@@ -9596,7 +9540,7 @@
                 <w:sz w:val="24"/>
                 <w:szCs w:val="24"/>
               </w:rPr>
-              <w:t>单中</w:t>
+              <w:t>单中心</w:t>
             </w:r>
             <w:proofErr w:type="gramEnd"/>
             <w:r>
@@ -9606,7 +9550,7 @@
                 <w:sz w:val="24"/>
                 <w:szCs w:val="24"/>
               </w:rPr>
-              <w:t>心策略，从机制层面缓解了流式聚类中长期存在的 Precision–Recall 权衡难题，并赋予系统在不同业务紧迫度下灵活配置双阈值的能力；</w:t>
+              <w:t>策略，从机制层面缓解了流式聚类中长期存在的 Precision–Recall 权衡难题，并赋予系统在不同业务紧迫度下灵活配置双阈值的能力；</w:t>
             </w:r>
           </w:p>
           <w:p>
@@ -9616,10 +9560,9 @@
                 <w:ilvl w:val="0"/>
                 <w:numId w:val="9"/>
               </w:numPr>
-              <w:spacing w:before="100" w:beforeAutospacing="1" w:after="100" w:afterAutospacing="1"/>
-              <w:jc w:val="left"/>
-              <w:rPr>
-                <w:rFonts w:ascii="宋体" w:eastAsia="宋体" w:hAnsi="宋体" w:cs="宋体"/>
+              <w:jc w:val="left"/>
+              <w:rPr>
+                <w:rFonts w:ascii="宋体" w:eastAsia="宋体" w:hAnsi="宋体" w:cs="宋体" w:hint="eastAsia"/>
                 <w:kern w:val="0"/>
                 <w:sz w:val="24"/>
                 <w:szCs w:val="24"/>
@@ -9709,10 +9652,9 @@
           <w:p>
             <w:pPr>
               <w:widowControl/>
-              <w:spacing w:before="100" w:beforeAutospacing="1" w:after="100" w:afterAutospacing="1"/>
-              <w:jc w:val="left"/>
-              <w:rPr>
-                <w:rFonts w:ascii="宋体" w:eastAsia="宋体" w:hAnsi="宋体" w:cs="宋体"/>
+              <w:jc w:val="left"/>
+              <w:rPr>
+                <w:rFonts w:ascii="宋体" w:eastAsia="宋体" w:hAnsi="宋体" w:cs="宋体" w:hint="eastAsia"/>
                 <w:kern w:val="0"/>
                 <w:sz w:val="24"/>
                 <w:szCs w:val="24"/>
@@ -9751,26 +9693,25 @@
           <w:p>
             <w:pPr>
               <w:widowControl/>
-              <w:spacing w:before="100" w:beforeAutospacing="1" w:after="100" w:afterAutospacing="1"/>
               <w:jc w:val="left"/>
               <w:outlineLvl w:val="3"/>
               <w:rPr>
-                <w:rFonts w:ascii="宋体" w:eastAsia="宋体" w:hAnsi="宋体" w:cs="宋体"/>
-                <w:b/>
-                <w:bCs/>
-                <w:kern w:val="0"/>
-                <w:sz w:val="24"/>
-                <w:szCs w:val="24"/>
-              </w:rPr>
-            </w:pPr>
-            <w:r>
-              <w:rPr>
-                <w:rFonts w:ascii="宋体" w:eastAsia="宋体" w:hAnsi="宋体" w:cs="宋体"/>
-                <w:b/>
-                <w:bCs/>
-                <w:kern w:val="0"/>
-                <w:sz w:val="24"/>
-                <w:szCs w:val="24"/>
+                <w:rFonts w:ascii="宋体" w:eastAsia="宋体" w:hAnsi="宋体" w:cs="宋体" w:hint="eastAsia"/>
+                <w:b/>
+                <w:bCs/>
+                <w:kern w:val="0"/>
+                <w:sz w:val="28"/>
+                <w:szCs w:val="28"/>
+              </w:rPr>
+            </w:pPr>
+            <w:r>
+              <w:rPr>
+                <w:rFonts w:ascii="宋体" w:eastAsia="宋体" w:hAnsi="宋体" w:cs="宋体"/>
+                <w:b/>
+                <w:bCs/>
+                <w:kern w:val="0"/>
+                <w:sz w:val="28"/>
+                <w:szCs w:val="28"/>
               </w:rPr>
               <w:t>2.2.3 后续实验与验证计划</w:t>
             </w:r>
@@ -9778,10 +9719,10 @@
           <w:p>
             <w:pPr>
               <w:widowControl/>
-              <w:spacing w:before="100" w:beforeAutospacing="1" w:after="100" w:afterAutospacing="1"/>
-              <w:jc w:val="left"/>
-              <w:rPr>
-                <w:rFonts w:ascii="宋体" w:eastAsia="宋体" w:hAnsi="宋体" w:cs="宋体"/>
+              <w:ind w:firstLineChars="200" w:firstLine="480"/>
+              <w:jc w:val="left"/>
+              <w:rPr>
+                <w:rFonts w:ascii="宋体" w:eastAsia="宋体" w:hAnsi="宋体" w:cs="宋体" w:hint="eastAsia"/>
                 <w:kern w:val="0"/>
                 <w:sz w:val="24"/>
                 <w:szCs w:val="24"/>
@@ -9820,10 +9761,9 @@
           <w:p>
             <w:pPr>
               <w:widowControl/>
-              <w:spacing w:before="100" w:beforeAutospacing="1" w:after="100" w:afterAutospacing="1"/>
-              <w:jc w:val="left"/>
-              <w:rPr>
-                <w:rFonts w:ascii="宋体" w:eastAsia="宋体" w:hAnsi="宋体" w:cs="宋体"/>
+              <w:jc w:val="left"/>
+              <w:rPr>
+                <w:rFonts w:ascii="宋体" w:eastAsia="宋体" w:hAnsi="宋体" w:cs="宋体" w:hint="eastAsia"/>
                 <w:kern w:val="0"/>
                 <w:sz w:val="24"/>
                 <w:szCs w:val="24"/>
@@ -9857,10 +9797,9 @@
                 <w:ilvl w:val="0"/>
                 <w:numId w:val="10"/>
               </w:numPr>
-              <w:spacing w:before="100" w:beforeAutospacing="1" w:after="100" w:afterAutospacing="1"/>
-              <w:jc w:val="left"/>
-              <w:rPr>
-                <w:rFonts w:ascii="宋体" w:eastAsia="宋体" w:hAnsi="宋体" w:cs="宋体"/>
+              <w:jc w:val="left"/>
+              <w:rPr>
+                <w:rFonts w:ascii="宋体" w:eastAsia="宋体" w:hAnsi="宋体" w:cs="宋体" w:hint="eastAsia"/>
                 <w:kern w:val="0"/>
                 <w:sz w:val="24"/>
                 <w:szCs w:val="24"/>
@@ -9903,10 +9842,9 @@
                 <w:ilvl w:val="0"/>
                 <w:numId w:val="10"/>
               </w:numPr>
-              <w:spacing w:before="100" w:beforeAutospacing="1" w:after="100" w:afterAutospacing="1"/>
-              <w:jc w:val="left"/>
-              <w:rPr>
-                <w:rFonts w:ascii="宋体" w:eastAsia="宋体" w:hAnsi="宋体" w:cs="宋体"/>
+              <w:jc w:val="left"/>
+              <w:rPr>
+                <w:rFonts w:ascii="宋体" w:eastAsia="宋体" w:hAnsi="宋体" w:cs="宋体" w:hint="eastAsia"/>
                 <w:kern w:val="0"/>
                 <w:sz w:val="24"/>
                 <w:szCs w:val="24"/>
@@ -9929,10 +9867,9 @@
                 <w:ilvl w:val="0"/>
                 <w:numId w:val="10"/>
               </w:numPr>
-              <w:spacing w:before="100" w:beforeAutospacing="1" w:after="100" w:afterAutospacing="1"/>
-              <w:jc w:val="left"/>
-              <w:rPr>
-                <w:rFonts w:ascii="宋体" w:eastAsia="宋体" w:hAnsi="宋体" w:cs="宋体"/>
+              <w:jc w:val="left"/>
+              <w:rPr>
+                <w:rFonts w:ascii="宋体" w:eastAsia="宋体" w:hAnsi="宋体" w:cs="宋体" w:hint="eastAsia"/>
                 <w:kern w:val="0"/>
                 <w:sz w:val="24"/>
                 <w:szCs w:val="24"/>
@@ -9955,10 +9892,9 @@
                 <w:ilvl w:val="0"/>
                 <w:numId w:val="10"/>
               </w:numPr>
-              <w:spacing w:before="100" w:beforeAutospacing="1" w:after="100" w:afterAutospacing="1"/>
-              <w:jc w:val="left"/>
-              <w:rPr>
-                <w:rFonts w:ascii="宋体" w:eastAsia="宋体" w:hAnsi="宋体" w:cs="宋体"/>
+              <w:jc w:val="left"/>
+              <w:rPr>
+                <w:rFonts w:ascii="宋体" w:eastAsia="宋体" w:hAnsi="宋体" w:cs="宋体" w:hint="eastAsia"/>
                 <w:kern w:val="0"/>
                 <w:sz w:val="24"/>
                 <w:szCs w:val="24"/>
@@ -9977,10 +9913,9 @@
           <w:p>
             <w:pPr>
               <w:widowControl/>
-              <w:spacing w:before="100" w:beforeAutospacing="1" w:after="100" w:afterAutospacing="1"/>
-              <w:jc w:val="left"/>
-              <w:rPr>
-                <w:rFonts w:ascii="宋体" w:eastAsia="宋体" w:hAnsi="宋体" w:cs="宋体"/>
+              <w:jc w:val="left"/>
+              <w:rPr>
+                <w:rFonts w:ascii="宋体" w:eastAsia="宋体" w:hAnsi="宋体" w:cs="宋体" w:hint="eastAsia"/>
                 <w:kern w:val="0"/>
                 <w:sz w:val="24"/>
                 <w:szCs w:val="24"/>
@@ -10014,10 +9949,9 @@
                 <w:ilvl w:val="0"/>
                 <w:numId w:val="11"/>
               </w:numPr>
-              <w:spacing w:before="100" w:beforeAutospacing="1" w:after="100" w:afterAutospacing="1"/>
-              <w:jc w:val="left"/>
-              <w:rPr>
-                <w:rFonts w:ascii="宋体" w:eastAsia="宋体" w:hAnsi="宋体" w:cs="宋体"/>
+              <w:jc w:val="left"/>
+              <w:rPr>
+                <w:rFonts w:ascii="宋体" w:eastAsia="宋体" w:hAnsi="宋体" w:cs="宋体" w:hint="eastAsia"/>
                 <w:kern w:val="0"/>
                 <w:sz w:val="24"/>
                 <w:szCs w:val="24"/>
@@ -10040,10 +9974,9 @@
                 <w:ilvl w:val="0"/>
                 <w:numId w:val="11"/>
               </w:numPr>
-              <w:spacing w:before="100" w:beforeAutospacing="1" w:after="100" w:afterAutospacing="1"/>
-              <w:jc w:val="left"/>
-              <w:rPr>
-                <w:rFonts w:ascii="宋体" w:eastAsia="宋体" w:hAnsi="宋体" w:cs="宋体"/>
+              <w:jc w:val="left"/>
+              <w:rPr>
+                <w:rFonts w:ascii="宋体" w:eastAsia="宋体" w:hAnsi="宋体" w:cs="宋体" w:hint="eastAsia"/>
                 <w:kern w:val="0"/>
                 <w:sz w:val="24"/>
                 <w:szCs w:val="24"/>
@@ -10066,735 +9999,734 @@
                 <w:ilvl w:val="0"/>
                 <w:numId w:val="11"/>
               </w:numPr>
-              <w:spacing w:before="100" w:beforeAutospacing="1" w:after="100" w:afterAutospacing="1"/>
-              <w:jc w:val="left"/>
-              <w:rPr>
-                <w:rFonts w:ascii="宋体" w:eastAsia="宋体" w:hAnsi="宋体" w:cs="宋体"/>
-                <w:kern w:val="0"/>
-                <w:sz w:val="24"/>
-                <w:szCs w:val="24"/>
-              </w:rPr>
-            </w:pPr>
-            <w:r>
-              <w:rPr>
-                <w:rFonts w:ascii="宋体" w:eastAsia="宋体" w:hAnsi="宋体" w:cs="宋体"/>
-                <w:kern w:val="0"/>
-                <w:sz w:val="24"/>
-                <w:szCs w:val="24"/>
+              <w:jc w:val="left"/>
+              <w:rPr>
+                <w:rFonts w:ascii="宋体" w:eastAsia="宋体" w:hAnsi="宋体" w:cs="宋体" w:hint="eastAsia"/>
+                <w:kern w:val="0"/>
+                <w:sz w:val="24"/>
+                <w:szCs w:val="24"/>
+              </w:rPr>
+            </w:pPr>
+            <w:r>
+              <w:rPr>
+                <w:rFonts w:ascii="宋体" w:eastAsia="宋体" w:hAnsi="宋体" w:cs="宋体"/>
+                <w:kern w:val="0"/>
+                <w:sz w:val="24"/>
+                <w:szCs w:val="24"/>
+              </w:rPr>
+              <w:t>视进度开展前端与情报推送模块开发及端到端演示</w:t>
+            </w:r>
+          </w:p>
+          <w:p>
+            <w:pPr>
+              <w:widowControl/>
+              <w:jc w:val="left"/>
+              <w:outlineLvl w:val="2"/>
+              <w:rPr>
+                <w:rFonts w:ascii="宋体" w:eastAsia="宋体" w:hAnsi="宋体" w:cs="宋体" w:hint="eastAsia"/>
+                <w:b/>
+                <w:bCs/>
+                <w:kern w:val="0"/>
+                <w:sz w:val="28"/>
+                <w:szCs w:val="28"/>
+              </w:rPr>
+            </w:pPr>
+            <w:r>
+              <w:rPr>
+                <w:rFonts w:ascii="宋体" w:eastAsia="宋体" w:hAnsi="宋体" w:cs="宋体"/>
+                <w:b/>
+                <w:bCs/>
+                <w:kern w:val="0"/>
+                <w:sz w:val="28"/>
+                <w:szCs w:val="28"/>
               </w:rPr>
               <w:lastRenderedPageBreak/>
-              <w:t>视进度开展前端与情报推送模块开发及端到端演示</w:t>
-            </w:r>
-          </w:p>
-          <w:p>
-            <w:pPr>
-              <w:widowControl/>
-              <w:spacing w:before="100" w:beforeAutospacing="1" w:after="100" w:afterAutospacing="1"/>
+              <w:t>2.3 存在的问题与困难</w:t>
+            </w:r>
+          </w:p>
+          <w:p>
+            <w:pPr>
+              <w:widowControl/>
+              <w:ind w:firstLineChars="200" w:firstLine="480"/>
+              <w:jc w:val="left"/>
+              <w:rPr>
+                <w:rFonts w:ascii="宋体" w:eastAsia="宋体" w:hAnsi="宋体" w:cs="宋体" w:hint="eastAsia"/>
+                <w:kern w:val="0"/>
+                <w:sz w:val="24"/>
+                <w:szCs w:val="24"/>
+              </w:rPr>
+            </w:pPr>
+            <w:r>
+              <w:rPr>
+                <w:rFonts w:ascii="宋体" w:eastAsia="宋体" w:hAnsi="宋体" w:cs="宋体"/>
+                <w:kern w:val="0"/>
+                <w:sz w:val="24"/>
+                <w:szCs w:val="24"/>
+              </w:rPr>
+              <w:t>中期阶段系统在架构设计与核心链路上取得进展的同时，仍面临工程稳定性、实验验证与能力补全等多方面的制约。主要问题与困难如下。</w:t>
+            </w:r>
+          </w:p>
+          <w:p>
+            <w:pPr>
+              <w:widowControl/>
+              <w:jc w:val="left"/>
+              <w:rPr>
+                <w:rFonts w:ascii="宋体" w:eastAsia="宋体" w:hAnsi="宋体" w:cs="宋体" w:hint="eastAsia"/>
+                <w:kern w:val="0"/>
+                <w:sz w:val="24"/>
+                <w:szCs w:val="24"/>
+              </w:rPr>
+            </w:pPr>
+            <w:r>
+              <w:rPr>
+                <w:rFonts w:ascii="宋体" w:eastAsia="宋体" w:hAnsi="宋体" w:cs="宋体"/>
+                <w:b/>
+                <w:bCs/>
+                <w:kern w:val="0"/>
+                <w:sz w:val="24"/>
+                <w:szCs w:val="24"/>
+              </w:rPr>
+              <w:t>（1）多源爬虫抓取速率与正文完整性问题</w:t>
+            </w:r>
+          </w:p>
+          <w:p>
+            <w:pPr>
+              <w:widowControl/>
+              <w:ind w:firstLineChars="200" w:firstLine="480"/>
+              <w:jc w:val="left"/>
+              <w:rPr>
+                <w:rFonts w:ascii="宋体" w:eastAsia="宋体" w:hAnsi="宋体" w:cs="宋体" w:hint="eastAsia"/>
+                <w:kern w:val="0"/>
+                <w:sz w:val="24"/>
+                <w:szCs w:val="24"/>
+              </w:rPr>
+            </w:pPr>
+            <w:r>
+              <w:rPr>
+                <w:rFonts w:ascii="宋体" w:eastAsia="宋体" w:hAnsi="宋体" w:cs="宋体"/>
+                <w:kern w:val="0"/>
+                <w:sz w:val="24"/>
+                <w:szCs w:val="24"/>
+              </w:rPr>
+              <w:t>当前三源爬虫在账号封禁方面压力相对可控，但在实际运行中暴露出两类突出瓶颈：</w:t>
+            </w:r>
+            <w:r>
+              <w:rPr>
+                <w:rFonts w:ascii="宋体" w:eastAsia="宋体" w:hAnsi="宋体" w:cs="宋体"/>
+                <w:b/>
+                <w:bCs/>
+                <w:kern w:val="0"/>
+                <w:sz w:val="24"/>
+                <w:szCs w:val="24"/>
+              </w:rPr>
+              <w:t>一是目标</w:t>
+            </w:r>
+            <w:proofErr w:type="gramStart"/>
+            <w:r>
+              <w:rPr>
+                <w:rFonts w:ascii="宋体" w:eastAsia="宋体" w:hAnsi="宋体" w:cs="宋体"/>
+                <w:b/>
+                <w:bCs/>
+                <w:kern w:val="0"/>
+                <w:sz w:val="24"/>
+                <w:szCs w:val="24"/>
+              </w:rPr>
+              <w:t>站点反爬策略</w:t>
+            </w:r>
+            <w:proofErr w:type="gramEnd"/>
+            <w:r>
+              <w:rPr>
+                <w:rFonts w:ascii="宋体" w:eastAsia="宋体" w:hAnsi="宋体" w:cs="宋体"/>
+                <w:b/>
+                <w:bCs/>
+                <w:kern w:val="0"/>
+                <w:sz w:val="24"/>
+                <w:szCs w:val="24"/>
+              </w:rPr>
+              <w:t>多样化</w:t>
+            </w:r>
+            <w:r>
+              <w:rPr>
+                <w:rFonts w:ascii="宋体" w:eastAsia="宋体" w:hAnsi="宋体" w:cs="宋体"/>
+                <w:kern w:val="0"/>
+                <w:sz w:val="24"/>
+                <w:szCs w:val="24"/>
+              </w:rPr>
+              <w:t>，部分页面会触发验证码或人机校验流程，导致自动化请求无法直接进入正文页，采集任务需中断或跳过，影响数据连续性；</w:t>
+            </w:r>
+            <w:r>
+              <w:rPr>
+                <w:rFonts w:ascii="宋体" w:eastAsia="宋体" w:hAnsi="宋体" w:cs="宋体"/>
+                <w:b/>
+                <w:bCs/>
+                <w:kern w:val="0"/>
+                <w:sz w:val="24"/>
+                <w:szCs w:val="24"/>
+              </w:rPr>
+              <w:t>二是页面加载时延与动态渲染不一致</w:t>
+            </w:r>
+            <w:r>
+              <w:rPr>
+                <w:rFonts w:ascii="宋体" w:eastAsia="宋体" w:hAnsi="宋体" w:cs="宋体"/>
+                <w:kern w:val="0"/>
+                <w:sz w:val="24"/>
+                <w:szCs w:val="24"/>
+              </w:rPr>
+              <w:t>，个别资讯站点正文依赖 JavaScript 异步加载，若请求间隔过短或等待策略不足，会出现 HTML 已返回但正文区域为空的情况，造成「标题可抓、正文缺失」的残缺记录，进而影响后续 AI 过滤、摘要与向量化质量。</w:t>
+            </w:r>
+          </w:p>
+          <w:p>
+            <w:pPr>
+              <w:widowControl/>
+              <w:ind w:firstLineChars="200" w:firstLine="480"/>
+              <w:jc w:val="left"/>
+              <w:rPr>
+                <w:rFonts w:ascii="宋体" w:eastAsia="宋体" w:hAnsi="宋体" w:cs="宋体" w:hint="eastAsia"/>
+                <w:kern w:val="0"/>
+                <w:sz w:val="24"/>
+                <w:szCs w:val="24"/>
+              </w:rPr>
+            </w:pPr>
+            <w:r>
+              <w:rPr>
+                <w:rFonts w:ascii="宋体" w:eastAsia="宋体" w:hAnsi="宋体" w:cs="宋体"/>
+                <w:kern w:val="0"/>
+                <w:sz w:val="24"/>
+                <w:szCs w:val="24"/>
+              </w:rPr>
+              <w:t>该问题直接影响数据源头的完整性与时效性，属于采集层的</w:t>
+            </w:r>
+            <w:r>
+              <w:rPr>
+                <w:rFonts w:ascii="宋体" w:eastAsia="宋体" w:hAnsi="宋体" w:cs="宋体"/>
+                <w:b/>
+                <w:bCs/>
+                <w:kern w:val="0"/>
+                <w:sz w:val="24"/>
+                <w:szCs w:val="24"/>
+              </w:rPr>
+              <w:t>质量风险</w:t>
+            </w:r>
+            <w:r>
+              <w:rPr>
+                <w:rFonts w:ascii="宋体" w:eastAsia="宋体" w:hAnsi="宋体" w:cs="宋体"/>
+                <w:kern w:val="0"/>
+                <w:sz w:val="24"/>
+                <w:szCs w:val="24"/>
+              </w:rPr>
+              <w:t>而非单纯的并发速率问题。拟采取的应对方向包括：针对高难站点引入 Playwright 等动态渲染能力并配置合理等待策略；对验证码场景增加人工介入或打码服务接口的扩展预留；在入库前增加「正文长度/结构」校验与失败重试队列，对残缺条目标记为待补抓状态，避免噪声数据进入处理流水线。</w:t>
+            </w:r>
+          </w:p>
+          <w:p>
+            <w:pPr>
+              <w:widowControl/>
+              <w:jc w:val="left"/>
+              <w:rPr>
+                <w:rFonts w:ascii="宋体" w:eastAsia="宋体" w:hAnsi="宋体" w:cs="宋体" w:hint="eastAsia"/>
+                <w:kern w:val="0"/>
+                <w:sz w:val="24"/>
+                <w:szCs w:val="24"/>
+              </w:rPr>
+            </w:pPr>
+            <w:r>
+              <w:rPr>
+                <w:rFonts w:ascii="宋体" w:eastAsia="宋体" w:hAnsi="宋体" w:cs="宋体"/>
+                <w:b/>
+                <w:bCs/>
+                <w:kern w:val="0"/>
+                <w:sz w:val="24"/>
+                <w:szCs w:val="24"/>
+              </w:rPr>
+              <w:t>（2）核心链路尚非全系统闭环</w:t>
+            </w:r>
+          </w:p>
+          <w:p>
+            <w:pPr>
+              <w:widowControl/>
+              <w:ind w:firstLineChars="200" w:firstLine="480"/>
+              <w:jc w:val="left"/>
+              <w:rPr>
+                <w:rFonts w:ascii="宋体" w:eastAsia="宋体" w:hAnsi="宋体" w:cs="宋体" w:hint="eastAsia"/>
+                <w:kern w:val="0"/>
+                <w:sz w:val="24"/>
+                <w:szCs w:val="24"/>
+              </w:rPr>
+            </w:pPr>
+            <w:r>
+              <w:rPr>
+                <w:rFonts w:ascii="宋体" w:eastAsia="宋体" w:hAnsi="宋体" w:cs="宋体"/>
+                <w:kern w:val="0"/>
+                <w:sz w:val="24"/>
+                <w:szCs w:val="24"/>
+              </w:rPr>
+              <w:t xml:space="preserve">目前已打通 </w:t>
+            </w:r>
+            <w:r>
+              <w:rPr>
+                <w:rFonts w:ascii="宋体" w:eastAsia="宋体" w:hAnsi="宋体" w:cs="宋体"/>
+                <w:b/>
+                <w:bCs/>
+                <w:kern w:val="0"/>
+                <w:sz w:val="24"/>
+                <w:szCs w:val="24"/>
+              </w:rPr>
+              <w:t>采集 → 处理 → PostgreSQL 入库</w:t>
+            </w:r>
+            <w:r>
+              <w:rPr>
+                <w:rFonts w:ascii="宋体" w:eastAsia="宋体" w:hAnsi="宋体" w:cs="宋体"/>
+                <w:kern w:val="0"/>
+                <w:sz w:val="24"/>
+                <w:szCs w:val="24"/>
+              </w:rPr>
+              <w:t xml:space="preserve"> 主路径，但 </w:t>
+            </w:r>
+            <w:r>
+              <w:rPr>
+                <w:rFonts w:ascii="宋体" w:eastAsia="宋体" w:hAnsi="宋体" w:cs="宋体"/>
+                <w:b/>
+                <w:bCs/>
+                <w:kern w:val="0"/>
+                <w:sz w:val="24"/>
+                <w:szCs w:val="24"/>
+              </w:rPr>
+              <w:t>pgvector 向量检索、增量事件聚类接入、 RAG 服务、Vue 前端与 Watchlist 邮件推送</w:t>
+            </w:r>
+            <w:r>
+              <w:rPr>
+                <w:rFonts w:ascii="宋体" w:eastAsia="宋体" w:hAnsi="宋体" w:cs="宋体"/>
+                <w:kern w:val="0"/>
+                <w:sz w:val="24"/>
+                <w:szCs w:val="24"/>
+              </w:rPr>
+              <w:t xml:space="preserve"> 仍处【方案设计】或【待开展】阶段，尚不能对外提供「监测—聚类—问答—推送」的完整业务闭环。后续工作将按存储层向量能力 → 聚类算法接入 → RAG 迁移 → 前端联调的顺序分阶段推进，以降低多模块并行开发带来的集成风险。</w:t>
+            </w:r>
+          </w:p>
+          <w:p>
+            <w:pPr>
+              <w:widowControl/>
+              <w:jc w:val="left"/>
+              <w:rPr>
+                <w:rFonts w:ascii="宋体" w:eastAsia="宋体" w:hAnsi="宋体" w:cs="宋体" w:hint="eastAsia"/>
+                <w:kern w:val="0"/>
+                <w:sz w:val="24"/>
+                <w:szCs w:val="24"/>
+              </w:rPr>
+            </w:pPr>
+            <w:r>
+              <w:rPr>
+                <w:rFonts w:ascii="宋体" w:eastAsia="宋体" w:hAnsi="宋体" w:cs="宋体"/>
+                <w:b/>
+                <w:bCs/>
+                <w:kern w:val="0"/>
+                <w:sz w:val="24"/>
+                <w:szCs w:val="24"/>
+              </w:rPr>
+              <w:t>（3）算法实验与一类创新点的量化验证滞后</w:t>
+            </w:r>
+          </w:p>
+          <w:p>
+            <w:pPr>
+              <w:widowControl/>
+              <w:ind w:firstLineChars="200" w:firstLine="480"/>
+              <w:jc w:val="left"/>
+              <w:rPr>
+                <w:rFonts w:ascii="宋体" w:eastAsia="宋体" w:hAnsi="宋体" w:cs="宋体" w:hint="eastAsia"/>
+                <w:kern w:val="0"/>
+                <w:sz w:val="24"/>
+                <w:szCs w:val="24"/>
+              </w:rPr>
+            </w:pPr>
+            <w:r>
+              <w:rPr>
+                <w:rFonts w:ascii="宋体" w:eastAsia="宋体" w:hAnsi="宋体" w:cs="宋体"/>
+                <w:kern w:val="0"/>
+                <w:sz w:val="24"/>
+                <w:szCs w:val="24"/>
+              </w:rPr>
+              <w:t>IMTC 算法已完成形式化建模与复杂度分析，但</w:t>
+            </w:r>
+            <w:r>
+              <w:rPr>
+                <w:rFonts w:ascii="宋体" w:eastAsia="宋体" w:hAnsi="宋体" w:cs="宋体"/>
+                <w:b/>
+                <w:bCs/>
+                <w:kern w:val="0"/>
+                <w:sz w:val="24"/>
+                <w:szCs w:val="24"/>
+              </w:rPr>
+              <w:t>金标准数据集人工标注</w:t>
+            </w:r>
+            <w:r>
+              <w:rPr>
+                <w:rFonts w:ascii="宋体" w:eastAsia="宋体" w:hAnsi="宋体" w:cs="宋体"/>
+                <w:kern w:val="0"/>
+                <w:sz w:val="24"/>
+                <w:szCs w:val="24"/>
+              </w:rPr>
+              <w:t>以及相对 B1–B4 基线方法的</w:t>
+            </w:r>
+            <w:r>
+              <w:rPr>
+                <w:rFonts w:ascii="宋体" w:eastAsia="宋体" w:hAnsi="宋体" w:cs="宋体"/>
+                <w:b/>
+                <w:bCs/>
+                <w:kern w:val="0"/>
+                <w:sz w:val="24"/>
+                <w:szCs w:val="24"/>
+              </w:rPr>
+              <w:t>对比实验、消融实验</w:t>
+            </w:r>
+            <w:r>
+              <w:rPr>
+                <w:rFonts w:ascii="宋体" w:eastAsia="宋体" w:hAnsi="宋体" w:cs="宋体"/>
+                <w:kern w:val="0"/>
+                <w:sz w:val="24"/>
+                <w:szCs w:val="24"/>
+              </w:rPr>
+              <w:t>尚未启动，聚类</w:t>
+            </w:r>
+            <w:proofErr w:type="gramStart"/>
+            <w:r>
+              <w:rPr>
+                <w:rFonts w:ascii="宋体" w:eastAsia="宋体" w:hAnsi="宋体" w:cs="宋体"/>
+                <w:kern w:val="0"/>
+                <w:sz w:val="24"/>
+                <w:szCs w:val="24"/>
+              </w:rPr>
+              <w:t>创新点尚缺乏</w:t>
+            </w:r>
+            <w:proofErr w:type="gramEnd"/>
+            <w:r>
+              <w:rPr>
+                <w:rFonts w:ascii="宋体" w:eastAsia="宋体" w:hAnsi="宋体" w:cs="宋体"/>
+                <w:kern w:val="0"/>
+                <w:sz w:val="24"/>
+                <w:szCs w:val="24"/>
+              </w:rPr>
+              <w:t xml:space="preserve"> ARI、成对 F1 等指标的实测支撑，存在「理论设计充分、实验证据不足」的风险。医药新闻事件归属需领域知识，标注成本与标注者一致性校准工作量较大。若主实验指标不够显著，拟从</w:t>
+            </w:r>
+            <w:r>
+              <w:rPr>
+                <w:rFonts w:ascii="宋体" w:eastAsia="宋体" w:hAnsi="宋体" w:cs="宋体"/>
+                <w:b/>
+                <w:bCs/>
+                <w:kern w:val="0"/>
+                <w:sz w:val="24"/>
+                <w:szCs w:val="24"/>
+              </w:rPr>
+              <w:t>增量处理效率</w:t>
+            </w:r>
+            <w:r>
+              <w:rPr>
+                <w:rFonts w:ascii="宋体" w:eastAsia="宋体" w:hAnsi="宋体" w:cs="宋体"/>
+                <w:kern w:val="0"/>
+                <w:sz w:val="24"/>
+                <w:szCs w:val="24"/>
+              </w:rPr>
+              <w:t>、</w:t>
+            </w:r>
+            <w:r>
+              <w:rPr>
+                <w:rFonts w:ascii="宋体" w:eastAsia="宋体" w:hAnsi="宋体" w:cs="宋体"/>
+                <w:b/>
+                <w:bCs/>
+                <w:kern w:val="0"/>
+                <w:sz w:val="24"/>
+                <w:szCs w:val="24"/>
+              </w:rPr>
+              <w:t>流式场景可用性</w:t>
+            </w:r>
+            <w:r>
+              <w:rPr>
+                <w:rFonts w:ascii="宋体" w:eastAsia="宋体" w:hAnsi="宋体" w:cs="宋体"/>
+                <w:kern w:val="0"/>
+                <w:sz w:val="24"/>
+                <w:szCs w:val="24"/>
+              </w:rPr>
+              <w:t>等维度补充论证，并与 2.2.3 实验计划衔接。</w:t>
+            </w:r>
+          </w:p>
+          <w:p>
+            <w:pPr>
+              <w:widowControl/>
+              <w:jc w:val="left"/>
+              <w:rPr>
+                <w:rFonts w:ascii="宋体" w:eastAsia="宋体" w:hAnsi="宋体" w:cs="宋体" w:hint="eastAsia"/>
+                <w:kern w:val="0"/>
+                <w:sz w:val="24"/>
+                <w:szCs w:val="24"/>
+              </w:rPr>
+            </w:pPr>
+            <w:r>
+              <w:rPr>
+                <w:rFonts w:ascii="宋体" w:eastAsia="宋体" w:hAnsi="宋体" w:cs="宋体"/>
+                <w:b/>
+                <w:bCs/>
+                <w:kern w:val="0"/>
+                <w:sz w:val="24"/>
+                <w:szCs w:val="24"/>
+              </w:rPr>
+              <w:t>（4）RAG 能力「实践—论文」双轨衔接</w:t>
+            </w:r>
+          </w:p>
+          <w:p>
+            <w:pPr>
+              <w:widowControl/>
+              <w:jc w:val="left"/>
+              <w:rPr>
+                <w:rFonts w:ascii="宋体" w:eastAsia="宋体" w:hAnsi="宋体" w:cs="宋体" w:hint="eastAsia"/>
+                <w:kern w:val="0"/>
+                <w:sz w:val="24"/>
+                <w:szCs w:val="24"/>
+              </w:rPr>
+            </w:pPr>
+            <w:r>
+              <w:rPr>
+                <w:rFonts w:ascii="宋体" w:eastAsia="宋体" w:hAnsi="宋体" w:cs="宋体"/>
+                <w:kern w:val="0"/>
+                <w:sz w:val="24"/>
+                <w:szCs w:val="24"/>
+              </w:rPr>
+              <w:t>企业实践项目</w:t>
+            </w:r>
+            <w:proofErr w:type="gramStart"/>
+            <w:r>
+              <w:rPr>
+                <w:rFonts w:ascii="宋体" w:eastAsia="宋体" w:hAnsi="宋体" w:cs="宋体"/>
+                <w:kern w:val="0"/>
+                <w:sz w:val="24"/>
+                <w:szCs w:val="24"/>
+              </w:rPr>
+              <w:t>一</w:t>
+            </w:r>
+            <w:proofErr w:type="gramEnd"/>
+            <w:r>
+              <w:rPr>
+                <w:rFonts w:ascii="宋体" w:eastAsia="宋体" w:hAnsi="宋体" w:cs="宋体"/>
+                <w:kern w:val="0"/>
+                <w:sz w:val="24"/>
+                <w:szCs w:val="24"/>
+              </w:rPr>
+              <w:t xml:space="preserve">已在 </w:t>
+            </w:r>
+            <w:r>
+              <w:rPr>
+                <w:rFonts w:ascii="宋体" w:eastAsia="宋体" w:hAnsi="宋体" w:cs="宋体"/>
+                <w:b/>
+                <w:bCs/>
+                <w:kern w:val="0"/>
+                <w:sz w:val="24"/>
+                <w:szCs w:val="24"/>
+              </w:rPr>
+              <w:t>MongoDB + Milvus</w:t>
+            </w:r>
+            <w:r>
+              <w:rPr>
+                <w:rFonts w:ascii="宋体" w:eastAsia="宋体" w:hAnsi="宋体" w:cs="宋体"/>
+                <w:kern w:val="0"/>
+                <w:sz w:val="24"/>
+                <w:szCs w:val="24"/>
+              </w:rPr>
+              <w:t xml:space="preserve"> 环境下验证混合检索与 Cross-Encoder 重排序；论文系统规划采用 </w:t>
+            </w:r>
+            <w:r>
+              <w:rPr>
+                <w:rFonts w:ascii="宋体" w:eastAsia="宋体" w:hAnsi="宋体" w:cs="宋体"/>
+                <w:b/>
+                <w:bCs/>
+                <w:kern w:val="0"/>
+                <w:sz w:val="24"/>
+                <w:szCs w:val="24"/>
+              </w:rPr>
+              <w:t>PostgreSQL + pgvector</w:t>
+            </w:r>
+            <w:r>
+              <w:rPr>
+                <w:rFonts w:ascii="宋体" w:eastAsia="宋体" w:hAnsi="宋体" w:cs="宋体"/>
+                <w:kern w:val="0"/>
+                <w:sz w:val="24"/>
+                <w:szCs w:val="24"/>
+              </w:rPr>
+              <w:t xml:space="preserve"> 统一存储。两套技术</w:t>
+            </w:r>
+            <w:proofErr w:type="gramStart"/>
+            <w:r>
+              <w:rPr>
+                <w:rFonts w:ascii="宋体" w:eastAsia="宋体" w:hAnsi="宋体" w:cs="宋体"/>
+                <w:kern w:val="0"/>
+                <w:sz w:val="24"/>
+                <w:szCs w:val="24"/>
+              </w:rPr>
+              <w:t>栈</w:t>
+            </w:r>
+            <w:proofErr w:type="gramEnd"/>
+            <w:r>
+              <w:rPr>
+                <w:rFonts w:ascii="宋体" w:eastAsia="宋体" w:hAnsi="宋体" w:cs="宋体"/>
+                <w:kern w:val="0"/>
+                <w:sz w:val="24"/>
+                <w:szCs w:val="24"/>
+              </w:rPr>
+              <w:t>在向量索引类型、检索 API、切片入库流程上存在差异，迁移接入时需重新设计适配层（嵌入写入、Top-K 检索、RRF 融合接口等），并重新完成联调与效果对比，</w:t>
+            </w:r>
+            <w:r>
+              <w:rPr>
+                <w:rFonts w:ascii="宋体" w:eastAsia="宋体" w:hAnsi="宋体" w:cs="宋体"/>
+                <w:b/>
+                <w:bCs/>
+                <w:kern w:val="0"/>
+                <w:sz w:val="24"/>
+                <w:szCs w:val="24"/>
+              </w:rPr>
+              <w:t>存在一定工程工作量与效果不确定性</w:t>
+            </w:r>
+            <w:r>
+              <w:rPr>
+                <w:rFonts w:ascii="宋体" w:eastAsia="宋体" w:hAnsi="宋体" w:cs="宋体"/>
+                <w:kern w:val="0"/>
+                <w:sz w:val="24"/>
+                <w:szCs w:val="24"/>
+              </w:rPr>
+              <w:t>。</w:t>
+            </w:r>
+          </w:p>
+          <w:p>
+            <w:pPr>
+              <w:widowControl/>
+              <w:jc w:val="left"/>
+              <w:rPr>
+                <w:rFonts w:ascii="宋体" w:eastAsia="宋体" w:hAnsi="宋体" w:cs="宋体" w:hint="eastAsia"/>
+                <w:kern w:val="0"/>
+                <w:sz w:val="24"/>
+                <w:szCs w:val="24"/>
+              </w:rPr>
+            </w:pPr>
+            <w:r>
+              <w:rPr>
+                <w:rFonts w:ascii="宋体" w:eastAsia="宋体" w:hAnsi="宋体" w:cs="宋体"/>
+                <w:b/>
+                <w:bCs/>
+                <w:kern w:val="0"/>
+                <w:sz w:val="24"/>
+                <w:szCs w:val="24"/>
+              </w:rPr>
+              <w:t>（5）系统性能与规模扩展的前瞻性挑战</w:t>
+            </w:r>
+          </w:p>
+          <w:p>
+            <w:pPr>
+              <w:widowControl/>
+              <w:jc w:val="left"/>
+              <w:rPr>
+                <w:rFonts w:ascii="宋体" w:eastAsia="宋体" w:hAnsi="宋体" w:cs="宋体" w:hint="eastAsia"/>
+                <w:kern w:val="0"/>
+                <w:sz w:val="24"/>
+                <w:szCs w:val="24"/>
+              </w:rPr>
+            </w:pPr>
+            <w:r>
+              <w:rPr>
+                <w:rFonts w:ascii="宋体" w:eastAsia="宋体" w:hAnsi="宋体" w:cs="宋体"/>
+                <w:kern w:val="0"/>
+                <w:sz w:val="24"/>
+                <w:szCs w:val="24"/>
+              </w:rPr>
+              <w:t xml:space="preserve">随采集数据量持续增长，将在向量检索延迟、聚类时与全部事件中心的相似度计算开销、批量向量化任务占用等方面面临性能压力。pgvector 在百万级向量场景下可能需要 </w:t>
+            </w:r>
+            <w:r>
+              <w:rPr>
+                <w:rFonts w:ascii="宋体" w:eastAsia="宋体" w:hAnsi="宋体" w:cs="宋体"/>
+                <w:b/>
+                <w:bCs/>
+                <w:kern w:val="0"/>
+                <w:sz w:val="24"/>
+                <w:szCs w:val="24"/>
+              </w:rPr>
+              <w:t>HNSW</w:t>
+            </w:r>
+            <w:r>
+              <w:rPr>
+                <w:rFonts w:ascii="宋体" w:eastAsia="宋体" w:hAnsi="宋体" w:cs="宋体"/>
+                <w:kern w:val="0"/>
+                <w:sz w:val="24"/>
+                <w:szCs w:val="24"/>
+              </w:rPr>
+              <w:t xml:space="preserve"> 等索引参数调优；Celery 异步任务队列接入后还需验证爬虫、批处理与 API 服务之间的资源争用。上述问题</w:t>
+            </w:r>
+            <w:r>
+              <w:rPr>
+                <w:rFonts w:ascii="宋体" w:eastAsia="宋体" w:hAnsi="宋体" w:cs="宋体"/>
+                <w:kern w:val="0"/>
+                <w:sz w:val="24"/>
+                <w:szCs w:val="24"/>
+              </w:rPr>
+              <w:lastRenderedPageBreak/>
+              <w:t>目前尚处于</w:t>
+            </w:r>
+            <w:r>
+              <w:rPr>
+                <w:rFonts w:ascii="宋体" w:eastAsia="宋体" w:hAnsi="宋体" w:cs="宋体"/>
+                <w:b/>
+                <w:bCs/>
+                <w:kern w:val="0"/>
+                <w:sz w:val="24"/>
+                <w:szCs w:val="24"/>
+              </w:rPr>
+              <w:t>方案预见阶段</w:t>
+            </w:r>
+            <w:r>
+              <w:rPr>
+                <w:rFonts w:ascii="宋体" w:eastAsia="宋体" w:hAnsi="宋体" w:cs="宋体"/>
+                <w:kern w:val="0"/>
+                <w:sz w:val="24"/>
+                <w:szCs w:val="24"/>
+              </w:rPr>
+              <w:t>，将在核心功能闭环跑通后开展</w:t>
+            </w:r>
+            <w:proofErr w:type="gramStart"/>
+            <w:r>
+              <w:rPr>
+                <w:rFonts w:ascii="宋体" w:eastAsia="宋体" w:hAnsi="宋体" w:cs="宋体"/>
+                <w:kern w:val="0"/>
+                <w:sz w:val="24"/>
+                <w:szCs w:val="24"/>
+              </w:rPr>
+              <w:t>针对性压测与</w:t>
+            </w:r>
+            <w:proofErr w:type="gramEnd"/>
+            <w:r>
+              <w:rPr>
+                <w:rFonts w:ascii="宋体" w:eastAsia="宋体" w:hAnsi="宋体" w:cs="宋体"/>
+                <w:kern w:val="0"/>
+                <w:sz w:val="24"/>
+                <w:szCs w:val="24"/>
+              </w:rPr>
+              <w:t>优化。</w:t>
+            </w:r>
+          </w:p>
+          <w:p>
+            <w:pPr>
+              <w:widowControl/>
               <w:jc w:val="left"/>
               <w:outlineLvl w:val="2"/>
               <w:rPr>
-                <w:rFonts w:ascii="宋体" w:eastAsia="宋体" w:hAnsi="宋体" w:cs="宋体"/>
-                <w:b/>
-                <w:bCs/>
-                <w:kern w:val="0"/>
-                <w:sz w:val="27"/>
-                <w:szCs w:val="27"/>
-              </w:rPr>
-            </w:pPr>
-            <w:r>
-              <w:rPr>
-                <w:rFonts w:ascii="宋体" w:eastAsia="宋体" w:hAnsi="宋体" w:cs="宋体"/>
-                <w:b/>
-                <w:bCs/>
-                <w:kern w:val="0"/>
-                <w:sz w:val="27"/>
-                <w:szCs w:val="27"/>
-              </w:rPr>
-              <w:t>2.3 存在的问题与困难</w:t>
-            </w:r>
-          </w:p>
-          <w:p>
-            <w:pPr>
-              <w:widowControl/>
-              <w:spacing w:before="100" w:beforeAutospacing="1" w:after="100" w:afterAutospacing="1"/>
-              <w:jc w:val="left"/>
-              <w:rPr>
-                <w:rFonts w:ascii="宋体" w:eastAsia="宋体" w:hAnsi="宋体" w:cs="宋体"/>
-                <w:kern w:val="0"/>
-                <w:sz w:val="24"/>
-                <w:szCs w:val="24"/>
-              </w:rPr>
-            </w:pPr>
-            <w:r>
-              <w:rPr>
-                <w:rFonts w:ascii="宋体" w:eastAsia="宋体" w:hAnsi="宋体" w:cs="宋体"/>
-                <w:kern w:val="0"/>
-                <w:sz w:val="24"/>
-                <w:szCs w:val="24"/>
-              </w:rPr>
-              <w:t>中期阶段系统在架构设计与核心链路上取得进展的同时，仍面临工程稳定性、实验验证与能力补全等多方面的制约。主要问题与困难如下。</w:t>
-            </w:r>
-          </w:p>
-          <w:p>
-            <w:pPr>
-              <w:widowControl/>
-              <w:spacing w:before="100" w:beforeAutospacing="1" w:after="100" w:afterAutospacing="1"/>
-              <w:jc w:val="left"/>
-              <w:rPr>
-                <w:rFonts w:ascii="宋体" w:eastAsia="宋体" w:hAnsi="宋体" w:cs="宋体"/>
-                <w:kern w:val="0"/>
-                <w:sz w:val="24"/>
-                <w:szCs w:val="24"/>
-              </w:rPr>
-            </w:pPr>
-            <w:r>
-              <w:rPr>
-                <w:rFonts w:ascii="宋体" w:eastAsia="宋体" w:hAnsi="宋体" w:cs="宋体"/>
-                <w:b/>
-                <w:bCs/>
-                <w:kern w:val="0"/>
-                <w:sz w:val="24"/>
-                <w:szCs w:val="24"/>
-              </w:rPr>
-              <w:t>（1）多源爬虫抓取速率与正文完整性问题</w:t>
-            </w:r>
-          </w:p>
-          <w:p>
-            <w:pPr>
-              <w:widowControl/>
-              <w:spacing w:before="100" w:beforeAutospacing="1" w:after="100" w:afterAutospacing="1"/>
-              <w:jc w:val="left"/>
-              <w:rPr>
-                <w:rFonts w:ascii="宋体" w:eastAsia="宋体" w:hAnsi="宋体" w:cs="宋体"/>
-                <w:kern w:val="0"/>
-                <w:sz w:val="24"/>
-                <w:szCs w:val="24"/>
-              </w:rPr>
-            </w:pPr>
-            <w:r>
-              <w:rPr>
-                <w:rFonts w:ascii="宋体" w:eastAsia="宋体" w:hAnsi="宋体" w:cs="宋体"/>
-                <w:kern w:val="0"/>
-                <w:sz w:val="24"/>
-                <w:szCs w:val="24"/>
-              </w:rPr>
-              <w:t>当前三源爬虫在账号封禁方面压力相对可控，但在实际运行中暴露出两类突出瓶颈：</w:t>
-            </w:r>
-            <w:r>
-              <w:rPr>
-                <w:rFonts w:ascii="宋体" w:eastAsia="宋体" w:hAnsi="宋体" w:cs="宋体"/>
-                <w:b/>
-                <w:bCs/>
-                <w:kern w:val="0"/>
-                <w:sz w:val="24"/>
-                <w:szCs w:val="24"/>
-              </w:rPr>
-              <w:t>一是目标</w:t>
-            </w:r>
-            <w:proofErr w:type="gramStart"/>
-            <w:r>
-              <w:rPr>
-                <w:rFonts w:ascii="宋体" w:eastAsia="宋体" w:hAnsi="宋体" w:cs="宋体"/>
-                <w:b/>
-                <w:bCs/>
-                <w:kern w:val="0"/>
-                <w:sz w:val="24"/>
-                <w:szCs w:val="24"/>
-              </w:rPr>
-              <w:t>站点反爬策略</w:t>
-            </w:r>
-            <w:proofErr w:type="gramEnd"/>
-            <w:r>
-              <w:rPr>
-                <w:rFonts w:ascii="宋体" w:eastAsia="宋体" w:hAnsi="宋体" w:cs="宋体"/>
-                <w:b/>
-                <w:bCs/>
-                <w:kern w:val="0"/>
-                <w:sz w:val="24"/>
-                <w:szCs w:val="24"/>
-              </w:rPr>
-              <w:t>多样化</w:t>
-            </w:r>
-            <w:r>
-              <w:rPr>
-                <w:rFonts w:ascii="宋体" w:eastAsia="宋体" w:hAnsi="宋体" w:cs="宋体"/>
-                <w:kern w:val="0"/>
-                <w:sz w:val="24"/>
-                <w:szCs w:val="24"/>
-              </w:rPr>
-              <w:t>，部分页面会触发验证码或人机校验流程，导致自动化请求无法直接进入正文页，采集任务需中断或跳过，影响数据连续性；</w:t>
-            </w:r>
-            <w:r>
-              <w:rPr>
-                <w:rFonts w:ascii="宋体" w:eastAsia="宋体" w:hAnsi="宋体" w:cs="宋体"/>
-                <w:b/>
-                <w:bCs/>
-                <w:kern w:val="0"/>
-                <w:sz w:val="24"/>
-                <w:szCs w:val="24"/>
-              </w:rPr>
-              <w:t>二是页面加载时延与动态渲染不一致</w:t>
-            </w:r>
-            <w:r>
-              <w:rPr>
-                <w:rFonts w:ascii="宋体" w:eastAsia="宋体" w:hAnsi="宋体" w:cs="宋体"/>
-                <w:kern w:val="0"/>
-                <w:sz w:val="24"/>
-                <w:szCs w:val="24"/>
-              </w:rPr>
-              <w:t>，个别资讯站点正文依赖 JavaScript 异步加载，若请求间隔过短或等待策略不足，会出现 HTML 已返回但正文区域为空的情况，造成「标题可抓、正文缺失」的残缺记录，进而影响后续 AI 过滤、摘要与向量化质量。</w:t>
-            </w:r>
-          </w:p>
-          <w:p>
-            <w:pPr>
-              <w:widowControl/>
-              <w:spacing w:before="100" w:beforeAutospacing="1" w:after="100" w:afterAutospacing="1"/>
-              <w:jc w:val="left"/>
-              <w:rPr>
-                <w:rFonts w:ascii="宋体" w:eastAsia="宋体" w:hAnsi="宋体" w:cs="宋体"/>
-                <w:kern w:val="0"/>
-                <w:sz w:val="24"/>
-                <w:szCs w:val="24"/>
-              </w:rPr>
-            </w:pPr>
-            <w:r>
-              <w:rPr>
-                <w:rFonts w:ascii="宋体" w:eastAsia="宋体" w:hAnsi="宋体" w:cs="宋体"/>
-                <w:kern w:val="0"/>
-                <w:sz w:val="24"/>
-                <w:szCs w:val="24"/>
-              </w:rPr>
-              <w:t>该问题直接影响数据源头的完整性与时效性，属于采集层的</w:t>
-            </w:r>
-            <w:r>
-              <w:rPr>
-                <w:rFonts w:ascii="宋体" w:eastAsia="宋体" w:hAnsi="宋体" w:cs="宋体"/>
-                <w:b/>
-                <w:bCs/>
-                <w:kern w:val="0"/>
-                <w:sz w:val="24"/>
-                <w:szCs w:val="24"/>
-              </w:rPr>
-              <w:t>质量风险</w:t>
-            </w:r>
-            <w:r>
-              <w:rPr>
-                <w:rFonts w:ascii="宋体" w:eastAsia="宋体" w:hAnsi="宋体" w:cs="宋体"/>
-                <w:kern w:val="0"/>
-                <w:sz w:val="24"/>
-                <w:szCs w:val="24"/>
-              </w:rPr>
-              <w:t>而非单纯的并发速率问题。拟采取的应对方向包括：针对高难站点引入 Playwright 等动态渲染能力并配置合理等待策略；对验证码场景增加人工介入或打码服务接口的扩展预留；在入库前增加「正文长度/结构」校验与失败重试队列，对残缺条目标记为待补抓状态，避免噪声数据进入处理流水线。</w:t>
-            </w:r>
-          </w:p>
-          <w:p>
-            <w:pPr>
-              <w:widowControl/>
-              <w:spacing w:before="100" w:beforeAutospacing="1" w:after="100" w:afterAutospacing="1"/>
-              <w:jc w:val="left"/>
-              <w:rPr>
-                <w:rFonts w:ascii="宋体" w:eastAsia="宋体" w:hAnsi="宋体" w:cs="宋体"/>
-                <w:kern w:val="0"/>
-                <w:sz w:val="24"/>
-                <w:szCs w:val="24"/>
-              </w:rPr>
-            </w:pPr>
-            <w:r>
-              <w:rPr>
-                <w:rFonts w:ascii="宋体" w:eastAsia="宋体" w:hAnsi="宋体" w:cs="宋体"/>
-                <w:b/>
-                <w:bCs/>
-                <w:kern w:val="0"/>
-                <w:sz w:val="24"/>
-                <w:szCs w:val="24"/>
-              </w:rPr>
-              <w:t>（2）核心链路尚非全系统闭环</w:t>
-            </w:r>
-          </w:p>
-          <w:p>
-            <w:pPr>
-              <w:widowControl/>
-              <w:spacing w:before="100" w:beforeAutospacing="1" w:after="100" w:afterAutospacing="1"/>
-              <w:jc w:val="left"/>
-              <w:rPr>
-                <w:rFonts w:ascii="宋体" w:eastAsia="宋体" w:hAnsi="宋体" w:cs="宋体"/>
-                <w:kern w:val="0"/>
-                <w:sz w:val="24"/>
-                <w:szCs w:val="24"/>
-              </w:rPr>
-            </w:pPr>
-            <w:r>
-              <w:rPr>
-                <w:rFonts w:ascii="宋体" w:eastAsia="宋体" w:hAnsi="宋体" w:cs="宋体"/>
-                <w:kern w:val="0"/>
-                <w:sz w:val="24"/>
-                <w:szCs w:val="24"/>
-              </w:rPr>
-              <w:t xml:space="preserve">目前已打通 </w:t>
-            </w:r>
-            <w:r>
-              <w:rPr>
-                <w:rFonts w:ascii="宋体" w:eastAsia="宋体" w:hAnsi="宋体" w:cs="宋体"/>
-                <w:b/>
-                <w:bCs/>
-                <w:kern w:val="0"/>
-                <w:sz w:val="24"/>
-                <w:szCs w:val="24"/>
-              </w:rPr>
-              <w:t>采集 → 处理 → PostgreSQL 入库</w:t>
-            </w:r>
-            <w:r>
-              <w:rPr>
-                <w:rFonts w:ascii="宋体" w:eastAsia="宋体" w:hAnsi="宋体" w:cs="宋体"/>
-                <w:kern w:val="0"/>
-                <w:sz w:val="24"/>
-                <w:szCs w:val="24"/>
-              </w:rPr>
-              <w:t xml:space="preserve"> 主路径，但 </w:t>
-            </w:r>
-            <w:r>
-              <w:rPr>
-                <w:rFonts w:ascii="宋体" w:eastAsia="宋体" w:hAnsi="宋体" w:cs="宋体"/>
-                <w:b/>
-                <w:bCs/>
-                <w:kern w:val="0"/>
-                <w:sz w:val="24"/>
-                <w:szCs w:val="24"/>
-              </w:rPr>
-              <w:t>pgvector 向量检索、增量事件聚类接入、 RAG 服务、Vue 前端与 Watchlist 邮件推送</w:t>
-            </w:r>
-            <w:r>
-              <w:rPr>
-                <w:rFonts w:ascii="宋体" w:eastAsia="宋体" w:hAnsi="宋体" w:cs="宋体"/>
-                <w:kern w:val="0"/>
-                <w:sz w:val="24"/>
-                <w:szCs w:val="24"/>
-              </w:rPr>
-              <w:t xml:space="preserve"> 仍处【方案设计】或【待开展】阶段，尚不能对外提供「监测—聚类—问答—推送」的完整业务闭环。后续工作将按存储层向量能力 → 聚类算法接入 → RAG 迁移 → 前端联调的顺序分阶段推进，以降低多模块并行开发带来的集成风险。</w:t>
-            </w:r>
-          </w:p>
-          <w:p>
-            <w:pPr>
-              <w:widowControl/>
-              <w:spacing w:before="100" w:beforeAutospacing="1" w:after="100" w:afterAutospacing="1"/>
-              <w:jc w:val="left"/>
-              <w:rPr>
-                <w:rFonts w:ascii="宋体" w:eastAsia="宋体" w:hAnsi="宋体" w:cs="宋体"/>
-                <w:kern w:val="0"/>
-                <w:sz w:val="24"/>
-                <w:szCs w:val="24"/>
-              </w:rPr>
-            </w:pPr>
-            <w:r>
-              <w:rPr>
-                <w:rFonts w:ascii="宋体" w:eastAsia="宋体" w:hAnsi="宋体" w:cs="宋体"/>
-                <w:b/>
-                <w:bCs/>
-                <w:kern w:val="0"/>
-                <w:sz w:val="24"/>
-                <w:szCs w:val="24"/>
-              </w:rPr>
-              <w:t>（3）算法实验与一类创新点的量化验证滞后</w:t>
-            </w:r>
-          </w:p>
-          <w:p>
-            <w:pPr>
-              <w:widowControl/>
-              <w:spacing w:before="100" w:beforeAutospacing="1" w:after="100" w:afterAutospacing="1"/>
-              <w:jc w:val="left"/>
-              <w:rPr>
-                <w:rFonts w:ascii="宋体" w:eastAsia="宋体" w:hAnsi="宋体" w:cs="宋体"/>
-                <w:kern w:val="0"/>
-                <w:sz w:val="24"/>
-                <w:szCs w:val="24"/>
-              </w:rPr>
-            </w:pPr>
-            <w:r>
-              <w:rPr>
-                <w:rFonts w:ascii="宋体" w:eastAsia="宋体" w:hAnsi="宋体" w:cs="宋体"/>
-                <w:kern w:val="0"/>
-                <w:sz w:val="24"/>
-                <w:szCs w:val="24"/>
-              </w:rPr>
-              <w:t>IMTC 算法已完成形式化建模与复杂度分析，但</w:t>
-            </w:r>
-            <w:r>
-              <w:rPr>
-                <w:rFonts w:ascii="宋体" w:eastAsia="宋体" w:hAnsi="宋体" w:cs="宋体"/>
-                <w:b/>
-                <w:bCs/>
-                <w:kern w:val="0"/>
-                <w:sz w:val="24"/>
-                <w:szCs w:val="24"/>
-              </w:rPr>
-              <w:t>金标准数据集人工标注</w:t>
-            </w:r>
-            <w:r>
-              <w:rPr>
-                <w:rFonts w:ascii="宋体" w:eastAsia="宋体" w:hAnsi="宋体" w:cs="宋体"/>
-                <w:kern w:val="0"/>
-                <w:sz w:val="24"/>
-                <w:szCs w:val="24"/>
-              </w:rPr>
-              <w:t>以及相对 B1–B4 基线方法的</w:t>
-            </w:r>
-            <w:r>
-              <w:rPr>
-                <w:rFonts w:ascii="宋体" w:eastAsia="宋体" w:hAnsi="宋体" w:cs="宋体"/>
-                <w:b/>
-                <w:bCs/>
-                <w:kern w:val="0"/>
-                <w:sz w:val="24"/>
-                <w:szCs w:val="24"/>
-              </w:rPr>
-              <w:t>对比实验、消融实验</w:t>
-            </w:r>
-            <w:r>
-              <w:rPr>
-                <w:rFonts w:ascii="宋体" w:eastAsia="宋体" w:hAnsi="宋体" w:cs="宋体"/>
-                <w:kern w:val="0"/>
-                <w:sz w:val="24"/>
-                <w:szCs w:val="24"/>
-              </w:rPr>
-              <w:t>尚未启动，聚类</w:t>
-            </w:r>
-            <w:proofErr w:type="gramStart"/>
-            <w:r>
-              <w:rPr>
-                <w:rFonts w:ascii="宋体" w:eastAsia="宋体" w:hAnsi="宋体" w:cs="宋体"/>
-                <w:kern w:val="0"/>
-                <w:sz w:val="24"/>
-                <w:szCs w:val="24"/>
-              </w:rPr>
-              <w:t>创新点尚缺乏</w:t>
-            </w:r>
-            <w:proofErr w:type="gramEnd"/>
-            <w:r>
-              <w:rPr>
-                <w:rFonts w:ascii="宋体" w:eastAsia="宋体" w:hAnsi="宋体" w:cs="宋体"/>
-                <w:kern w:val="0"/>
-                <w:sz w:val="24"/>
-                <w:szCs w:val="24"/>
-              </w:rPr>
-              <w:t xml:space="preserve"> ARI、成对 F1 等指标的实测支撑，存在「理论设计充分、实验证据不足」的风险。医药新闻事件归属需领域知识，标注成本与标注者一致性校准工作量较大。若主实验指标不够显著，拟从</w:t>
-            </w:r>
-            <w:r>
-              <w:rPr>
-                <w:rFonts w:ascii="宋体" w:eastAsia="宋体" w:hAnsi="宋体" w:cs="宋体"/>
-                <w:b/>
-                <w:bCs/>
-                <w:kern w:val="0"/>
-                <w:sz w:val="24"/>
-                <w:szCs w:val="24"/>
-              </w:rPr>
-              <w:t>增量处理效率</w:t>
-            </w:r>
-            <w:r>
-              <w:rPr>
-                <w:rFonts w:ascii="宋体" w:eastAsia="宋体" w:hAnsi="宋体" w:cs="宋体"/>
-                <w:kern w:val="0"/>
-                <w:sz w:val="24"/>
-                <w:szCs w:val="24"/>
-              </w:rPr>
-              <w:t>、</w:t>
-            </w:r>
-            <w:r>
-              <w:rPr>
-                <w:rFonts w:ascii="宋体" w:eastAsia="宋体" w:hAnsi="宋体" w:cs="宋体"/>
-                <w:b/>
-                <w:bCs/>
-                <w:kern w:val="0"/>
-                <w:sz w:val="24"/>
-                <w:szCs w:val="24"/>
-              </w:rPr>
-              <w:t>流式场景可用性</w:t>
-            </w:r>
-            <w:r>
-              <w:rPr>
-                <w:rFonts w:ascii="宋体" w:eastAsia="宋体" w:hAnsi="宋体" w:cs="宋体"/>
-                <w:kern w:val="0"/>
-                <w:sz w:val="24"/>
-                <w:szCs w:val="24"/>
-              </w:rPr>
-              <w:t>等维度补充论证，并与 2.2.3 实验计划衔接。</w:t>
-            </w:r>
-          </w:p>
-          <w:p>
-            <w:pPr>
-              <w:widowControl/>
-              <w:spacing w:before="100" w:beforeAutospacing="1" w:after="100" w:afterAutospacing="1"/>
-              <w:jc w:val="left"/>
-              <w:rPr>
-                <w:rFonts w:ascii="宋体" w:eastAsia="宋体" w:hAnsi="宋体" w:cs="宋体"/>
-                <w:kern w:val="0"/>
-                <w:sz w:val="24"/>
-                <w:szCs w:val="24"/>
-              </w:rPr>
-            </w:pPr>
-            <w:r>
-              <w:rPr>
-                <w:rFonts w:ascii="宋体" w:eastAsia="宋体" w:hAnsi="宋体" w:cs="宋体"/>
-                <w:b/>
-                <w:bCs/>
-                <w:kern w:val="0"/>
-                <w:sz w:val="24"/>
-                <w:szCs w:val="24"/>
-              </w:rPr>
-              <w:t>（4）RAG 能力「实践—论文」双轨衔接</w:t>
-            </w:r>
-          </w:p>
-          <w:p>
-            <w:pPr>
-              <w:widowControl/>
-              <w:spacing w:before="100" w:beforeAutospacing="1" w:after="100" w:afterAutospacing="1"/>
-              <w:jc w:val="left"/>
-              <w:rPr>
-                <w:rFonts w:ascii="宋体" w:eastAsia="宋体" w:hAnsi="宋体" w:cs="宋体"/>
-                <w:kern w:val="0"/>
-                <w:sz w:val="24"/>
-                <w:szCs w:val="24"/>
-              </w:rPr>
-            </w:pPr>
-            <w:r>
-              <w:rPr>
-                <w:rFonts w:ascii="宋体" w:eastAsia="宋体" w:hAnsi="宋体" w:cs="宋体"/>
-                <w:kern w:val="0"/>
-                <w:sz w:val="24"/>
-                <w:szCs w:val="24"/>
-              </w:rPr>
-              <w:lastRenderedPageBreak/>
-              <w:t>企业实践项目</w:t>
-            </w:r>
-            <w:proofErr w:type="gramStart"/>
-            <w:r>
-              <w:rPr>
-                <w:rFonts w:ascii="宋体" w:eastAsia="宋体" w:hAnsi="宋体" w:cs="宋体"/>
-                <w:kern w:val="0"/>
-                <w:sz w:val="24"/>
-                <w:szCs w:val="24"/>
-              </w:rPr>
-              <w:t>一</w:t>
-            </w:r>
-            <w:proofErr w:type="gramEnd"/>
-            <w:r>
-              <w:rPr>
-                <w:rFonts w:ascii="宋体" w:eastAsia="宋体" w:hAnsi="宋体" w:cs="宋体"/>
-                <w:kern w:val="0"/>
-                <w:sz w:val="24"/>
-                <w:szCs w:val="24"/>
-              </w:rPr>
-              <w:t xml:space="preserve">已在 </w:t>
-            </w:r>
-            <w:r>
-              <w:rPr>
-                <w:rFonts w:ascii="宋体" w:eastAsia="宋体" w:hAnsi="宋体" w:cs="宋体"/>
-                <w:b/>
-                <w:bCs/>
-                <w:kern w:val="0"/>
-                <w:sz w:val="24"/>
-                <w:szCs w:val="24"/>
-              </w:rPr>
-              <w:t>MongoDB + Milvus</w:t>
-            </w:r>
-            <w:r>
-              <w:rPr>
-                <w:rFonts w:ascii="宋体" w:eastAsia="宋体" w:hAnsi="宋体" w:cs="宋体"/>
-                <w:kern w:val="0"/>
-                <w:sz w:val="24"/>
-                <w:szCs w:val="24"/>
-              </w:rPr>
-              <w:t xml:space="preserve"> 环境下验证混合检索与 Cross-Encoder 重排序；论文系统规划采用 </w:t>
-            </w:r>
-            <w:r>
-              <w:rPr>
-                <w:rFonts w:ascii="宋体" w:eastAsia="宋体" w:hAnsi="宋体" w:cs="宋体"/>
-                <w:b/>
-                <w:bCs/>
-                <w:kern w:val="0"/>
-                <w:sz w:val="24"/>
-                <w:szCs w:val="24"/>
-              </w:rPr>
-              <w:t>PostgreSQL + pgvector</w:t>
-            </w:r>
-            <w:r>
-              <w:rPr>
-                <w:rFonts w:ascii="宋体" w:eastAsia="宋体" w:hAnsi="宋体" w:cs="宋体"/>
-                <w:kern w:val="0"/>
-                <w:sz w:val="24"/>
-                <w:szCs w:val="24"/>
-              </w:rPr>
-              <w:t xml:space="preserve"> 统一存储。两套技术</w:t>
-            </w:r>
-            <w:proofErr w:type="gramStart"/>
-            <w:r>
-              <w:rPr>
-                <w:rFonts w:ascii="宋体" w:eastAsia="宋体" w:hAnsi="宋体" w:cs="宋体"/>
-                <w:kern w:val="0"/>
-                <w:sz w:val="24"/>
-                <w:szCs w:val="24"/>
-              </w:rPr>
-              <w:t>栈</w:t>
-            </w:r>
-            <w:proofErr w:type="gramEnd"/>
-            <w:r>
-              <w:rPr>
-                <w:rFonts w:ascii="宋体" w:eastAsia="宋体" w:hAnsi="宋体" w:cs="宋体"/>
-                <w:kern w:val="0"/>
-                <w:sz w:val="24"/>
-                <w:szCs w:val="24"/>
-              </w:rPr>
-              <w:t>在向量索引类型、检索 API、切片入库流程上存在差异，迁移接入时需重新设计适配层（嵌入写入、Top-K 检索、RRF 融合接口等），并重新完成联调与效果对比，</w:t>
-            </w:r>
-            <w:r>
-              <w:rPr>
-                <w:rFonts w:ascii="宋体" w:eastAsia="宋体" w:hAnsi="宋体" w:cs="宋体"/>
-                <w:b/>
-                <w:bCs/>
-                <w:kern w:val="0"/>
-                <w:sz w:val="24"/>
-                <w:szCs w:val="24"/>
-              </w:rPr>
-              <w:t>存在一定工程工作量与效果不确定性</w:t>
-            </w:r>
-            <w:r>
-              <w:rPr>
-                <w:rFonts w:ascii="宋体" w:eastAsia="宋体" w:hAnsi="宋体" w:cs="宋体"/>
-                <w:kern w:val="0"/>
-                <w:sz w:val="24"/>
-                <w:szCs w:val="24"/>
-              </w:rPr>
-              <w:t>。</w:t>
-            </w:r>
-          </w:p>
-          <w:p>
-            <w:pPr>
-              <w:widowControl/>
-              <w:spacing w:before="100" w:beforeAutospacing="1" w:after="100" w:afterAutospacing="1"/>
-              <w:jc w:val="left"/>
-              <w:rPr>
-                <w:rFonts w:ascii="宋体" w:eastAsia="宋体" w:hAnsi="宋体" w:cs="宋体"/>
-                <w:kern w:val="0"/>
-                <w:sz w:val="24"/>
-                <w:szCs w:val="24"/>
-              </w:rPr>
-            </w:pPr>
-            <w:r>
-              <w:rPr>
-                <w:rFonts w:ascii="宋体" w:eastAsia="宋体" w:hAnsi="宋体" w:cs="宋体"/>
-                <w:b/>
-                <w:bCs/>
-                <w:kern w:val="0"/>
-                <w:sz w:val="24"/>
-                <w:szCs w:val="24"/>
-              </w:rPr>
-              <w:t>（5）系统性能与规模扩展的前瞻性挑战</w:t>
-            </w:r>
-          </w:p>
-          <w:p>
-            <w:pPr>
-              <w:widowControl/>
-              <w:spacing w:before="100" w:beforeAutospacing="1" w:after="100" w:afterAutospacing="1"/>
-              <w:jc w:val="left"/>
-              <w:rPr>
-                <w:rFonts w:ascii="宋体" w:eastAsia="宋体" w:hAnsi="宋体" w:cs="宋体"/>
-                <w:kern w:val="0"/>
-                <w:sz w:val="24"/>
-                <w:szCs w:val="24"/>
-              </w:rPr>
-            </w:pPr>
-            <w:r>
-              <w:rPr>
-                <w:rFonts w:ascii="宋体" w:eastAsia="宋体" w:hAnsi="宋体" w:cs="宋体"/>
-                <w:kern w:val="0"/>
-                <w:sz w:val="24"/>
-                <w:szCs w:val="24"/>
-              </w:rPr>
-              <w:t xml:space="preserve">随采集数据量持续增长，将在向量检索延迟、聚类时与全部事件中心的相似度计算开销、批量向量化任务占用等方面面临性能压力。pgvector 在百万级向量场景下可能需要 </w:t>
-            </w:r>
-            <w:r>
-              <w:rPr>
-                <w:rFonts w:ascii="宋体" w:eastAsia="宋体" w:hAnsi="宋体" w:cs="宋体"/>
-                <w:b/>
-                <w:bCs/>
-                <w:kern w:val="0"/>
-                <w:sz w:val="24"/>
-                <w:szCs w:val="24"/>
-              </w:rPr>
-              <w:t>HNSW</w:t>
-            </w:r>
-            <w:r>
-              <w:rPr>
-                <w:rFonts w:ascii="宋体" w:eastAsia="宋体" w:hAnsi="宋体" w:cs="宋体"/>
-                <w:kern w:val="0"/>
-                <w:sz w:val="24"/>
-                <w:szCs w:val="24"/>
-              </w:rPr>
-              <w:t xml:space="preserve"> 等索引参数调优；Celery 异步任务队列接入后还需验证爬虫、批处理与 API 服务之间的资源争用。上述问题目前尚处于</w:t>
-            </w:r>
-            <w:r>
-              <w:rPr>
-                <w:rFonts w:ascii="宋体" w:eastAsia="宋体" w:hAnsi="宋体" w:cs="宋体"/>
-                <w:b/>
-                <w:bCs/>
-                <w:kern w:val="0"/>
-                <w:sz w:val="24"/>
-                <w:szCs w:val="24"/>
-              </w:rPr>
-              <w:t>方案预见阶段</w:t>
-            </w:r>
-            <w:r>
-              <w:rPr>
-                <w:rFonts w:ascii="宋体" w:eastAsia="宋体" w:hAnsi="宋体" w:cs="宋体"/>
-                <w:kern w:val="0"/>
-                <w:sz w:val="24"/>
-                <w:szCs w:val="24"/>
-              </w:rPr>
-              <w:t>，将在核心功能闭环跑通后开展</w:t>
-            </w:r>
-            <w:proofErr w:type="gramStart"/>
-            <w:r>
-              <w:rPr>
-                <w:rFonts w:ascii="宋体" w:eastAsia="宋体" w:hAnsi="宋体" w:cs="宋体"/>
-                <w:kern w:val="0"/>
-                <w:sz w:val="24"/>
-                <w:szCs w:val="24"/>
-              </w:rPr>
-              <w:t>针对性压测与</w:t>
-            </w:r>
-            <w:proofErr w:type="gramEnd"/>
-            <w:r>
-              <w:rPr>
-                <w:rFonts w:ascii="宋体" w:eastAsia="宋体" w:hAnsi="宋体" w:cs="宋体"/>
-                <w:kern w:val="0"/>
-                <w:sz w:val="24"/>
-                <w:szCs w:val="24"/>
-              </w:rPr>
-              <w:t>优化。</w:t>
-            </w:r>
-          </w:p>
-          <w:p>
-            <w:pPr>
-              <w:widowControl/>
-              <w:spacing w:before="100" w:beforeAutospacing="1" w:after="100" w:afterAutospacing="1"/>
-              <w:jc w:val="left"/>
-              <w:outlineLvl w:val="2"/>
-              <w:rPr>
-                <w:rFonts w:ascii="宋体" w:eastAsia="宋体" w:hAnsi="宋体" w:cs="宋体"/>
-                <w:b/>
-                <w:bCs/>
-                <w:kern w:val="0"/>
-                <w:sz w:val="27"/>
-                <w:szCs w:val="27"/>
-              </w:rPr>
-            </w:pPr>
-            <w:r>
-              <w:rPr>
-                <w:rFonts w:ascii="宋体" w:eastAsia="宋体" w:hAnsi="宋体" w:cs="宋体"/>
-                <w:b/>
-                <w:bCs/>
-                <w:kern w:val="0"/>
-                <w:sz w:val="27"/>
-                <w:szCs w:val="27"/>
+                <w:rFonts w:ascii="宋体" w:eastAsia="宋体" w:hAnsi="宋体" w:cs="宋体" w:hint="eastAsia"/>
+                <w:b/>
+                <w:bCs/>
+                <w:kern w:val="0"/>
+                <w:sz w:val="28"/>
+                <w:szCs w:val="28"/>
+              </w:rPr>
+            </w:pPr>
+            <w:r>
+              <w:rPr>
+                <w:rFonts w:ascii="宋体" w:eastAsia="宋体" w:hAnsi="宋体" w:cs="宋体"/>
+                <w:b/>
+                <w:bCs/>
+                <w:kern w:val="0"/>
+                <w:sz w:val="28"/>
+                <w:szCs w:val="28"/>
               </w:rPr>
               <w:t>2.4 下一步工作计划</w:t>
             </w:r>
@@ -10802,10 +10734,10 @@
           <w:p>
             <w:pPr>
               <w:widowControl/>
-              <w:spacing w:before="100" w:beforeAutospacing="1" w:after="100" w:afterAutospacing="1"/>
-              <w:jc w:val="left"/>
-              <w:rPr>
-                <w:rFonts w:ascii="宋体" w:eastAsia="宋体" w:hAnsi="宋体" w:cs="宋体"/>
+              <w:ind w:firstLineChars="200" w:firstLine="480"/>
+              <w:jc w:val="left"/>
+              <w:rPr>
+                <w:rFonts w:ascii="宋体" w:eastAsia="宋体" w:hAnsi="宋体" w:cs="宋体" w:hint="eastAsia"/>
                 <w:kern w:val="0"/>
                 <w:sz w:val="24"/>
                 <w:szCs w:val="24"/>
@@ -10844,10 +10776,9 @@
           <w:p>
             <w:pPr>
               <w:widowControl/>
-              <w:spacing w:before="100" w:beforeAutospacing="1" w:after="100" w:afterAutospacing="1"/>
-              <w:jc w:val="left"/>
-              <w:rPr>
-                <w:rFonts w:ascii="宋体" w:eastAsia="宋体" w:hAnsi="宋体" w:cs="宋体"/>
+              <w:jc w:val="left"/>
+              <w:rPr>
+                <w:rFonts w:ascii="宋体" w:eastAsia="宋体" w:hAnsi="宋体" w:cs="宋体" w:hint="eastAsia"/>
                 <w:kern w:val="0"/>
                 <w:sz w:val="24"/>
                 <w:szCs w:val="24"/>
@@ -10896,10 +10827,9 @@
                 <w:p>
                   <w:pPr>
                     <w:widowControl/>
-                    <w:spacing w:before="100" w:beforeAutospacing="1" w:after="100" w:afterAutospacing="1"/>
                     <w:jc w:val="center"/>
                     <w:rPr>
-                      <w:rFonts w:ascii="宋体" w:eastAsia="宋体" w:hAnsi="宋体" w:cs="宋体"/>
+                      <w:rFonts w:ascii="宋体" w:eastAsia="宋体" w:hAnsi="宋体" w:cs="宋体" w:hint="eastAsia"/>
                       <w:b/>
                       <w:bCs/>
                       <w:kern w:val="0"/>
@@ -10929,10 +10859,9 @@
                 <w:p>
                   <w:pPr>
                     <w:widowControl/>
-                    <w:spacing w:before="100" w:beforeAutospacing="1" w:after="100" w:afterAutospacing="1"/>
                     <w:jc w:val="center"/>
                     <w:rPr>
-                      <w:rFonts w:ascii="宋体" w:eastAsia="宋体" w:hAnsi="宋体" w:cs="宋体"/>
+                      <w:rFonts w:ascii="宋体" w:eastAsia="宋体" w:hAnsi="宋体" w:cs="宋体" w:hint="eastAsia"/>
                       <w:b/>
                       <w:bCs/>
                       <w:kern w:val="0"/>
@@ -10962,10 +10891,9 @@
                 <w:p>
                   <w:pPr>
                     <w:widowControl/>
-                    <w:spacing w:before="100" w:beforeAutospacing="1" w:after="100" w:afterAutospacing="1"/>
                     <w:jc w:val="center"/>
                     <w:rPr>
-                      <w:rFonts w:ascii="宋体" w:eastAsia="宋体" w:hAnsi="宋体" w:cs="宋体"/>
+                      <w:rFonts w:ascii="宋体" w:eastAsia="宋体" w:hAnsi="宋体" w:cs="宋体" w:hint="eastAsia"/>
                       <w:b/>
                       <w:bCs/>
                       <w:kern w:val="0"/>
@@ -11000,10 +10928,9 @@
                 <w:p>
                   <w:pPr>
                     <w:widowControl/>
-                    <w:spacing w:before="100" w:beforeAutospacing="1" w:after="100" w:afterAutospacing="1"/>
                     <w:jc w:val="left"/>
                     <w:rPr>
-                      <w:rFonts w:ascii="宋体" w:eastAsia="宋体" w:hAnsi="宋体" w:cs="宋体"/>
+                      <w:rFonts w:ascii="宋体" w:eastAsia="宋体" w:hAnsi="宋体" w:cs="宋体" w:hint="eastAsia"/>
                       <w:kern w:val="0"/>
                       <w:sz w:val="24"/>
                       <w:szCs w:val="24"/>
@@ -11029,10 +10956,9 @@
                 <w:p>
                   <w:pPr>
                     <w:widowControl/>
-                    <w:spacing w:before="100" w:beforeAutospacing="1" w:after="100" w:afterAutospacing="1"/>
                     <w:jc w:val="left"/>
                     <w:rPr>
-                      <w:rFonts w:ascii="宋体" w:eastAsia="宋体" w:hAnsi="宋体" w:cs="宋体"/>
+                      <w:rFonts w:ascii="宋体" w:eastAsia="宋体" w:hAnsi="宋体" w:cs="宋体" w:hint="eastAsia"/>
                       <w:kern w:val="0"/>
                       <w:sz w:val="24"/>
                       <w:szCs w:val="24"/>
@@ -11058,10 +10984,9 @@
                 <w:p>
                   <w:pPr>
                     <w:widowControl/>
-                    <w:spacing w:before="100" w:beforeAutospacing="1" w:after="100" w:afterAutospacing="1"/>
                     <w:jc w:val="left"/>
                     <w:rPr>
-                      <w:rFonts w:ascii="宋体" w:eastAsia="宋体" w:hAnsi="宋体" w:cs="宋体"/>
+                      <w:rFonts w:ascii="宋体" w:eastAsia="宋体" w:hAnsi="宋体" w:cs="宋体" w:hint="eastAsia"/>
                       <w:kern w:val="0"/>
                       <w:sz w:val="24"/>
                       <w:szCs w:val="24"/>
@@ -11092,10 +11017,9 @@
                 <w:p>
                   <w:pPr>
                     <w:widowControl/>
-                    <w:spacing w:before="100" w:beforeAutospacing="1" w:after="100" w:afterAutospacing="1"/>
                     <w:jc w:val="left"/>
                     <w:rPr>
-                      <w:rFonts w:ascii="宋体" w:eastAsia="宋体" w:hAnsi="宋体" w:cs="宋体"/>
+                      <w:rFonts w:ascii="宋体" w:eastAsia="宋体" w:hAnsi="宋体" w:cs="宋体" w:hint="eastAsia"/>
                       <w:kern w:val="0"/>
                       <w:sz w:val="24"/>
                       <w:szCs w:val="24"/>
@@ -11121,10 +11045,9 @@
                 <w:p>
                   <w:pPr>
                     <w:widowControl/>
-                    <w:spacing w:before="100" w:beforeAutospacing="1" w:after="100" w:afterAutospacing="1"/>
                     <w:jc w:val="left"/>
                     <w:rPr>
-                      <w:rFonts w:ascii="宋体" w:eastAsia="宋体" w:hAnsi="宋体" w:cs="宋体"/>
+                      <w:rFonts w:ascii="宋体" w:eastAsia="宋体" w:hAnsi="宋体" w:cs="宋体" w:hint="eastAsia"/>
                       <w:kern w:val="0"/>
                       <w:sz w:val="24"/>
                       <w:szCs w:val="24"/>
@@ -11150,10 +11073,9 @@
                 <w:p>
                   <w:pPr>
                     <w:widowControl/>
-                    <w:spacing w:before="100" w:beforeAutospacing="1" w:after="100" w:afterAutospacing="1"/>
                     <w:jc w:val="left"/>
                     <w:rPr>
-                      <w:rFonts w:ascii="宋体" w:eastAsia="宋体" w:hAnsi="宋体" w:cs="宋体"/>
+                      <w:rFonts w:ascii="宋体" w:eastAsia="宋体" w:hAnsi="宋体" w:cs="宋体" w:hint="eastAsia"/>
                       <w:kern w:val="0"/>
                       <w:sz w:val="24"/>
                       <w:szCs w:val="24"/>
@@ -11204,10 +11126,9 @@
                 <w:p>
                   <w:pPr>
                     <w:widowControl/>
-                    <w:spacing w:before="100" w:beforeAutospacing="1" w:after="100" w:afterAutospacing="1"/>
                     <w:jc w:val="left"/>
                     <w:rPr>
-                      <w:rFonts w:ascii="宋体" w:eastAsia="宋体" w:hAnsi="宋体" w:cs="宋体"/>
+                      <w:rFonts w:ascii="宋体" w:eastAsia="宋体" w:hAnsi="宋体" w:cs="宋体" w:hint="eastAsia"/>
                       <w:kern w:val="0"/>
                       <w:sz w:val="24"/>
                       <w:szCs w:val="24"/>
@@ -11233,10 +11154,9 @@
                 <w:p>
                   <w:pPr>
                     <w:widowControl/>
-                    <w:spacing w:before="100" w:beforeAutospacing="1" w:after="100" w:afterAutospacing="1"/>
                     <w:jc w:val="left"/>
                     <w:rPr>
-                      <w:rFonts w:ascii="宋体" w:eastAsia="宋体" w:hAnsi="宋体" w:cs="宋体"/>
+                      <w:rFonts w:ascii="宋体" w:eastAsia="宋体" w:hAnsi="宋体" w:cs="宋体" w:hint="eastAsia"/>
                       <w:kern w:val="0"/>
                       <w:sz w:val="24"/>
                       <w:szCs w:val="24"/>
@@ -11262,10 +11182,9 @@
                 <w:p>
                   <w:pPr>
                     <w:widowControl/>
-                    <w:spacing w:before="100" w:beforeAutospacing="1" w:after="100" w:afterAutospacing="1"/>
                     <w:jc w:val="left"/>
                     <w:rPr>
-                      <w:rFonts w:ascii="宋体" w:eastAsia="宋体" w:hAnsi="宋体" w:cs="宋体"/>
+                      <w:rFonts w:ascii="宋体" w:eastAsia="宋体" w:hAnsi="宋体" w:cs="宋体" w:hint="eastAsia"/>
                       <w:kern w:val="0"/>
                       <w:sz w:val="24"/>
                       <w:szCs w:val="24"/>
@@ -11287,10 +11206,9 @@
           <w:p>
             <w:pPr>
               <w:widowControl/>
-              <w:spacing w:before="100" w:beforeAutospacing="1" w:after="100" w:afterAutospacing="1"/>
-              <w:jc w:val="left"/>
-              <w:rPr>
-                <w:rFonts w:ascii="宋体" w:eastAsia="宋体" w:hAnsi="宋体" w:cs="宋体"/>
+              <w:jc w:val="left"/>
+              <w:rPr>
+                <w:rFonts w:ascii="宋体" w:eastAsia="宋体" w:hAnsi="宋体" w:cs="宋体" w:hint="eastAsia"/>
                 <w:kern w:val="0"/>
                 <w:sz w:val="24"/>
                 <w:szCs w:val="24"/>
@@ -11339,10 +11257,9 @@
                 <w:p>
                   <w:pPr>
                     <w:widowControl/>
-                    <w:spacing w:before="100" w:beforeAutospacing="1" w:after="100" w:afterAutospacing="1"/>
                     <w:jc w:val="center"/>
                     <w:rPr>
-                      <w:rFonts w:ascii="宋体" w:eastAsia="宋体" w:hAnsi="宋体" w:cs="宋体"/>
+                      <w:rFonts w:ascii="宋体" w:eastAsia="宋体" w:hAnsi="宋体" w:cs="宋体" w:hint="eastAsia"/>
                       <w:b/>
                       <w:bCs/>
                       <w:kern w:val="0"/>
@@ -11372,10 +11289,9 @@
                 <w:p>
                   <w:pPr>
                     <w:widowControl/>
-                    <w:spacing w:before="100" w:beforeAutospacing="1" w:after="100" w:afterAutospacing="1"/>
                     <w:jc w:val="center"/>
                     <w:rPr>
-                      <w:rFonts w:ascii="宋体" w:eastAsia="宋体" w:hAnsi="宋体" w:cs="宋体"/>
+                      <w:rFonts w:ascii="宋体" w:eastAsia="宋体" w:hAnsi="宋体" w:cs="宋体" w:hint="eastAsia"/>
                       <w:b/>
                       <w:bCs/>
                       <w:kern w:val="0"/>
@@ -11405,10 +11321,9 @@
                 <w:p>
                   <w:pPr>
                     <w:widowControl/>
-                    <w:spacing w:before="100" w:beforeAutospacing="1" w:after="100" w:afterAutospacing="1"/>
                     <w:jc w:val="center"/>
                     <w:rPr>
-                      <w:rFonts w:ascii="宋体" w:eastAsia="宋体" w:hAnsi="宋体" w:cs="宋体"/>
+                      <w:rFonts w:ascii="宋体" w:eastAsia="宋体" w:hAnsi="宋体" w:cs="宋体" w:hint="eastAsia"/>
                       <w:b/>
                       <w:bCs/>
                       <w:kern w:val="0"/>
@@ -11443,10 +11358,9 @@
                 <w:p>
                   <w:pPr>
                     <w:widowControl/>
-                    <w:spacing w:before="100" w:beforeAutospacing="1" w:after="100" w:afterAutospacing="1"/>
                     <w:jc w:val="left"/>
                     <w:rPr>
-                      <w:rFonts w:ascii="宋体" w:eastAsia="宋体" w:hAnsi="宋体" w:cs="宋体"/>
+                      <w:rFonts w:ascii="宋体" w:eastAsia="宋体" w:hAnsi="宋体" w:cs="宋体" w:hint="eastAsia"/>
                       <w:kern w:val="0"/>
                       <w:sz w:val="24"/>
                       <w:szCs w:val="24"/>
@@ -11459,7 +11373,6 @@
                       <w:sz w:val="24"/>
                       <w:szCs w:val="24"/>
                     </w:rPr>
-                    <w:lastRenderedPageBreak/>
                     <w:t>pgvector 能力落地</w:t>
                   </w:r>
                 </w:p>
@@ -11473,10 +11386,9 @@
                 <w:p>
                   <w:pPr>
                     <w:widowControl/>
-                    <w:spacing w:before="100" w:beforeAutospacing="1" w:after="100" w:afterAutospacing="1"/>
                     <w:jc w:val="left"/>
                     <w:rPr>
-                      <w:rFonts w:ascii="宋体" w:eastAsia="宋体" w:hAnsi="宋体" w:cs="宋体"/>
+                      <w:rFonts w:ascii="宋体" w:eastAsia="宋体" w:hAnsi="宋体" w:cs="宋体" w:hint="eastAsia"/>
                       <w:kern w:val="0"/>
                       <w:sz w:val="24"/>
                       <w:szCs w:val="24"/>
@@ -11502,10 +11414,9 @@
                 <w:p>
                   <w:pPr>
                     <w:widowControl/>
-                    <w:spacing w:before="100" w:beforeAutospacing="1" w:after="100" w:afterAutospacing="1"/>
                     <w:jc w:val="left"/>
                     <w:rPr>
-                      <w:rFonts w:ascii="宋体" w:eastAsia="宋体" w:hAnsi="宋体" w:cs="宋体"/>
+                      <w:rFonts w:ascii="宋体" w:eastAsia="宋体" w:hAnsi="宋体" w:cs="宋体" w:hint="eastAsia"/>
                       <w:kern w:val="0"/>
                       <w:sz w:val="24"/>
                       <w:szCs w:val="24"/>
@@ -11536,10 +11447,9 @@
                 <w:p>
                   <w:pPr>
                     <w:widowControl/>
-                    <w:spacing w:before="100" w:beforeAutospacing="1" w:after="100" w:afterAutospacing="1"/>
                     <w:jc w:val="left"/>
                     <w:rPr>
-                      <w:rFonts w:ascii="宋体" w:eastAsia="宋体" w:hAnsi="宋体" w:cs="宋体"/>
+                      <w:rFonts w:ascii="宋体" w:eastAsia="宋体" w:hAnsi="宋体" w:cs="宋体" w:hint="eastAsia"/>
                       <w:kern w:val="0"/>
                       <w:sz w:val="24"/>
                       <w:szCs w:val="24"/>
@@ -11565,10 +11475,9 @@
                 <w:p>
                   <w:pPr>
                     <w:widowControl/>
-                    <w:spacing w:before="100" w:beforeAutospacing="1" w:after="100" w:afterAutospacing="1"/>
                     <w:jc w:val="left"/>
                     <w:rPr>
-                      <w:rFonts w:ascii="宋体" w:eastAsia="宋体" w:hAnsi="宋体" w:cs="宋体"/>
+                      <w:rFonts w:ascii="宋体" w:eastAsia="宋体" w:hAnsi="宋体" w:cs="宋体" w:hint="eastAsia"/>
                       <w:kern w:val="0"/>
                       <w:sz w:val="24"/>
                       <w:szCs w:val="24"/>
@@ -11594,10 +11503,9 @@
                 <w:p>
                   <w:pPr>
                     <w:widowControl/>
-                    <w:spacing w:before="100" w:beforeAutospacing="1" w:after="100" w:afterAutospacing="1"/>
                     <w:jc w:val="left"/>
                     <w:rPr>
-                      <w:rFonts w:ascii="宋体" w:eastAsia="宋体" w:hAnsi="宋体" w:cs="宋体"/>
+                      <w:rFonts w:ascii="宋体" w:eastAsia="宋体" w:hAnsi="宋体" w:cs="宋体" w:hint="eastAsia"/>
                       <w:kern w:val="0"/>
                       <w:sz w:val="24"/>
                       <w:szCs w:val="24"/>
@@ -11628,10 +11536,9 @@
                 <w:p>
                   <w:pPr>
                     <w:widowControl/>
-                    <w:spacing w:before="100" w:beforeAutospacing="1" w:after="100" w:afterAutospacing="1"/>
                     <w:jc w:val="left"/>
                     <w:rPr>
-                      <w:rFonts w:ascii="宋体" w:eastAsia="宋体" w:hAnsi="宋体" w:cs="宋体"/>
+                      <w:rFonts w:ascii="宋体" w:eastAsia="宋体" w:hAnsi="宋体" w:cs="宋体" w:hint="eastAsia"/>
                       <w:kern w:val="0"/>
                       <w:sz w:val="24"/>
                       <w:szCs w:val="24"/>
@@ -11657,10 +11564,9 @@
                 <w:p>
                   <w:pPr>
                     <w:widowControl/>
-                    <w:spacing w:before="100" w:beforeAutospacing="1" w:after="100" w:afterAutospacing="1"/>
                     <w:jc w:val="left"/>
                     <w:rPr>
-                      <w:rFonts w:ascii="宋体" w:eastAsia="宋体" w:hAnsi="宋体" w:cs="宋体"/>
+                      <w:rFonts w:ascii="宋体" w:eastAsia="宋体" w:hAnsi="宋体" w:cs="宋体" w:hint="eastAsia"/>
                       <w:kern w:val="0"/>
                       <w:sz w:val="24"/>
                       <w:szCs w:val="24"/>
@@ -11697,10 +11603,9 @@
                 <w:p>
                   <w:pPr>
                     <w:widowControl/>
-                    <w:spacing w:before="100" w:beforeAutospacing="1" w:after="100" w:afterAutospacing="1"/>
                     <w:jc w:val="left"/>
                     <w:rPr>
-                      <w:rFonts w:ascii="宋体" w:eastAsia="宋体" w:hAnsi="宋体" w:cs="宋体"/>
+                      <w:rFonts w:ascii="宋体" w:eastAsia="宋体" w:hAnsi="宋体" w:cs="宋体" w:hint="eastAsia"/>
                       <w:kern w:val="0"/>
                       <w:sz w:val="24"/>
                       <w:szCs w:val="24"/>
@@ -11722,10 +11627,9 @@
           <w:p>
             <w:pPr>
               <w:widowControl/>
-              <w:spacing w:before="100" w:beforeAutospacing="1" w:after="100" w:afterAutospacing="1"/>
-              <w:jc w:val="left"/>
-              <w:rPr>
-                <w:rFonts w:ascii="宋体" w:eastAsia="宋体" w:hAnsi="宋体" w:cs="宋体"/>
+              <w:jc w:val="left"/>
+              <w:rPr>
+                <w:rFonts w:ascii="宋体" w:eastAsia="宋体" w:hAnsi="宋体" w:cs="宋体" w:hint="eastAsia"/>
                 <w:kern w:val="0"/>
                 <w:sz w:val="24"/>
                 <w:szCs w:val="24"/>
@@ -11750,10 +11654,9 @@
                 <w:ilvl w:val="0"/>
                 <w:numId w:val="12"/>
               </w:numPr>
-              <w:spacing w:before="100" w:beforeAutospacing="1" w:after="100" w:afterAutospacing="1"/>
-              <w:jc w:val="left"/>
-              <w:rPr>
-                <w:rFonts w:ascii="宋体" w:eastAsia="宋体" w:hAnsi="宋体" w:cs="宋体"/>
+              <w:jc w:val="left"/>
+              <w:rPr>
+                <w:rFonts w:ascii="宋体" w:eastAsia="宋体" w:hAnsi="宋体" w:cs="宋体" w:hint="eastAsia"/>
                 <w:kern w:val="0"/>
                 <w:sz w:val="24"/>
                 <w:szCs w:val="24"/>
@@ -11779,16 +11682,29 @@
               </w:rPr>
               <w:t xml:space="preserve">：将实践项目（Milvus + 混合检索）经验迁移为论文系统 </w:t>
             </w:r>
-            <w:r>
-              <w:rPr>
-                <w:rFonts w:ascii="宋体" w:eastAsia="宋体" w:hAnsi="宋体" w:cs="宋体"/>
-                <w:b/>
-                <w:bCs/>
-                <w:kern w:val="0"/>
-                <w:sz w:val="24"/>
-                <w:szCs w:val="24"/>
-              </w:rPr>
-              <w:t>pgvector 版</w:t>
+            <w:proofErr w:type="spellStart"/>
+            <w:r>
+              <w:rPr>
+                <w:rFonts w:ascii="宋体" w:eastAsia="宋体" w:hAnsi="宋体" w:cs="宋体"/>
+                <w:b/>
+                <w:bCs/>
+                <w:kern w:val="0"/>
+                <w:sz w:val="24"/>
+                <w:szCs w:val="24"/>
+              </w:rPr>
+              <w:t>pgvector</w:t>
+            </w:r>
+            <w:proofErr w:type="spellEnd"/>
+            <w:r>
+              <w:rPr>
+                <w:rFonts w:ascii="宋体" w:eastAsia="宋体" w:hAnsi="宋体" w:cs="宋体"/>
+                <w:b/>
+                <w:bCs/>
+                <w:kern w:val="0"/>
+                <w:sz w:val="24"/>
+                <w:szCs w:val="24"/>
+              </w:rPr>
+              <w:t xml:space="preserve"> 版</w:t>
             </w:r>
             <w:r>
               <w:rPr>
@@ -11827,10 +11743,9 @@
                 <w:ilvl w:val="0"/>
                 <w:numId w:val="12"/>
               </w:numPr>
-              <w:spacing w:before="100" w:beforeAutospacing="1" w:after="100" w:afterAutospacing="1"/>
-              <w:jc w:val="left"/>
-              <w:rPr>
-                <w:rFonts w:ascii="宋体" w:eastAsia="宋体" w:hAnsi="宋体" w:cs="宋体"/>
+              <w:jc w:val="left"/>
+              <w:rPr>
+                <w:rFonts w:ascii="宋体" w:eastAsia="宋体" w:hAnsi="宋体" w:cs="宋体" w:hint="eastAsia"/>
                 <w:kern w:val="0"/>
                 <w:sz w:val="24"/>
                 <w:szCs w:val="24"/>
@@ -11884,10 +11799,9 @@
                 <w:ilvl w:val="0"/>
                 <w:numId w:val="12"/>
               </w:numPr>
-              <w:spacing w:before="100" w:beforeAutospacing="1" w:after="100" w:afterAutospacing="1"/>
-              <w:jc w:val="left"/>
-              <w:rPr>
-                <w:rFonts w:ascii="宋体" w:eastAsia="宋体" w:hAnsi="宋体" w:cs="宋体"/>
+              <w:jc w:val="left"/>
+              <w:rPr>
+                <w:rFonts w:ascii="宋体" w:eastAsia="宋体" w:hAnsi="宋体" w:cs="宋体" w:hint="eastAsia"/>
                 <w:kern w:val="0"/>
                 <w:sz w:val="24"/>
                 <w:szCs w:val="24"/>
@@ -11921,24 +11835,24 @@
                 <w:ilvl w:val="0"/>
                 <w:numId w:val="12"/>
               </w:numPr>
-              <w:spacing w:before="100" w:beforeAutospacing="1" w:after="100" w:afterAutospacing="1"/>
-              <w:jc w:val="left"/>
-              <w:rPr>
-                <w:rFonts w:ascii="宋体" w:eastAsia="宋体" w:hAnsi="宋体" w:cs="宋体"/>
-                <w:kern w:val="0"/>
-                <w:sz w:val="24"/>
-                <w:szCs w:val="24"/>
-              </w:rPr>
-            </w:pPr>
-            <w:r>
-              <w:rPr>
-                <w:rFonts w:ascii="宋体" w:eastAsia="宋体" w:hAnsi="宋体" w:cs="宋体"/>
-                <w:b/>
-                <w:bCs/>
-                <w:kern w:val="0"/>
-                <w:sz w:val="24"/>
-                <w:szCs w:val="24"/>
-              </w:rPr>
+              <w:jc w:val="left"/>
+              <w:rPr>
+                <w:rFonts w:ascii="宋体" w:eastAsia="宋体" w:hAnsi="宋体" w:cs="宋体" w:hint="eastAsia"/>
+                <w:kern w:val="0"/>
+                <w:sz w:val="24"/>
+                <w:szCs w:val="24"/>
+              </w:rPr>
+            </w:pPr>
+            <w:r>
+              <w:rPr>
+                <w:rFonts w:ascii="宋体" w:eastAsia="宋体" w:hAnsi="宋体" w:cs="宋体"/>
+                <w:b/>
+                <w:bCs/>
+                <w:kern w:val="0"/>
+                <w:sz w:val="24"/>
+                <w:szCs w:val="24"/>
+              </w:rPr>
+              <w:lastRenderedPageBreak/>
               <w:t>Celery 任务队列（视进度）</w:t>
             </w:r>
             <w:r>
@@ -11954,10 +11868,9 @@
           <w:p>
             <w:pPr>
               <w:widowControl/>
-              <w:spacing w:before="100" w:beforeAutospacing="1" w:after="100" w:afterAutospacing="1"/>
-              <w:jc w:val="left"/>
-              <w:rPr>
-                <w:rFonts w:ascii="宋体" w:eastAsia="宋体" w:hAnsi="宋体" w:cs="宋体"/>
+              <w:jc w:val="left"/>
+              <w:rPr>
+                <w:rFonts w:ascii="宋体" w:eastAsia="宋体" w:hAnsi="宋体" w:cs="宋体" w:hint="eastAsia"/>
                 <w:kern w:val="0"/>
                 <w:sz w:val="24"/>
                 <w:szCs w:val="24"/>
@@ -11982,10 +11895,9 @@
                 <w:ilvl w:val="0"/>
                 <w:numId w:val="13"/>
               </w:numPr>
-              <w:spacing w:before="100" w:beforeAutospacing="1" w:after="100" w:afterAutospacing="1"/>
-              <w:jc w:val="left"/>
-              <w:rPr>
-                <w:rFonts w:ascii="宋体" w:eastAsia="宋体" w:hAnsi="宋体" w:cs="宋体"/>
+              <w:jc w:val="left"/>
+              <w:rPr>
+                <w:rFonts w:ascii="宋体" w:eastAsia="宋体" w:hAnsi="宋体" w:cs="宋体" w:hint="eastAsia"/>
                 <w:kern w:val="0"/>
                 <w:sz w:val="24"/>
                 <w:szCs w:val="24"/>
@@ -12039,10 +11951,9 @@
                 <w:ilvl w:val="0"/>
                 <w:numId w:val="13"/>
               </w:numPr>
-              <w:spacing w:before="100" w:beforeAutospacing="1" w:after="100" w:afterAutospacing="1"/>
-              <w:jc w:val="left"/>
-              <w:rPr>
-                <w:rFonts w:ascii="宋体" w:eastAsia="宋体" w:hAnsi="宋体" w:cs="宋体"/>
+              <w:jc w:val="left"/>
+              <w:rPr>
+                <w:rFonts w:ascii="宋体" w:eastAsia="宋体" w:hAnsi="宋体" w:cs="宋体" w:hint="eastAsia"/>
                 <w:kern w:val="0"/>
                 <w:sz w:val="24"/>
                 <w:szCs w:val="24"/>
@@ -12096,10 +12007,9 @@
                 <w:ilvl w:val="0"/>
                 <w:numId w:val="13"/>
               </w:numPr>
-              <w:spacing w:before="100" w:beforeAutospacing="1" w:after="100" w:afterAutospacing="1"/>
-              <w:jc w:val="left"/>
-              <w:rPr>
-                <w:rFonts w:ascii="宋体" w:eastAsia="宋体" w:hAnsi="宋体" w:cs="宋体"/>
+              <w:jc w:val="left"/>
+              <w:rPr>
+                <w:rFonts w:ascii="宋体" w:eastAsia="宋体" w:hAnsi="宋体" w:cs="宋体" w:hint="eastAsia"/>
                 <w:kern w:val="0"/>
                 <w:sz w:val="24"/>
                 <w:szCs w:val="24"/>
@@ -12129,10 +12039,9 @@
           <w:p>
             <w:pPr>
               <w:widowControl/>
-              <w:spacing w:before="100" w:beforeAutospacing="1" w:after="100" w:afterAutospacing="1"/>
-              <w:jc w:val="left"/>
-              <w:rPr>
-                <w:rFonts w:ascii="宋体" w:eastAsia="宋体" w:hAnsi="宋体" w:cs="宋体"/>
+              <w:jc w:val="left"/>
+              <w:rPr>
+                <w:rFonts w:ascii="宋体" w:eastAsia="宋体" w:hAnsi="宋体" w:cs="宋体" w:hint="eastAsia"/>
                 <w:kern w:val="0"/>
                 <w:sz w:val="24"/>
                 <w:szCs w:val="24"/>
@@ -12157,10 +12066,9 @@
                 <w:ilvl w:val="0"/>
                 <w:numId w:val="14"/>
               </w:numPr>
-              <w:spacing w:before="100" w:beforeAutospacing="1" w:after="100" w:afterAutospacing="1"/>
-              <w:jc w:val="left"/>
-              <w:rPr>
-                <w:rFonts w:ascii="宋体" w:eastAsia="宋体" w:hAnsi="宋体" w:cs="宋体"/>
+              <w:jc w:val="left"/>
+              <w:rPr>
+                <w:rFonts w:ascii="宋体" w:eastAsia="宋体" w:hAnsi="宋体" w:cs="宋体" w:hint="eastAsia"/>
                 <w:kern w:val="0"/>
                 <w:sz w:val="24"/>
                 <w:szCs w:val="24"/>
@@ -12194,10 +12102,9 @@
                 <w:ilvl w:val="0"/>
                 <w:numId w:val="14"/>
               </w:numPr>
-              <w:spacing w:before="100" w:beforeAutospacing="1" w:after="100" w:afterAutospacing="1"/>
-              <w:jc w:val="left"/>
-              <w:rPr>
-                <w:rFonts w:ascii="宋体" w:eastAsia="宋体" w:hAnsi="宋体" w:cs="宋体"/>
+              <w:jc w:val="left"/>
+              <w:rPr>
+                <w:rFonts w:ascii="宋体" w:eastAsia="宋体" w:hAnsi="宋体" w:cs="宋体" w:hint="eastAsia"/>
                 <w:kern w:val="0"/>
                 <w:sz w:val="24"/>
                 <w:szCs w:val="24"/>
@@ -12231,10 +12138,9 @@
                 <w:ilvl w:val="0"/>
                 <w:numId w:val="14"/>
               </w:numPr>
-              <w:spacing w:before="100" w:beforeAutospacing="1" w:after="100" w:afterAutospacing="1"/>
-              <w:jc w:val="left"/>
-              <w:rPr>
-                <w:rFonts w:ascii="宋体" w:eastAsia="宋体" w:hAnsi="宋体" w:cs="宋体"/>
+              <w:jc w:val="left"/>
+              <w:rPr>
+                <w:rFonts w:ascii="宋体" w:eastAsia="宋体" w:hAnsi="宋体" w:cs="宋体" w:hint="eastAsia"/>
                 <w:kern w:val="0"/>
                 <w:sz w:val="24"/>
                 <w:szCs w:val="24"/>
@@ -12284,10 +12190,9 @@
           <w:p>
             <w:pPr>
               <w:widowControl/>
-              <w:spacing w:before="100" w:beforeAutospacing="1" w:after="100" w:afterAutospacing="1"/>
-              <w:jc w:val="left"/>
-              <w:rPr>
-                <w:rFonts w:ascii="宋体" w:eastAsia="宋体" w:hAnsi="宋体" w:cs="宋体"/>
+              <w:jc w:val="left"/>
+              <w:rPr>
+                <w:rFonts w:ascii="宋体" w:eastAsia="宋体" w:hAnsi="宋体" w:cs="宋体" w:hint="eastAsia"/>
                 <w:kern w:val="0"/>
                 <w:sz w:val="24"/>
                 <w:szCs w:val="24"/>
@@ -12311,7 +12216,7 @@
                 <w:sz w:val="24"/>
                 <w:szCs w:val="24"/>
               </w:rPr>
-              <w:t>：在预定时间内完成学位论文撰写与系统核心能力验证，通过中期考核及后续预答辩；若聚类</w:t>
+              <w:t>：在预定时间内完成学位论文撰写与系统核心能力验证，通过中期考核及后续答辩；若聚类</w:t>
             </w:r>
             <w:proofErr w:type="gramStart"/>
             <w:r>
@@ -12331,38 +12236,28 @@
                 <w:sz w:val="24"/>
                 <w:szCs w:val="24"/>
               </w:rPr>
-              <w:t>存在波动，以增量效率、流式可用性</w:t>
-            </w:r>
-            <w:r>
-              <w:rPr>
-                <w:rFonts w:ascii="宋体" w:eastAsia="宋体" w:hAnsi="宋体" w:cs="宋体"/>
-                <w:kern w:val="0"/>
-                <w:sz w:val="24"/>
-                <w:szCs w:val="24"/>
-              </w:rPr>
-              <w:lastRenderedPageBreak/>
-              <w:t>及系统工程完整性作为补充论证，确保一类创新点有理论、有实现、有实验（或明确实验路径）三重支撑。</w:t>
-            </w:r>
-          </w:p>
-          <w:p>
-            <w:pPr>
-              <w:widowControl/>
-              <w:jc w:val="left"/>
-              <w:rPr>
-                <w:rFonts w:ascii="宋体" w:eastAsia="宋体" w:hAnsi="宋体" w:cs="宋体"/>
-                <w:kern w:val="0"/>
-                <w:sz w:val="24"/>
-                <w:szCs w:val="24"/>
-              </w:rPr>
-            </w:pPr>
-            <w:r>
-              <w:rPr>
-                <w:rFonts w:ascii="宋体" w:eastAsia="宋体" w:hAnsi="宋体" w:cs="宋体"/>
-                <w:kern w:val="0"/>
-                <w:sz w:val="24"/>
-                <w:szCs w:val="24"/>
-              </w:rPr>
-              <w:pict>
+              <w:t>存在波动，以增量效率、流式可用性及系统工程完整性作为补充论证，确保一类创新点有理论、有实现、有实验三重支撑。</w:t>
+            </w:r>
+          </w:p>
+          <w:p>
+            <w:pPr>
+              <w:widowControl/>
+              <w:jc w:val="left"/>
+              <w:rPr>
+                <w:rFonts w:ascii="宋体" w:eastAsia="宋体" w:hAnsi="宋体" w:cs="宋体" w:hint="eastAsia"/>
+                <w:kern w:val="0"/>
+                <w:sz w:val="24"/>
+                <w:szCs w:val="24"/>
+              </w:rPr>
+            </w:pPr>
+            <w:r>
+              <w:rPr>
+                <w:rFonts w:ascii="宋体" w:eastAsia="宋体" w:hAnsi="宋体" w:cs="宋体"/>
+                <w:kern w:val="0"/>
+                <w:sz w:val="24"/>
+                <w:szCs w:val="24"/>
+              </w:rPr>
+              <w:pict w14:anchorId="2CBFC470">
                 <v:rect id="_x0000_i1025" style="width:0;height:1.5pt" o:hralign="center" o:hrstd="t" o:hr="t" fillcolor="#a0a0a0" stroked="f"/>
               </w:pict>
             </w:r>
@@ -12374,7 +12269,7 @@
               <w:adjustRightInd w:val="0"/>
               <w:jc w:val="left"/>
               <w:rPr>
-                <w:rFonts w:ascii="仿宋" w:eastAsia="仿宋" w:hAnsi="仿宋" w:cs="微软雅黑"/>
+                <w:rFonts w:ascii="仿宋" w:eastAsia="仿宋" w:hAnsi="仿宋" w:cs="微软雅黑" w:hint="eastAsia"/>
                 <w:color w:val="008080"/>
                 <w:kern w:val="0"/>
                 <w:sz w:val="27"/>
@@ -12398,7 +12293,6 @@
               <w:bottom w:val="single" w:sz="4" w:space="0" w:color="auto"/>
               <w:right w:val="single" w:sz="4" w:space="0" w:color="auto"/>
             </w:tcBorders>
-            <w:shd w:val="clear" w:color="auto" w:fill="auto"/>
             <w:noWrap/>
             <w:vAlign w:val="center"/>
           </w:tcPr>
@@ -12407,7 +12301,7 @@
               <w:widowControl/>
               <w:jc w:val="left"/>
               <w:rPr>
-                <w:rFonts w:ascii="仿宋" w:eastAsia="仿宋" w:hAnsi="仿宋" w:cs="宋体"/>
+                <w:rFonts w:ascii="仿宋" w:eastAsia="仿宋" w:hAnsi="仿宋" w:cs="宋体" w:hint="eastAsia"/>
                 <w:color w:val="000000"/>
                 <w:kern w:val="0"/>
                 <w:sz w:val="22"/>
@@ -12435,7 +12329,6 @@
               <w:bottom w:val="single" w:sz="4" w:space="0" w:color="auto"/>
               <w:right w:val="single" w:sz="4" w:space="0" w:color="auto"/>
             </w:tcBorders>
-            <w:shd w:val="clear" w:color="auto" w:fill="auto"/>
             <w:noWrap/>
           </w:tcPr>
           <w:p>
@@ -12445,7 +12338,7 @@
               <w:adjustRightInd w:val="0"/>
               <w:jc w:val="left"/>
               <w:rPr>
-                <w:rFonts w:ascii="仿宋" w:eastAsia="仿宋" w:hAnsi="仿宋" w:cs="宋体"/>
+                <w:rFonts w:ascii="仿宋" w:eastAsia="仿宋" w:hAnsi="仿宋" w:cs="宋体" w:hint="eastAsia"/>
                 <w:color w:val="000000"/>
                 <w:kern w:val="0"/>
                 <w:szCs w:val="21"/>
@@ -12484,7 +12377,7 @@
               <w:adjustRightInd w:val="0"/>
               <w:jc w:val="left"/>
               <w:rPr>
-                <w:rFonts w:ascii="仿宋" w:eastAsia="仿宋" w:hAnsi="仿宋" w:cs="宋体"/>
+                <w:rFonts w:ascii="仿宋" w:eastAsia="仿宋" w:hAnsi="仿宋" w:cs="宋体" w:hint="eastAsia"/>
                 <w:color w:val="000000"/>
                 <w:kern w:val="0"/>
                 <w:szCs w:val="21"/>
@@ -12499,7 +12392,7 @@
         <w:pStyle w:val="a7"/>
         <w:ind w:left="357" w:firstLineChars="0" w:firstLine="0"/>
         <w:rPr>
-          <w:rFonts w:ascii="仿宋" w:eastAsia="仿宋" w:hAnsi="仿宋"/>
+          <w:rFonts w:ascii="仿宋" w:eastAsia="仿宋" w:hAnsi="仿宋" w:hint="eastAsia"/>
         </w:rPr>
       </w:pPr>
     </w:p>
@@ -12514,9 +12407,14 @@
 </file>
 
 <file path=word/endnotes.xml><?xml version="1.0" encoding="utf-8"?>
-<w:endnotes xmlns:wpc="http://schemas.microsoft.com/office/word/2010/wordprocessingCanvas" xmlns:cx="http://schemas.microsoft.com/office/drawing/2014/chartex" xmlns:cx1="http://schemas.microsoft.com/office/drawing/2015/9/8/chartex" xmlns:cx2="http://schemas.microsoft.com/office/drawing/2015/10/21/chartex" xmlns:cx3="http://schemas.microsoft.com/office/drawing/2016/5/9/chartex" xmlns:cx4="http://schemas.microsoft.com/office/drawing/2016/5/10/chartex" xmlns:cx5="http://schemas.microsoft.com/office/drawing/2016/5/11/chartex" xmlns:cx6="http://schemas.microsoft.com/office/drawing/2016/5/12/chartex" xmlns:cx7="http://schemas.microsoft.com/office/drawing/2016/5/13/chartex" xmlns:cx8="http://schemas.microsoft.com/office/drawing/2016/5/14/chartex" xmlns:mc="http://schemas.openxmlformats.org/markup-compatibility/2006" xmlns:aink="http://schemas.microsoft.com/office/drawing/2016/ink" xmlns:am3d="http://schemas.microsoft.com/office/drawing/2017/model3d" xmlns:o="urn:schemas-microsoft-com:office:office" xmlns:r="http://schemas.openxmlformats.org/officeDocument/2006/relationships" xmlns:m="http://schemas.openxmlformats.org/officeDocument/2006/math" xmlns:v="urn:schemas-microsoft-com:vml" xmlns:wp14="http://schemas.microsoft.com/office/word/2010/wordprocessingDrawing" xmlns:wp="http://schemas.openxmlformats.org/drawingml/2006/wordprocessingDrawing" xmlns:w10="urn:schemas-microsoft-com:office:word" xmlns:w="http://schemas.openxmlformats.org/wordprocessingml/2006/main" xmlns:w14="http://schemas.microsoft.com/office/word/2010/wordml" xmlns:w15="http://schemas.microsoft.com/office/word/2012/wordml" xmlns:w16cid="http://schemas.microsoft.com/office/word/2016/wordml/cid" xmlns:w16se="http://schemas.microsoft.com/office/word/2015/wordml/symex" xmlns:wpg="http://schemas.microsoft.com/office/word/2010/wordprocessingGroup" xmlns:wpi="http://schemas.microsoft.com/office/word/2010/wordprocessingInk" xmlns:wne="http://schemas.microsoft.com/office/word/2006/wordml" xmlns:wps="http://schemas.microsoft.com/office/word/2010/wordprocessingShape" mc:Ignorable="w14 w15 w16se w16cid wp14">
+<w:endnotes xmlns:wpc="http://schemas.microsoft.com/office/word/2010/wordprocessingCanvas" xmlns:cx="http://schemas.microsoft.com/office/drawing/2014/chartex" xmlns:cx1="http://schemas.microsoft.com/office/drawing/2015/9/8/chartex" xmlns:cx2="http://schemas.microsoft.com/office/drawing/2015/10/21/chartex" xmlns:cx3="http://schemas.microsoft.com/office/drawing/2016/5/9/chartex" xmlns:cx4="http://schemas.microsoft.com/office/drawing/2016/5/10/chartex" xmlns:cx5="http://schemas.microsoft.com/office/drawing/2016/5/11/chartex" xmlns:cx6="http://schemas.microsoft.com/office/drawing/2016/5/12/chartex" xmlns:cx7="http://schemas.microsoft.com/office/drawing/2016/5/13/chartex" xmlns:cx8="http://schemas.microsoft.com/office/drawing/2016/5/14/chartex" xmlns:mc="http://schemas.openxmlformats.org/markup-compatibility/2006" xmlns:aink="http://schemas.microsoft.com/office/drawing/2016/ink" xmlns:am3d="http://schemas.microsoft.com/office/drawing/2017/model3d" xmlns:o="urn:schemas-microsoft-com:office:office" xmlns:oel="http://schemas.microsoft.com/office/2019/extlst" xmlns:r="http://schemas.openxmlformats.org/officeDocument/2006/relationships" xmlns:m="http://schemas.openxmlformats.org/officeDocument/2006/math" xmlns:v="urn:schemas-microsoft-com:vml" xmlns:wp14="http://schemas.microsoft.com/office/word/2010/wordprocessingDrawing" xmlns:wp="http://schemas.openxmlformats.org/drawingml/2006/wordprocessingDrawing" xmlns:w10="urn:schemas-microsoft-com:office:word" xmlns:w="http://schemas.openxmlformats.org/wordprocessingml/2006/main" xmlns:w14="http://schemas.microsoft.com/office/word/2010/wordml" xmlns:w15="http://schemas.microsoft.com/office/word/2012/wordml" xmlns:w16cex="http://schemas.microsoft.com/office/word/2018/wordml/cex" xmlns:w16cid="http://schemas.microsoft.com/office/word/2016/wordml/cid" xmlns:w16="http://schemas.microsoft.com/office/word/2018/wordml" xmlns:w16du="http://schemas.microsoft.com/office/word/2023/wordml/word16du" xmlns:w16sdtdh="http://schemas.microsoft.com/office/word/2020/wordml/sdtdatahash" xmlns:w16sdtfl="http://schemas.microsoft.com/office/word/2024/wordml/sdtformatlock" xmlns:w16se="http://schemas.microsoft.com/office/word/2015/wordml/symex" xmlns:wpg="http://schemas.microsoft.com/office/word/2010/wordprocessingGroup" xmlns:wpi="http://schemas.microsoft.com/office/word/2010/wordprocessingInk" xmlns:wne="http://schemas.microsoft.com/office/word/2006/wordml" xmlns:wps="http://schemas.microsoft.com/office/word/2010/wordprocessingShape" mc:Ignorable="w14 w15 w16se w16cid w16 w16cex w16sdtdh w16sdtfl w16du wp14">
   <w:endnote w:type="separator" w:id="-1">
     <w:p>
+      <w:pPr>
+        <w:rPr>
+          <w:rFonts w:hint="eastAsia"/>
+        </w:rPr>
+      </w:pPr>
       <w:r>
         <w:separator/>
       </w:r>
@@ -12524,6 +12422,11 @@
   </w:endnote>
   <w:endnote w:type="continuationSeparator" w:id="0">
     <w:p>
+      <w:pPr>
+        <w:rPr>
+          <w:rFonts w:hint="eastAsia"/>
+        </w:rPr>
+      </w:pPr>
       <w:r>
         <w:continuationSeparator/>
       </w:r>
@@ -12533,9 +12436,14 @@
 </file>
 
 <file path=word/footnotes.xml><?xml version="1.0" encoding="utf-8"?>
-<w:footnotes xmlns:wpc="http://schemas.microsoft.com/office/word/2010/wordprocessingCanvas" xmlns:cx="http://schemas.microsoft.com/office/drawing/2014/chartex" xmlns:cx1="http://schemas.microsoft.com/office/drawing/2015/9/8/chartex" xmlns:cx2="http://schemas.microsoft.com/office/drawing/2015/10/21/chartex" xmlns:cx3="http://schemas.microsoft.com/office/drawing/2016/5/9/chartex" xmlns:cx4="http://schemas.microsoft.com/office/drawing/2016/5/10/chartex" xmlns:cx5="http://schemas.microsoft.com/office/drawing/2016/5/11/chartex" xmlns:cx6="http://schemas.microsoft.com/office/drawing/2016/5/12/chartex" xmlns:cx7="http://schemas.microsoft.com/office/drawing/2016/5/13/chartex" xmlns:cx8="http://schemas.microsoft.com/office/drawing/2016/5/14/chartex" xmlns:mc="http://schemas.openxmlformats.org/markup-compatibility/2006" xmlns:aink="http://schemas.microsoft.com/office/drawing/2016/ink" xmlns:am3d="http://schemas.microsoft.com/office/drawing/2017/model3d" xmlns:o="urn:schemas-microsoft-com:office:office" xmlns:r="http://schemas.openxmlformats.org/officeDocument/2006/relationships" xmlns:m="http://schemas.openxmlformats.org/officeDocument/2006/math" xmlns:v="urn:schemas-microsoft-com:vml" xmlns:wp14="http://schemas.microsoft.com/office/word/2010/wordprocessingDrawing" xmlns:wp="http://schemas.openxmlformats.org/drawingml/2006/wordprocessingDrawing" xmlns:w10="urn:schemas-microsoft-com:office:word" xmlns:w="http://schemas.openxmlformats.org/wordprocessingml/2006/main" xmlns:w14="http://schemas.microsoft.com/office/word/2010/wordml" xmlns:w15="http://schemas.microsoft.com/office/word/2012/wordml" xmlns:w16cid="http://schemas.microsoft.com/office/word/2016/wordml/cid" xmlns:w16se="http://schemas.microsoft.com/office/word/2015/wordml/symex" xmlns:wpg="http://schemas.microsoft.com/office/word/2010/wordprocessingGroup" xmlns:wpi="http://schemas.microsoft.com/office/word/2010/wordprocessingInk" xmlns:wne="http://schemas.microsoft.com/office/word/2006/wordml" xmlns:wps="http://schemas.microsoft.com/office/word/2010/wordprocessingShape" mc:Ignorable="w14 w15 w16se w16cid wp14">
+<w:footnotes xmlns:wpc="http://schemas.microsoft.com/office/word/2010/wordprocessingCanvas" xmlns:cx="http://schemas.microsoft.com/office/drawing/2014/chartex" xmlns:cx1="http://schemas.microsoft.com/office/drawing/2015/9/8/chartex" xmlns:cx2="http://schemas.microsoft.com/office/drawing/2015/10/21/chartex" xmlns:cx3="http://schemas.microsoft.com/office/drawing/2016/5/9/chartex" xmlns:cx4="http://schemas.microsoft.com/office/drawing/2016/5/10/chartex" xmlns:cx5="http://schemas.microsoft.com/office/drawing/2016/5/11/chartex" xmlns:cx6="http://schemas.microsoft.com/office/drawing/2016/5/12/chartex" xmlns:cx7="http://schemas.microsoft.com/office/drawing/2016/5/13/chartex" xmlns:cx8="http://schemas.microsoft.com/office/drawing/2016/5/14/chartex" xmlns:mc="http://schemas.openxmlformats.org/markup-compatibility/2006" xmlns:aink="http://schemas.microsoft.com/office/drawing/2016/ink" xmlns:am3d="http://schemas.microsoft.com/office/drawing/2017/model3d" xmlns:o="urn:schemas-microsoft-com:office:office" xmlns:oel="http://schemas.microsoft.com/office/2019/extlst" xmlns:r="http://schemas.openxmlformats.org/officeDocument/2006/relationships" xmlns:m="http://schemas.openxmlformats.org/officeDocument/2006/math" xmlns:v="urn:schemas-microsoft-com:vml" xmlns:wp14="http://schemas.microsoft.com/office/word/2010/wordprocessingDrawing" xmlns:wp="http://schemas.openxmlformats.org/drawingml/2006/wordprocessingDrawing" xmlns:w10="urn:schemas-microsoft-com:office:word" xmlns:w="http://schemas.openxmlformats.org/wordprocessingml/2006/main" xmlns:w14="http://schemas.microsoft.com/office/word/2010/wordml" xmlns:w15="http://schemas.microsoft.com/office/word/2012/wordml" xmlns:w16cex="http://schemas.microsoft.com/office/word/2018/wordml/cex" xmlns:w16cid="http://schemas.microsoft.com/office/word/2016/wordml/cid" xmlns:w16="http://schemas.microsoft.com/office/word/2018/wordml" xmlns:w16du="http://schemas.microsoft.com/office/word/2023/wordml/word16du" xmlns:w16sdtdh="http://schemas.microsoft.com/office/word/2020/wordml/sdtdatahash" xmlns:w16sdtfl="http://schemas.microsoft.com/office/word/2024/wordml/sdtformatlock" xmlns:w16se="http://schemas.microsoft.com/office/word/2015/wordml/symex" xmlns:wpg="http://schemas.microsoft.com/office/word/2010/wordprocessingGroup" xmlns:wpi="http://schemas.microsoft.com/office/word/2010/wordprocessingInk" xmlns:wne="http://schemas.microsoft.com/office/word/2006/wordml" xmlns:wps="http://schemas.microsoft.com/office/word/2010/wordprocessingShape" mc:Ignorable="w14 w15 w16se w16cid w16 w16cex w16sdtdh w16sdtfl w16du wp14">
   <w:footnote w:type="separator" w:id="-1">
     <w:p>
+      <w:pPr>
+        <w:rPr>
+          <w:rFonts w:hint="eastAsia"/>
+        </w:rPr>
+      </w:pPr>
       <w:r>
         <w:separator/>
       </w:r>
@@ -12543,6 +12451,11 @@
   </w:footnote>
   <w:footnote w:type="continuationSeparator" w:id="0">
     <w:p>
+      <w:pPr>
+        <w:rPr>
+          <w:rFonts w:hint="eastAsia"/>
+        </w:rPr>
+      </w:pPr>
       <w:r>
         <w:continuationSeparator/>
       </w:r>
@@ -12552,7 +12465,7 @@
 </file>
 
 <file path=word/numbering.xml><?xml version="1.0" encoding="utf-8"?>
-<w:numbering xmlns:wpc="http://schemas.microsoft.com/office/word/2010/wordprocessingCanvas" xmlns:cx="http://schemas.microsoft.com/office/drawing/2014/chartex" xmlns:cx1="http://schemas.microsoft.com/office/drawing/2015/9/8/chartex" xmlns:cx2="http://schemas.microsoft.com/office/drawing/2015/10/21/chartex" xmlns:cx3="http://schemas.microsoft.com/office/drawing/2016/5/9/chartex" xmlns:cx4="http://schemas.microsoft.com/office/drawing/2016/5/10/chartex" xmlns:cx5="http://schemas.microsoft.com/office/drawing/2016/5/11/chartex" xmlns:cx6="http://schemas.microsoft.com/office/drawing/2016/5/12/chartex" xmlns:cx7="http://schemas.microsoft.com/office/drawing/2016/5/13/chartex" xmlns:cx8="http://schemas.microsoft.com/office/drawing/2016/5/14/chartex" xmlns:mc="http://schemas.openxmlformats.org/markup-compatibility/2006" xmlns:aink="http://schemas.microsoft.com/office/drawing/2016/ink" xmlns:am3d="http://schemas.microsoft.com/office/drawing/2017/model3d" xmlns:o="urn:schemas-microsoft-com:office:office" xmlns:r="http://schemas.openxmlformats.org/officeDocument/2006/relationships" xmlns:m="http://schemas.openxmlformats.org/officeDocument/2006/math" xmlns:v="urn:schemas-microsoft-com:vml" xmlns:wp14="http://schemas.microsoft.com/office/word/2010/wordprocessingDrawing" xmlns:wp="http://schemas.openxmlformats.org/drawingml/2006/wordprocessingDrawing" xmlns:w10="urn:schemas-microsoft-com:office:word" xmlns:w="http://schemas.openxmlformats.org/wordprocessingml/2006/main" xmlns:w14="http://schemas.microsoft.com/office/word/2010/wordml" xmlns:w15="http://schemas.microsoft.com/office/word/2012/wordml" xmlns:w16cid="http://schemas.microsoft.com/office/word/2016/wordml/cid" xmlns:w16se="http://schemas.microsoft.com/office/word/2015/wordml/symex" xmlns:wpg="http://schemas.microsoft.com/office/word/2010/wordprocessingGroup" xmlns:wpi="http://schemas.microsoft.com/office/word/2010/wordprocessingInk" xmlns:wne="http://schemas.microsoft.com/office/word/2006/wordml" xmlns:wps="http://schemas.microsoft.com/office/word/2010/wordprocessingShape" mc:Ignorable="w14 w15 w16se w16cid wp14">
+<w:numbering xmlns:wpc="http://schemas.microsoft.com/office/word/2010/wordprocessingCanvas" xmlns:cx="http://schemas.microsoft.com/office/drawing/2014/chartex" xmlns:cx1="http://schemas.microsoft.com/office/drawing/2015/9/8/chartex" xmlns:cx2="http://schemas.microsoft.com/office/drawing/2015/10/21/chartex" xmlns:cx3="http://schemas.microsoft.com/office/drawing/2016/5/9/chartex" xmlns:cx4="http://schemas.microsoft.com/office/drawing/2016/5/10/chartex" xmlns:cx5="http://schemas.microsoft.com/office/drawing/2016/5/11/chartex" xmlns:cx6="http://schemas.microsoft.com/office/drawing/2016/5/12/chartex" xmlns:cx7="http://schemas.microsoft.com/office/drawing/2016/5/13/chartex" xmlns:cx8="http://schemas.microsoft.com/office/drawing/2016/5/14/chartex" xmlns:mc="http://schemas.openxmlformats.org/markup-compatibility/2006" xmlns:aink="http://schemas.microsoft.com/office/drawing/2016/ink" xmlns:am3d="http://schemas.microsoft.com/office/drawing/2017/model3d" xmlns:o="urn:schemas-microsoft-com:office:office" xmlns:oel="http://schemas.microsoft.com/office/2019/extlst" xmlns:r="http://schemas.openxmlformats.org/officeDocument/2006/relationships" xmlns:m="http://schemas.openxmlformats.org/officeDocument/2006/math" xmlns:v="urn:schemas-microsoft-com:vml" xmlns:wp14="http://schemas.microsoft.com/office/word/2010/wordprocessingDrawing" xmlns:wp="http://schemas.openxmlformats.org/drawingml/2006/wordprocessingDrawing" xmlns:w10="urn:schemas-microsoft-com:office:word" xmlns:w="http://schemas.openxmlformats.org/wordprocessingml/2006/main" xmlns:w14="http://schemas.microsoft.com/office/word/2010/wordml" xmlns:w15="http://schemas.microsoft.com/office/word/2012/wordml" xmlns:w16cex="http://schemas.microsoft.com/office/word/2018/wordml/cex" xmlns:w16cid="http://schemas.microsoft.com/office/word/2016/wordml/cid" xmlns:w16="http://schemas.microsoft.com/office/word/2018/wordml" xmlns:w16du="http://schemas.microsoft.com/office/word/2023/wordml/word16du" xmlns:w16sdtdh="http://schemas.microsoft.com/office/word/2020/wordml/sdtdatahash" xmlns:w16sdtfl="http://schemas.microsoft.com/office/word/2024/wordml/sdtformatlock" xmlns:w16se="http://schemas.microsoft.com/office/word/2015/wordml/symex" xmlns:wpg="http://schemas.microsoft.com/office/word/2010/wordprocessingGroup" xmlns:wpi="http://schemas.microsoft.com/office/word/2010/wordprocessingInk" xmlns:wne="http://schemas.microsoft.com/office/word/2006/wordml" xmlns:wps="http://schemas.microsoft.com/office/word/2010/wordprocessingShape" mc:Ignorable="w14 w15 w16se w16cid w16 w16cex w16sdtdh w16sdtfl w16du wp14">
   <w:abstractNum w:abstractNumId="0" w15:restartNumberingAfterBreak="0">
     <w:nsid w:val="05BC31CD"/>
     <w:multiLevelType w:val="multilevel"/>
@@ -14507,53 +14420,53 @@
       </w:rPr>
     </w:lvl>
   </w:abstractNum>
-  <w:num w:numId="1">
+  <w:num w:numId="1" w16cid:durableId="634455908">
     <w:abstractNumId w:val="7"/>
   </w:num>
-  <w:num w:numId="2">
+  <w:num w:numId="2" w16cid:durableId="48725517">
     <w:abstractNumId w:val="10"/>
   </w:num>
-  <w:num w:numId="3">
+  <w:num w:numId="3" w16cid:durableId="419722062">
     <w:abstractNumId w:val="3"/>
   </w:num>
-  <w:num w:numId="4">
+  <w:num w:numId="4" w16cid:durableId="1164080064">
     <w:abstractNumId w:val="6"/>
   </w:num>
-  <w:num w:numId="5">
+  <w:num w:numId="5" w16cid:durableId="367216414">
     <w:abstractNumId w:val="1"/>
   </w:num>
-  <w:num w:numId="6">
+  <w:num w:numId="6" w16cid:durableId="907687509">
     <w:abstractNumId w:val="0"/>
   </w:num>
-  <w:num w:numId="7">
+  <w:num w:numId="7" w16cid:durableId="977608272">
     <w:abstractNumId w:val="9"/>
   </w:num>
-  <w:num w:numId="8">
+  <w:num w:numId="8" w16cid:durableId="138039666">
     <w:abstractNumId w:val="2"/>
   </w:num>
-  <w:num w:numId="9">
+  <w:num w:numId="9" w16cid:durableId="262422556">
     <w:abstractNumId w:val="8"/>
   </w:num>
-  <w:num w:numId="10">
+  <w:num w:numId="10" w16cid:durableId="988677536">
     <w:abstractNumId w:val="4"/>
   </w:num>
-  <w:num w:numId="11">
+  <w:num w:numId="11" w16cid:durableId="859469150">
     <w:abstractNumId w:val="13"/>
   </w:num>
-  <w:num w:numId="12">
+  <w:num w:numId="12" w16cid:durableId="737560177">
     <w:abstractNumId w:val="12"/>
   </w:num>
-  <w:num w:numId="13">
+  <w:num w:numId="13" w16cid:durableId="87771244">
     <w:abstractNumId w:val="11"/>
   </w:num>
-  <w:num w:numId="14">
+  <w:num w:numId="14" w16cid:durableId="1058281380">
     <w:abstractNumId w:val="5"/>
   </w:num>
 </w:numbering>
 </file>
 
 <file path=word/styles.xml><?xml version="1.0" encoding="utf-8"?>
-<w:styles xmlns:mc="http://schemas.openxmlformats.org/markup-compatibility/2006" xmlns:r="http://schemas.openxmlformats.org/officeDocument/2006/relationships" xmlns:w="http://schemas.openxmlformats.org/wordprocessingml/2006/main" xmlns:w14="http://schemas.microsoft.com/office/word/2010/wordml" xmlns:w15="http://schemas.microsoft.com/office/word/2012/wordml" xmlns:w16cid="http://schemas.microsoft.com/office/word/2016/wordml/cid" xmlns:w16se="http://schemas.microsoft.com/office/word/2015/wordml/symex" mc:Ignorable="w14 w15 w16se w16cid">
+<w:styles xmlns:mc="http://schemas.openxmlformats.org/markup-compatibility/2006" xmlns:r="http://schemas.openxmlformats.org/officeDocument/2006/relationships" xmlns:w="http://schemas.openxmlformats.org/wordprocessingml/2006/main" xmlns:w14="http://schemas.microsoft.com/office/word/2010/wordml" xmlns:w15="http://schemas.microsoft.com/office/word/2012/wordml" xmlns:w16cex="http://schemas.microsoft.com/office/word/2018/wordml/cex" xmlns:w16cid="http://schemas.microsoft.com/office/word/2016/wordml/cid" xmlns:w16="http://schemas.microsoft.com/office/word/2018/wordml" xmlns:w16du="http://schemas.microsoft.com/office/word/2023/wordml/word16du" xmlns:w16sdtdh="http://schemas.microsoft.com/office/word/2020/wordml/sdtdatahash" xmlns:w16sdtfl="http://schemas.microsoft.com/office/word/2024/wordml/sdtformatlock" xmlns:w16se="http://schemas.microsoft.com/office/word/2015/wordml/symex" mc:Ignorable="w14 w15 w16se w16cid w16 w16cex w16sdtdh w16sdtfl w16du">
   <w:docDefaults>
     <w:rPrDefault>
       <w:rPr>
@@ -14566,7 +14479,7 @@
     </w:rPrDefault>
     <w:pPrDefault/>
   </w:docDefaults>
-  <w:latentStyles w:defLockedState="0" w:defUIPriority="99" w:defSemiHidden="0" w:defUnhideWhenUsed="0" w:defQFormat="0" w:count="375">
+  <w:latentStyles w:defLockedState="0" w:defUIPriority="99" w:defSemiHidden="0" w:defUnhideWhenUsed="0" w:defQFormat="0" w:count="376">
     <w:lsdException w:name="Normal" w:uiPriority="0" w:qFormat="1"/>
     <w:lsdException w:name="heading 1" w:uiPriority="9" w:qFormat="1"/>
     <w:lsdException w:name="heading 2" w:semiHidden="1" w:uiPriority="9" w:unhideWhenUsed="1" w:qFormat="1"/>
@@ -14942,6 +14855,7 @@
     <w:lsdException w:name="Smart Hyperlink" w:semiHidden="1" w:unhideWhenUsed="1"/>
     <w:lsdException w:name="Hashtag" w:semiHidden="1" w:unhideWhenUsed="1"/>
     <w:lsdException w:name="Unresolved Mention" w:semiHidden="1" w:unhideWhenUsed="1"/>
+    <w:lsdException w:name="Smart Link" w:semiHidden="1" w:unhideWhenUsed="1"/>
   </w:latentStyles>
   <w:style w:type="paragraph" w:default="1" w:styleId="a">
     <w:name w:val="Normal"/>
